--- a/fuentes/CFA_01_84710108_DU.docx
+++ b/fuentes/CFA_01_84710108_DU.docx
@@ -1,6 +1,6 @@
 
 <file path=word/document.xml><?xml version="1.0" encoding="utf-8"?>
-<w:document xmlns:wpc="http://schemas.microsoft.com/office/word/2010/wordprocessingCanvas" xmlns:cx="http://schemas.microsoft.com/office/drawing/2014/chartex" xmlns:cx1="http://schemas.microsoft.com/office/drawing/2015/9/8/chartex" xmlns:cx2="http://schemas.microsoft.com/office/drawing/2015/10/21/chartex" xmlns:cx3="http://schemas.microsoft.com/office/drawing/2016/5/9/chartex" xmlns:cx4="http://schemas.microsoft.com/office/drawing/2016/5/10/chartex" xmlns:cx5="http://schemas.microsoft.com/office/drawing/2016/5/11/chartex" xmlns:cx6="http://schemas.microsoft.com/office/drawing/2016/5/12/chartex" xmlns:cx7="http://schemas.microsoft.com/office/drawing/2016/5/13/chartex" xmlns:cx8="http://schemas.microsoft.com/office/drawing/2016/5/14/chartex" xmlns:mc="http://schemas.openxmlformats.org/markup-compatibility/2006" xmlns:aink="http://schemas.microsoft.com/office/drawing/2016/ink" xmlns:am3d="http://schemas.microsoft.com/office/drawing/2017/model3d" xmlns:o="urn:schemas-microsoft-com:office:office" xmlns:r="http://schemas.openxmlformats.org/officeDocument/2006/relationships" xmlns:m="http://schemas.openxmlformats.org/officeDocument/2006/math" xmlns:v="urn:schemas-microsoft-com:vml" xmlns:wp14="http://schemas.microsoft.com/office/word/2010/wordprocessingDrawing" xmlns:wp="http://schemas.openxmlformats.org/drawingml/2006/wordprocessingDrawing" xmlns:w10="urn:schemas-microsoft-com:office:word" xmlns:w="http://schemas.openxmlformats.org/wordprocessingml/2006/main" xmlns:w14="http://schemas.microsoft.com/office/word/2010/wordml" xmlns:w15="http://schemas.microsoft.com/office/word/2012/wordml" xmlns:w16cex="http://schemas.microsoft.com/office/word/2018/wordml/cex" xmlns:w16cid="http://schemas.microsoft.com/office/word/2016/wordml/cid" xmlns:w16="http://schemas.microsoft.com/office/word/2018/wordml" xmlns:w16se="http://schemas.microsoft.com/office/word/2015/wordml/symex" xmlns:wpg="http://schemas.microsoft.com/office/word/2010/wordprocessingGroup" xmlns:wpi="http://schemas.microsoft.com/office/word/2010/wordprocessingInk" xmlns:wne="http://schemas.microsoft.com/office/word/2006/wordml" xmlns:wps="http://schemas.microsoft.com/office/word/2010/wordprocessingShape" mc:Ignorable="w14 w15 w16se w16cid w16 w16cex wp14">
+<w:document xmlns:wpc="http://schemas.microsoft.com/office/word/2010/wordprocessingCanvas" xmlns:cx="http://schemas.microsoft.com/office/drawing/2014/chartex" xmlns:cx1="http://schemas.microsoft.com/office/drawing/2015/9/8/chartex" xmlns:cx2="http://schemas.microsoft.com/office/drawing/2015/10/21/chartex" xmlns:cx3="http://schemas.microsoft.com/office/drawing/2016/5/9/chartex" xmlns:cx4="http://schemas.microsoft.com/office/drawing/2016/5/10/chartex" xmlns:cx5="http://schemas.microsoft.com/office/drawing/2016/5/11/chartex" xmlns:cx6="http://schemas.microsoft.com/office/drawing/2016/5/12/chartex" xmlns:cx7="http://schemas.microsoft.com/office/drawing/2016/5/13/chartex" xmlns:cx8="http://schemas.microsoft.com/office/drawing/2016/5/14/chartex" xmlns:mc="http://schemas.openxmlformats.org/markup-compatibility/2006" xmlns:aink="http://schemas.microsoft.com/office/drawing/2016/ink" xmlns:am3d="http://schemas.microsoft.com/office/drawing/2017/model3d" xmlns:o="urn:schemas-microsoft-com:office:office" xmlns:oel="http://schemas.microsoft.com/office/2019/extlst" xmlns:r="http://schemas.openxmlformats.org/officeDocument/2006/relationships" xmlns:m="http://schemas.openxmlformats.org/officeDocument/2006/math" xmlns:v="urn:schemas-microsoft-com:vml" xmlns:wp14="http://schemas.microsoft.com/office/word/2010/wordprocessingDrawing" xmlns:wp="http://schemas.openxmlformats.org/drawingml/2006/wordprocessingDrawing" xmlns:w10="urn:schemas-microsoft-com:office:word" xmlns:w="http://schemas.openxmlformats.org/wordprocessingml/2006/main" xmlns:w14="http://schemas.microsoft.com/office/word/2010/wordml" xmlns:w15="http://schemas.microsoft.com/office/word/2012/wordml" xmlns:w16cex="http://schemas.microsoft.com/office/word/2018/wordml/cex" xmlns:w16cid="http://schemas.microsoft.com/office/word/2016/wordml/cid" xmlns:w16="http://schemas.microsoft.com/office/word/2018/wordml" xmlns:w16du="http://schemas.microsoft.com/office/word/2023/wordml/word16du" xmlns:w16sdtdh="http://schemas.microsoft.com/office/word/2020/wordml/sdtdatahash" xmlns:w16sdtfl="http://schemas.microsoft.com/office/word/2024/wordml/sdtformatlock" xmlns:w16se="http://schemas.microsoft.com/office/word/2015/wordml/symex" xmlns:wpg="http://schemas.microsoft.com/office/word/2010/wordprocessingGroup" xmlns:wpi="http://schemas.microsoft.com/office/word/2010/wordprocessingInk" xmlns:wne="http://schemas.microsoft.com/office/word/2006/wordml" xmlns:wps="http://schemas.microsoft.com/office/word/2010/wordprocessingShape" mc:Ignorable="w14 w15 w16se w16cid w16 w16cex w16sdtdh w16sdtfl w16du wp14">
   <w:body>
     <w:p>
       <w:pPr>
@@ -236,9 +236,9 @@
               </wp:anchor>
             </w:drawing>
           </mc:Choice>
-          <mc:Fallback xmlns:w16sdtdh="http://schemas.microsoft.com/office/word/2020/wordml/sdtdatahash">
-            <w:pict>
-              <v:rect w14:anchorId="1F98EEC8" id="Rectángulo 3" o:spid="_x0000_s1026" alt="&quot;&quot;" style="position:absolute;margin-left:-55.65pt;margin-top:21.4pt;width:613.85pt;height:167.1pt;z-index:-251655168;visibility:visible;mso-wrap-style:square;mso-height-percent:0;mso-wrap-distance-left:9pt;mso-wrap-distance-top:0;mso-wrap-distance-right:9pt;mso-wrap-distance-bottom:0;mso-position-horizontal:absolute;mso-position-horizontal-relative:text;mso-position-vertical:absolute;mso-position-vertical-relative:text;mso-height-percent:0;mso-height-relative:margin;v-text-anchor:middle" o:gfxdata="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" fillcolor="#00314d" stroked="f" strokeweight="1pt"/>
+          <mc:Fallback xmlns:asvg="http://schemas.microsoft.com/office/drawing/2016/SVG/main" xmlns:a14="http://schemas.microsoft.com/office/drawing/2010/main" xmlns:pic="http://schemas.openxmlformats.org/drawingml/2006/picture" xmlns:adec="http://schemas.microsoft.com/office/drawing/2017/decorative" xmlns:a="http://schemas.openxmlformats.org/drawingml/2006/main">
+            <w:pict w14:anchorId="0F9A0F3C">
+              <v:rect id="Rectángulo 3" style="position:absolute;margin-left:-55.65pt;margin-top:21.4pt;width:613.85pt;height:167.1pt;z-index:-251655168;visibility:visible;mso-wrap-style:square;mso-height-percent:0;mso-wrap-distance-left:9pt;mso-wrap-distance-top:0;mso-wrap-distance-right:9pt;mso-wrap-distance-bottom:0;mso-position-horizontal:absolute;mso-position-horizontal-relative:text;mso-position-vertical:absolute;mso-position-vertical-relative:text;mso-height-percent:0;mso-height-relative:margin;v-text-anchor:middle" alt="&quot;&quot;" o:spid="_x0000_s1026" fillcolor="#00314d" stroked="f" strokeweight="1pt" w14:anchorId="1F98EEC8" o:gfxdata="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"/>
             </w:pict>
           </mc:Fallback>
         </mc:AlternateContent>
@@ -339,13 +339,13 @@
               </wp:anchor>
             </w:drawing>
           </mc:Choice>
-          <mc:Fallback>
-            <w:pict>
-              <v:shapetype w14:anchorId="2E2DABF6" id="_x0000_t202" coordsize="21600,21600" o:spt="202" path="m,l,21600r21600,l21600,xe">
+          <mc:Fallback xmlns:asvg="http://schemas.microsoft.com/office/drawing/2016/SVG/main" xmlns:a14="http://schemas.microsoft.com/office/drawing/2010/main" xmlns:pic="http://schemas.openxmlformats.org/drawingml/2006/picture" xmlns:adec="http://schemas.microsoft.com/office/drawing/2017/decorative" xmlns:a="http://schemas.openxmlformats.org/drawingml/2006/main">
+            <w:pict w14:anchorId="46E5511A">
+              <v:shapetype id="_x0000_t202" coordsize="21600,21600" o:spt="202" path="m,l,21600r21600,l21600,xe" w14:anchorId="2E2DABF6">
                 <v:stroke joinstyle="miter"/>
                 <v:path gradientshapeok="t" o:connecttype="rect"/>
               </v:shapetype>
-              <v:shape id="Cuadro de texto 2" o:spid="_x0000_s1026" type="#_x0000_t202" alt="&quot;&quot;" style="position:absolute;left:0;text-align:left;margin-left:-32pt;margin-top:19.45pt;width:573.3pt;height:129.5pt;z-index:251663360;visibility:visible;mso-wrap-style:square;mso-width-percent:0;mso-height-percent:0;mso-wrap-distance-left:9pt;mso-wrap-distance-top:3.6pt;mso-wrap-distance-right:9pt;mso-wrap-distance-bottom:3.6pt;mso-position-horizontal:absolute;mso-position-horizontal-relative:margin;mso-position-vertical:absolute;mso-position-vertical-relative:text;mso-width-percent:0;mso-height-percent:0;mso-width-relative:margin;mso-height-relative:margin;v-text-anchor:top" o:gfxdata="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" filled="f" stroked="f">
+              <v:shape id="Cuadro de texto 2" style="position:absolute;left:0;text-align:left;margin-left:-32pt;margin-top:19.45pt;width:573.3pt;height:129.5pt;z-index:251663360;visibility:visible;mso-wrap-style:square;mso-width-percent:0;mso-height-percent:0;mso-wrap-distance-left:9pt;mso-wrap-distance-top:3.6pt;mso-wrap-distance-right:9pt;mso-wrap-distance-bottom:3.6pt;mso-position-horizontal:absolute;mso-position-horizontal-relative:margin;mso-position-vertical:absolute;mso-position-vertical-relative:text;mso-width-percent:0;mso-height-percent:0;mso-width-relative:margin;mso-height-relative:margin;v-text-anchor:top" o:spid="_x0000_s1026" filled="f" stroked="f" type="#_x0000_t202" o:gfxdata="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">
                 <v:textbox>
                   <w:txbxContent>
                     <w:p>
@@ -739,7 +739,7 @@
                 <w:noProof/>
                 <w:webHidden/>
               </w:rPr>
-              <w:t>6</w:t>
+              <w:t>5</w:t>
             </w:r>
             <w:r>
               <w:rPr>
@@ -810,7 +810,7 @@
                 <w:noProof/>
                 <w:webHidden/>
               </w:rPr>
-              <w:t>14</w:t>
+              <w:t>13</w:t>
             </w:r>
             <w:r>
               <w:rPr>
@@ -895,7 +895,7 @@
                 <w:noProof/>
                 <w:webHidden/>
               </w:rPr>
-              <w:t>15</w:t>
+              <w:t>14</w:t>
             </w:r>
             <w:r>
               <w:rPr>
@@ -966,7 +966,7 @@
                 <w:noProof/>
                 <w:webHidden/>
               </w:rPr>
-              <w:t>25</w:t>
+              <w:t>24</w:t>
             </w:r>
             <w:r>
               <w:rPr>
@@ -1037,7 +1037,7 @@
                 <w:noProof/>
                 <w:webHidden/>
               </w:rPr>
-              <w:t>29</w:t>
+              <w:t>28</w:t>
             </w:r>
             <w:r>
               <w:rPr>
@@ -1108,7 +1108,7 @@
                 <w:noProof/>
                 <w:webHidden/>
               </w:rPr>
-              <w:t>34</w:t>
+              <w:t>33</w:t>
             </w:r>
             <w:r>
               <w:rPr>
@@ -1179,7 +1179,7 @@
                 <w:noProof/>
                 <w:webHidden/>
               </w:rPr>
-              <w:t>41</w:t>
+              <w:t>40</w:t>
             </w:r>
             <w:r>
               <w:rPr>
@@ -1250,7 +1250,7 @@
                 <w:noProof/>
                 <w:webHidden/>
               </w:rPr>
-              <w:t>47</w:t>
+              <w:t>46</w:t>
             </w:r>
             <w:r>
               <w:rPr>
@@ -1342,7 +1342,7 @@
                 <w:noProof/>
                 <w:webHidden/>
               </w:rPr>
-              <w:t>57</w:t>
+              <w:t>56</w:t>
             </w:r>
             <w:r>
               <w:rPr>
@@ -1413,7 +1413,7 @@
                 <w:noProof/>
                 <w:webHidden/>
               </w:rPr>
-              <w:t>69</w:t>
+              <w:t>68</w:t>
             </w:r>
             <w:r>
               <w:rPr>
@@ -1484,7 +1484,7 @@
                 <w:noProof/>
                 <w:webHidden/>
               </w:rPr>
-              <w:t>74</w:t>
+              <w:t>73</w:t>
             </w:r>
             <w:r>
               <w:rPr>
@@ -1555,7 +1555,7 @@
                 <w:noProof/>
                 <w:webHidden/>
               </w:rPr>
-              <w:t>84</w:t>
+              <w:t>83</w:t>
             </w:r>
             <w:r>
               <w:rPr>
@@ -1640,7 +1640,7 @@
                 <w:noProof/>
                 <w:webHidden/>
               </w:rPr>
-              <w:t>89</w:t>
+              <w:t>88</w:t>
             </w:r>
             <w:r>
               <w:rPr>
@@ -1711,7 +1711,7 @@
                 <w:noProof/>
                 <w:webHidden/>
               </w:rPr>
-              <w:t>97</w:t>
+              <w:t>96</w:t>
             </w:r>
             <w:r>
               <w:rPr>
@@ -1782,7 +1782,7 @@
                 <w:noProof/>
                 <w:webHidden/>
               </w:rPr>
-              <w:t>103</w:t>
+              <w:t>102</w:t>
             </w:r>
             <w:r>
               <w:rPr>
@@ -1853,7 +1853,7 @@
                 <w:noProof/>
                 <w:webHidden/>
               </w:rPr>
-              <w:t>108</w:t>
+              <w:t>107</w:t>
             </w:r>
             <w:r>
               <w:rPr>
@@ -1925,7 +1925,7 @@
                 <w:noProof/>
                 <w:webHidden/>
               </w:rPr>
-              <w:t>116</w:t>
+              <w:t>115</w:t>
             </w:r>
             <w:r>
               <w:rPr>
@@ -2031,7 +2031,7 @@
                 <w:noProof/>
                 <w:webHidden/>
               </w:rPr>
-              <w:t>120</w:t>
+              <w:t>119</w:t>
             </w:r>
             <w:r>
               <w:rPr>
@@ -2102,7 +2102,7 @@
                 <w:noProof/>
                 <w:webHidden/>
               </w:rPr>
-              <w:t>126</w:t>
+              <w:t>125</w:t>
             </w:r>
             <w:r>
               <w:rPr>
@@ -2174,7 +2174,7 @@
                 <w:noProof/>
                 <w:webHidden/>
               </w:rPr>
-              <w:t>127</w:t>
+              <w:t>126</w:t>
             </w:r>
             <w:r>
               <w:rPr>
@@ -2246,7 +2246,7 @@
                 <w:noProof/>
                 <w:webHidden/>
               </w:rPr>
-              <w:t>132</w:t>
+              <w:t>131</w:t>
             </w:r>
             <w:r>
               <w:rPr>
@@ -2318,7 +2318,7 @@
                 <w:noProof/>
                 <w:webHidden/>
               </w:rPr>
-              <w:t>136</w:t>
+              <w:t>135</w:t>
             </w:r>
             <w:r>
               <w:rPr>
@@ -2802,7 +2802,6 @@
       </w:pPr>
       <w:bookmarkStart w:id="1" w:name="_Toc217686796"/>
       <w:r>
-        <w:lastRenderedPageBreak/>
         <w:t>Introducción</w:t>
       </w:r>
       <w:bookmarkEnd w:id="1"/>
@@ -2829,11 +2828,7 @@
         <w:spacing w:beforeLines="160" w:before="384" w:afterLines="120" w:after="288"/>
       </w:pPr>
       <w:r>
-        <w:t xml:space="preserve"> Este componente formativo ha sido diseñado como una guía de referencia técnica para la interpretación y aplicación rigurosa de dicha normativa. Su objetivo trasciende el mero cumplimiento legal; busca impartir un conocimiento profundo sobre los puntos críticos de control durante todo el proceso de movilización. Esto incluye la </w:t>
-      </w:r>
-      <w:r>
-        <w:lastRenderedPageBreak/>
-        <w:t>evaluación de la aptitud de los animales para el viaje, las condiciones de ayuno, el diseño y mantenimiento de los vehículos, las densidades de carga adecuadas para cada especie, así como las técnicas de manejo durante el embarque, el trayecto y el desembarque. </w:t>
+        <w:t> Este componente formativo ha sido diseñado como una guía de referencia técnica para la interpretación y aplicación rigurosa de dicha normativa. Su objetivo trasciende el mero cumplimiento legal; busca impartir un conocimiento profundo sobre los puntos críticos de control durante todo el proceso de movilización. Esto incluye la evaluación de la aptitud de los animales para el viaje, las condiciones de ayuno, el diseño y mantenimiento de los vehículos, las densidades de carga adecuadas para cada especie, así como las técnicas de manejo durante el embarque, el trayecto y el desembarque. </w:t>
       </w:r>
     </w:p>
     <w:p>
@@ -2865,11 +2860,7 @@
         <w:spacing w:beforeLines="160" w:before="384" w:afterLines="120" w:after="288"/>
       </w:pPr>
       <w:r>
-        <w:t xml:space="preserve">A continuación, se abordarán aspectos clave y normativos relacionados con el transporte de animales en pie. Se presentarán las definiciones fundamentales sobre el </w:t>
-      </w:r>
-      <w:r>
-        <w:lastRenderedPageBreak/>
-        <w:t>bienestar animal, así como los requisitos establecidos por la normativa vigente para el transporte terrestre de las distintas especies. </w:t>
+        <w:t>A continuación, se abordarán aspectos clave y normativos relacionados con el transporte de animales en pie. Se presentarán las definiciones fundamentales sobre el bienestar animal, así como los requisitos establecidos por la normativa vigente para el transporte terrestre de las distintas especies. </w:t>
       </w:r>
     </w:p>
     <w:p>
@@ -2999,21 +2990,12 @@
           <w:p>
             <w:pPr>
               <w:spacing w:beforeLines="160" w:before="384" w:afterLines="120" w:after="288"/>
+              <w:ind w:firstLine="0"/>
               <w:rPr>
                 <w:rFonts w:cstheme="minorHAnsi"/>
                 <w:bCs/>
               </w:rPr>
             </w:pPr>
-            <w:r>
-              <w:rPr>
-                <w:b/>
-                <w:bCs/>
-              </w:rPr>
-              <w:t>Video 1</w:t>
-            </w:r>
-            <w:r>
-              <w:t xml:space="preserve">. </w:t>
-            </w:r>
             <w:r>
               <w:t xml:space="preserve">Síntesis del video: </w:t>
             </w:r>
@@ -3047,7 +3029,6 @@
                 <w:szCs w:val="22"/>
                 <w:lang w:val="es-ES"/>
               </w:rPr>
-              <w:lastRenderedPageBreak/>
               <w:t>Dicen que en </w:t>
             </w:r>
             <w:r>
@@ -3833,7 +3814,6 @@
                 <w:szCs w:val="22"/>
                 <w:lang w:val="es-ES"/>
               </w:rPr>
-              <w:lastRenderedPageBreak/>
               <w:t>Este componente permite a los aprendices desarrollar una </w:t>
             </w:r>
             <w:r>
@@ -3972,37 +3952,11 @@
     </w:p>
     <w:p>
       <w:pPr>
-        <w:spacing w:beforeLines="160" w:before="384" w:afterLines="120" w:after="288"/>
-        <w:ind w:firstLine="0"/>
-        <w:rPr>
-          <w:rFonts w:eastAsiaTheme="majorEastAsia" w:cstheme="minorHAnsi"/>
-          <w:b/>
-          <w:bCs/>
-          <w:spacing w:val="-10"/>
-          <w:kern w:val="0"/>
-          <w:sz w:val="36"/>
-          <w:szCs w:val="36"/>
-          <w:highlight w:val="lightGray"/>
-          <w:bdr w:val="none" w:sz="0" w:space="0" w:color="auto" w:frame="1"/>
-          <w:lang w:eastAsia="es-CO"/>
-          <w14:ligatures w14:val="none"/>
-        </w:rPr>
-      </w:pPr>
-      <w:r>
-        <w:rPr>
-          <w:highlight w:val="lightGray"/>
-        </w:rPr>
-        <w:br w:type="page"/>
-      </w:r>
-    </w:p>
-    <w:p>
-      <w:pPr>
         <w:pStyle w:val="Ttulo1"/>
         <w:spacing w:beforeLines="160" w:before="384" w:afterLines="120" w:after="288"/>
       </w:pPr>
       <w:bookmarkStart w:id="2" w:name="_Toc217686797"/>
       <w:r>
-        <w:lastRenderedPageBreak/>
         <w:t>Vehículo de transporte terrestre para animal en pie</w:t>
       </w:r>
       <w:bookmarkEnd w:id="2"/>
@@ -4010,6 +3964,10 @@
     <w:p>
       <w:pPr>
         <w:pStyle w:val="Ttulo9"/>
+        <w:numPr>
+          <w:ilvl w:val="0"/>
+          <w:numId w:val="50"/>
+        </w:numPr>
         <w:spacing w:beforeLines="160" w:before="384" w:afterLines="120" w:after="288"/>
       </w:pPr>
       <w:r>
@@ -4072,10 +4030,21 @@
     </w:p>
     <w:p>
       <w:pPr>
-        <w:pStyle w:val="Ttulo9"/>
-        <w:spacing w:beforeLines="160" w:before="384" w:afterLines="120" w:after="288"/>
-      </w:pPr>
-      <w:r>
+        <w:pStyle w:val="Prrafodelista"/>
+        <w:numPr>
+          <w:ilvl w:val="0"/>
+          <w:numId w:val="50"/>
+        </w:numPr>
+        <w:spacing w:beforeLines="160" w:before="384" w:afterLines="120" w:after="288"/>
+        <w:rPr>
+          <w:b/>
+          <w:color w:val="000000" w:themeColor="text1"/>
+        </w:rPr>
+      </w:pPr>
+      <w:r>
+        <w:rPr>
+          <w:b/>
+        </w:rPr>
         <w:t>Tipos de vehículos </w:t>
       </w:r>
     </w:p>
@@ -4103,15 +4072,12 @@
         <w:spacing w:beforeLines="160" w:before="384" w:afterLines="120" w:after="288"/>
       </w:pPr>
       <w:r>
-        <w:lastRenderedPageBreak/>
         <w:t>Camión </w:t>
       </w:r>
     </w:p>
     <w:p>
       <w:pPr>
-        <w:pStyle w:val="Prrafodelista"/>
-        <w:spacing w:beforeLines="160" w:before="384" w:afterLines="120" w:after="288"/>
-        <w:ind w:left="1429" w:firstLine="0"/>
+        <w:spacing w:beforeLines="160" w:before="384" w:afterLines="120" w:after="288"/>
         <w:rPr>
           <w:color w:val="000000" w:themeColor="text1"/>
         </w:rPr>
@@ -4262,9 +4228,7 @@
     </w:p>
     <w:p>
       <w:pPr>
-        <w:pStyle w:val="Prrafodelista"/>
-        <w:spacing w:beforeLines="160" w:before="384" w:afterLines="120" w:after="288"/>
-        <w:ind w:left="1429" w:firstLine="0"/>
+        <w:spacing w:beforeLines="160" w:before="384" w:afterLines="120" w:after="288"/>
         <w:rPr>
           <w:color w:val="000000" w:themeColor="text1"/>
         </w:rPr>
@@ -4366,7 +4330,6 @@
           <w:sz w:val="22"/>
           <w:lang w:eastAsia="es-CO"/>
         </w:rPr>
-        <w:lastRenderedPageBreak/>
         <w:t> </w:t>
       </w:r>
       <w:r>
@@ -4379,37 +4342,21 @@
     <w:p>
       <w:pPr>
         <w:pStyle w:val="Figura"/>
-        <w:spacing w:beforeLines="160" w:before="384" w:afterLines="120" w:after="288"/>
-        <w:rPr>
-          <w:b w:val="0"/>
-          <w:bCs w:val="0"/>
-        </w:rPr>
       </w:pPr>
       <w:r>
         <w:t>Figura 1. </w:t>
       </w:r>
       <w:r>
-        <w:rPr>
-          <w:b w:val="0"/>
-          <w:bCs w:val="0"/>
-        </w:rPr>
         <w:t>Tipos de vehículos</w:t>
       </w:r>
     </w:p>
     <w:p>
       <w:pPr>
         <w:pStyle w:val="Figura"/>
-        <w:spacing w:beforeLines="160" w:before="384" w:afterLines="120" w:after="288"/>
-        <w:rPr>
-          <w:rFonts w:ascii="Calibri" w:eastAsia="Times New Roman" w:hAnsi="Calibri" w:cs="Calibri"/>
-          <w:sz w:val="22"/>
-        </w:rPr>
-      </w:pPr>
-      <w:r>
-        <w:rPr>
-          <w:rFonts w:ascii="Calibri" w:eastAsia="Times New Roman" w:hAnsi="Calibri" w:cs="Calibri"/>
+      </w:pPr>
+      <w:r>
+        <w:rPr>
           <w:noProof/>
-          <w:sz w:val="22"/>
         </w:rPr>
         <w:drawing>
           <wp:inline distT="0" distB="0" distL="0" distR="0" wp14:anchorId="39BDE18D" wp14:editId="0B78FC53">
@@ -4454,10 +4401,6 @@
         </w:drawing>
       </w:r>
       <w:r>
-        <w:rPr>
-          <w:rFonts w:ascii="Calibri" w:eastAsia="Times New Roman" w:hAnsi="Calibri" w:cs="Calibri"/>
-          <w:sz w:val="22"/>
-        </w:rPr>
         <w:t> </w:t>
       </w:r>
     </w:p>
@@ -4494,10 +4437,13 @@
     <w:p>
       <w:pPr>
         <w:pStyle w:val="Ttulo8"/>
-        <w:spacing w:beforeLines="160" w:before="384" w:afterLines="120" w:after="288"/>
-      </w:pPr>
-      <w:r>
-        <w:lastRenderedPageBreak/>
+        <w:numPr>
+          <w:ilvl w:val="0"/>
+          <w:numId w:val="50"/>
+        </w:numPr>
+        <w:spacing w:beforeLines="160" w:before="384" w:afterLines="120" w:after="288"/>
+      </w:pPr>
+      <w:r>
         <w:t>Requisitos técnicos </w:t>
       </w:r>
     </w:p>
@@ -4618,7 +4564,6 @@
           <w:b/>
           <w:bCs/>
         </w:rPr>
-        <w:lastRenderedPageBreak/>
         <w:t>Pisos y superficies</w:t>
       </w:r>
       <w:r>
@@ -4631,9 +4576,7 @@
     </w:p>
     <w:p>
       <w:pPr>
-        <w:pStyle w:val="Prrafodelista"/>
-        <w:spacing w:beforeLines="160" w:before="384" w:afterLines="120" w:after="288"/>
-        <w:ind w:left="1843" w:firstLine="0"/>
+        <w:spacing w:beforeLines="160" w:before="384" w:afterLines="120" w:after="288"/>
       </w:pPr>
       <w:r>
         <w:t>Deben ser antideslizantes y estar hechos de materiales lavables y </w:t>
@@ -4670,9 +4613,7 @@
     </w:p>
     <w:p>
       <w:pPr>
-        <w:pStyle w:val="Prrafodelista"/>
-        <w:spacing w:beforeLines="160" w:before="384" w:afterLines="120" w:after="288"/>
-        <w:ind w:left="1789" w:firstLine="0"/>
+        <w:spacing w:beforeLines="160" w:before="384" w:afterLines="120" w:after="288"/>
       </w:pPr>
       <w:r>
         <w:t>Este es un punto crítico. El manual exige una altura mínima específica (por ejemplo, para porcinos) y una densidad de carga controlada (metros cuadrados por animal) para garantizar un flujo de aire suficiente. </w:t>
@@ -4701,9 +4642,7 @@
     </w:p>
     <w:p>
       <w:pPr>
-        <w:pStyle w:val="Prrafodelista"/>
-        <w:spacing w:beforeLines="160" w:before="384" w:afterLines="120" w:after="288"/>
-        <w:ind w:left="1789" w:firstLine="0"/>
+        <w:spacing w:beforeLines="160" w:before="384" w:afterLines="120" w:after="288"/>
       </w:pPr>
       <w:r>
         <w:t>El vehículo debe tener carpa o techo que proteja del sol directo y la lluvia, pero que permita la circulación de aire. </w:t>
@@ -4732,25 +4671,13 @@
     </w:p>
     <w:p>
       <w:pPr>
-        <w:pStyle w:val="Prrafodelista"/>
-        <w:spacing w:beforeLines="160" w:before="384" w:afterLines="120" w:after="288"/>
-        <w:ind w:left="1789" w:firstLine="0"/>
+        <w:spacing w:beforeLines="160" w:before="384" w:afterLines="120" w:after="288"/>
       </w:pPr>
       <w:r>
         <w:t>Si se transportan diferentes especies o grupos incompatibles, el vehículo debe tener barreras físicas internas</w:t>
       </w:r>
       <w:r>
-        <w:t>.</w:t>
-      </w:r>
-    </w:p>
-    <w:p>
-      <w:pPr>
-        <w:pStyle w:val="Prrafodelista"/>
-        <w:spacing w:beforeLines="160" w:before="384" w:afterLines="120" w:after="288"/>
-        <w:ind w:left="1429" w:firstLine="0"/>
-      </w:pPr>
-      <w:r>
-        <w:t> </w:t>
+        <w:t>. </w:t>
       </w:r>
     </w:p>
     <w:p>
@@ -4800,15 +4727,12 @@
         <w:spacing w:beforeLines="160" w:before="384" w:afterLines="120" w:after="288"/>
       </w:pPr>
       <w:r>
-        <w:lastRenderedPageBreak/>
         <w:t>Cargue y descargue </w:t>
       </w:r>
     </w:p>
     <w:p>
       <w:pPr>
-        <w:pStyle w:val="Prrafodelista"/>
-        <w:spacing w:beforeLines="160" w:before="384" w:afterLines="120" w:after="288"/>
-        <w:ind w:left="1776" w:firstLine="0"/>
+        <w:spacing w:beforeLines="160" w:before="384" w:afterLines="120" w:after="288"/>
         <w:rPr>
           <w:color w:val="000000" w:themeColor="text1"/>
         </w:rPr>
@@ -4835,9 +4759,7 @@
     </w:p>
     <w:p>
       <w:pPr>
-        <w:pStyle w:val="Prrafodelista"/>
-        <w:spacing w:beforeLines="160" w:before="384" w:afterLines="120" w:after="288"/>
-        <w:ind w:left="1776" w:firstLine="0"/>
+        <w:spacing w:beforeLines="160" w:before="384" w:afterLines="120" w:after="288"/>
         <w:rPr>
           <w:color w:val="000000" w:themeColor="text1"/>
         </w:rPr>
@@ -4864,9 +4786,7 @@
     </w:p>
     <w:p>
       <w:pPr>
-        <w:pStyle w:val="Prrafodelista"/>
-        <w:spacing w:beforeLines="160" w:before="384" w:afterLines="120" w:after="288"/>
-        <w:ind w:left="1776" w:firstLine="0"/>
+        <w:spacing w:beforeLines="160" w:before="384" w:afterLines="120" w:after="288"/>
         <w:rPr>
           <w:color w:val="000000" w:themeColor="text1"/>
         </w:rPr>
@@ -4877,16 +4797,6 @@
         </w:rPr>
         <w:t>El conductor y los operarios deben tener conocimientos básicos certificables sobre comportamiento y manejo animal (sin estrés). </w:t>
       </w:r>
-    </w:p>
-    <w:p>
-      <w:pPr>
-        <w:pStyle w:val="Prrafodelista"/>
-        <w:spacing w:beforeLines="160" w:before="384" w:afterLines="120" w:after="288"/>
-        <w:ind w:left="1429" w:firstLine="0"/>
-        <w:rPr>
-          <w:color w:val="000000" w:themeColor="text1"/>
-        </w:rPr>
-      </w:pPr>
     </w:p>
     <w:p>
       <w:pPr>
@@ -4942,9 +4852,7 @@
     </w:p>
     <w:p>
       <w:pPr>
-        <w:pStyle w:val="Prrafodelista"/>
-        <w:spacing w:beforeLines="160" w:before="384" w:afterLines="120" w:after="288"/>
-        <w:ind w:left="1776" w:firstLine="0"/>
+        <w:spacing w:beforeLines="160" w:before="384" w:afterLines="120" w:after="288"/>
       </w:pPr>
       <w:r>
         <w:t>Documento "rey" expedido por el ICA que certifica que los animales no tienen enfermedades restrictivas y vienen de un predio registrado. </w:t>
@@ -4960,15 +4868,12 @@
         <w:spacing w:beforeLines="160" w:before="384" w:afterLines="120" w:after="288"/>
       </w:pPr>
       <w:r>
-        <w:lastRenderedPageBreak/>
-        <w:t>Guía de transporte </w:t>
-      </w:r>
-    </w:p>
-    <w:p>
-      <w:pPr>
-        <w:pStyle w:val="Prrafodelista"/>
-        <w:spacing w:beforeLines="160" w:before="384" w:afterLines="120" w:after="288"/>
-        <w:ind w:left="1429" w:firstLine="347"/>
+        <w:t>Guía de transporte</w:t>
+      </w:r>
+    </w:p>
+    <w:p>
+      <w:pPr>
+        <w:spacing w:beforeLines="160" w:before="384" w:afterLines="120" w:after="288"/>
       </w:pPr>
       <w:r>
         <w:t>Documento que legaliza el contrato de transporte. </w:t>
@@ -4989,9 +4894,7 @@
     </w:p>
     <w:p>
       <w:pPr>
-        <w:pStyle w:val="Prrafodelista"/>
-        <w:spacing w:beforeLines="160" w:before="384" w:afterLines="120" w:after="288"/>
-        <w:ind w:left="1776" w:firstLine="0"/>
+        <w:spacing w:beforeLines="160" w:before="384" w:afterLines="120" w:after="288"/>
       </w:pPr>
       <w:r>
         <w:t>El vehículo debe estar registrado y habilitado para el transporte de animales vivos. </w:t>
@@ -5144,7 +5047,6 @@
           <w:b/>
           <w:bCs/>
         </w:rPr>
-        <w:lastRenderedPageBreak/>
         <w:t>Guacales o jaulas</w:t>
       </w:r>
       <w:r>
@@ -5372,7 +5274,6 @@
       </w:pPr>
       <w:bookmarkStart w:id="3" w:name="_Toc217686798"/>
       <w:r>
-        <w:lastRenderedPageBreak/>
         <w:t xml:space="preserve">1.1 </w:t>
       </w:r>
       <w:r>
@@ -5443,9 +5344,7 @@
     </w:p>
     <w:p>
       <w:pPr>
-        <w:pStyle w:val="Prrafodelista"/>
-        <w:spacing w:beforeLines="160" w:before="384" w:afterLines="120" w:after="288"/>
-        <w:ind w:left="1429" w:firstLine="0"/>
+        <w:spacing w:beforeLines="160" w:before="384" w:afterLines="120" w:after="288"/>
         <w:rPr>
           <w:color w:val="000000" w:themeColor="text1"/>
         </w:rPr>
@@ -5496,9 +5395,7 @@
     </w:p>
     <w:p>
       <w:pPr>
-        <w:pStyle w:val="Prrafodelista"/>
-        <w:spacing w:beforeLines="160" w:before="384" w:afterLines="120" w:after="288"/>
-        <w:ind w:left="1429" w:firstLine="0"/>
+        <w:spacing w:beforeLines="160" w:before="384" w:afterLines="120" w:after="288"/>
         <w:rPr>
           <w:color w:val="000000" w:themeColor="text1"/>
         </w:rPr>
@@ -5520,15 +5417,12 @@
         <w:spacing w:beforeLines="160" w:before="384" w:afterLines="120" w:after="288"/>
       </w:pPr>
       <w:r>
-        <w:lastRenderedPageBreak/>
         <w:t>Semirremolque </w:t>
       </w:r>
     </w:p>
     <w:p>
       <w:pPr>
-        <w:pStyle w:val="Prrafodelista"/>
-        <w:spacing w:beforeLines="160" w:before="384" w:afterLines="120" w:after="288"/>
-        <w:ind w:left="1429" w:firstLine="0"/>
+        <w:spacing w:beforeLines="160" w:before="384" w:afterLines="120" w:after="288"/>
         <w:rPr>
           <w:color w:val="000000" w:themeColor="text1"/>
         </w:rPr>
@@ -5595,6 +5489,10 @@
     <w:p>
       <w:pPr>
         <w:pStyle w:val="Ttulo9"/>
+        <w:numPr>
+          <w:ilvl w:val="0"/>
+          <w:numId w:val="17"/>
+        </w:numPr>
         <w:spacing w:beforeLines="160" w:before="384" w:afterLines="120" w:after="288"/>
       </w:pPr>
       <w:r>
@@ -5658,10 +5556,8 @@
       <w:pPr>
         <w:pStyle w:val="Tabla"/>
         <w:spacing w:beforeLines="160" w:before="384" w:afterLines="120" w:after="288" w:line="360" w:lineRule="auto"/>
-        <w:jc w:val="center"/>
-      </w:pPr>
-      <w:r>
-        <w:lastRenderedPageBreak/>
+      </w:pPr>
+      <w:r>
         <w:t>Características de los corrales</w:t>
       </w:r>
     </w:p>
@@ -5815,11 +5711,7 @@
               <w:ind w:firstLine="0"/>
             </w:pPr>
             <w:r>
-              <w:t xml:space="preserve">Las divisiones se utilizan de manera crucial para separar a aquellos animales que presentan un comportamiento agresivo o, en caso de emergencia, para aislar </w:t>
-            </w:r>
-            <w:r>
-              <w:lastRenderedPageBreak/>
-              <w:t>a animales caídos o lesionados, evitando que sean pisoteados. </w:t>
+              <w:t>Las divisiones se utilizan de manera crucial para separar a aquellos animales que presentan un comportamiento agresivo o, en caso de emergencia, para aislar a animales caídos o lesionados, evitando que sean pisoteados. </w:t>
             </w:r>
           </w:p>
         </w:tc>
@@ -5834,7 +5726,6 @@
               <w:ind w:firstLine="0"/>
             </w:pPr>
             <w:r>
-              <w:lastRenderedPageBreak/>
               <w:t xml:space="preserve">Manual, Numeral 2.2.c, literal i: "...además de separar a aquellos animales que presentan un </w:t>
             </w:r>
             <w:r>
@@ -5966,11 +5857,7 @@
         <w:t>Técnico</w:t>
       </w:r>
       <w:r>
-        <w:t xml:space="preserve">: debe estar construido con materiales resistentes, preferiblemente metálicos (aluminio) o plásticos de alta densidad, sobre madera. Se prohíben bordes cortantes, puntillas o tornillos </w:t>
-      </w:r>
-      <w:r>
-        <w:lastRenderedPageBreak/>
-        <w:t>salientes que puedan lacerar a los animales. El diseño (tipo jaula, lona, ​​furgón) debe adaptarse a la especie.</w:t>
+        <w:t>: debe estar construido con materiales resistentes, preferiblemente metálicos (aluminio) o plásticos de alta densidad, sobre madera. Se prohíben bordes cortantes, puntillas o tornillos salientes que puedan lacerar a los animales. El diseño (tipo jaula, lona, ​​furgón) debe adaptarse a la especie.</w:t>
       </w:r>
       <w:r>
         <w:rPr>
@@ -6156,7 +6043,6 @@
           <w:b/>
           <w:bCs/>
         </w:rPr>
-        <w:lastRenderedPageBreak/>
         <w:t>Normativo (Res. 20223040006915)</w:t>
       </w:r>
       <w:r>
@@ -6339,7 +6225,6 @@
           <w:b/>
           <w:bCs/>
         </w:rPr>
-        <w:lastRenderedPageBreak/>
         <w:t>Bienestar</w:t>
       </w:r>
       <w:r>
@@ -6373,7 +6258,6 @@
       <w:pPr>
         <w:pStyle w:val="Tabla"/>
         <w:spacing w:beforeLines="160" w:before="384" w:afterLines="120" w:after="288" w:line="360" w:lineRule="auto"/>
-        <w:jc w:val="center"/>
       </w:pPr>
       <w:r>
         <w:t>Especificaciones técnicas del sistema de vigilancia y monitoreo</w:t>
@@ -6473,11 +6357,7 @@
               <w:ind w:firstLine="0"/>
             </w:pPr>
             <w:r>
-              <w:t xml:space="preserve">La disposición de los animales dentro de la carrocería debe permitir que el conductor o tripulante tenga capacidad de observación sobre la carga. Esto es vital para </w:t>
-            </w:r>
-            <w:r>
-              <w:lastRenderedPageBreak/>
-              <w:t>detectar animales caídos o signos de estrés. </w:t>
+              <w:t>La disposición de los animales dentro de la carrocería debe permitir que el conductor o tripulante tenga capacidad de observación sobre la carga. Esto es vital para detectar animales caídos o signos de estrés. </w:t>
             </w:r>
           </w:p>
         </w:tc>
@@ -6492,7 +6372,6 @@
               <w:ind w:firstLine="0"/>
             </w:pPr>
             <w:r>
-              <w:lastRenderedPageBreak/>
               <w:t>Manual, Numeral 4.e: "Disponer los animales en la unidad de transporte de forma tal que se garantice su observación regular". </w:t>
             </w:r>
           </w:p>
@@ -6579,11 +6458,7 @@
               <w:ind w:firstLine="0"/>
             </w:pPr>
             <w:r>
-              <w:t xml:space="preserve">Para especies transportadas en contenedores (guacales), estos deben tener las </w:t>
-            </w:r>
-            <w:r>
-              <w:lastRenderedPageBreak/>
-              <w:t>aberturas necesarias para garantizar el monitoreo del estado del animal durante el transporte. </w:t>
+              <w:t>Para especies transportadas en contenedores (guacales), estos deben tener las aberturas necesarias para garantizar el monitoreo del estado del animal durante el transporte. </w:t>
             </w:r>
           </w:p>
         </w:tc>
@@ -6598,7 +6473,6 @@
               <w:ind w:firstLine="0"/>
             </w:pPr>
             <w:r>
-              <w:lastRenderedPageBreak/>
               <w:t>Manual, Numeral 2.2.c,</w:t>
             </w:r>
             <w:r>
@@ -6613,11 +6487,7 @@
             </w:r>
             <w:proofErr w:type="spellEnd"/>
             <w:r>
-              <w:t xml:space="preserve">: "Contar con aberturas que </w:t>
-            </w:r>
-            <w:r>
-              <w:lastRenderedPageBreak/>
-              <w:t>permitan</w:t>
+              <w:t>: "Contar con aberturas que permitan</w:t>
             </w:r>
             <w:r>
               <w:t xml:space="preserve"> </w:t>
@@ -6638,7 +6508,6 @@
           <w:lang w:eastAsia="es-CO"/>
           <w14:ligatures w14:val="none"/>
         </w:rPr>
-        <w:lastRenderedPageBreak/>
         <w:t> </w:t>
       </w:r>
       <w:r>
@@ -6655,7 +6524,6 @@
       <w:pPr>
         <w:pStyle w:val="Tabla"/>
         <w:spacing w:beforeLines="160" w:before="384" w:afterLines="120" w:after="288" w:line="360" w:lineRule="auto"/>
-        <w:jc w:val="center"/>
       </w:pPr>
       <w:r>
         <w:t>Es</w:t>
@@ -6758,11 +6626,7 @@
               <w:ind w:firstLine="0"/>
             </w:pPr>
             <w:r>
-              <w:t xml:space="preserve">La carrocería debe tener un techo o cubierta que proteja directamente de las inclemencias. Esto incluye radiación solar directa, lluvia o granizo, </w:t>
-            </w:r>
-            <w:r>
-              <w:lastRenderedPageBreak/>
-              <w:t>que afectan el bienestar térmico. </w:t>
+              <w:t>La carrocería debe tener un techo o cubierta que proteja directamente de las inclemencias. Esto incluye radiación solar directa, lluvia o granizo, que afectan el bienestar térmico. </w:t>
             </w:r>
           </w:p>
         </w:tc>
@@ -6777,7 +6641,6 @@
               <w:ind w:firstLine="0"/>
             </w:pPr>
             <w:r>
-              <w:lastRenderedPageBreak/>
               <w:t>Manual, Numeral 2.2.d, literal </w:t>
             </w:r>
             <w:proofErr w:type="spellStart"/>
@@ -6786,11 +6649,7 @@
             </w:r>
             <w:proofErr w:type="spellEnd"/>
             <w:r>
-              <w:t xml:space="preserve">: "Debe ofrecer protección de la radiación solar </w:t>
-            </w:r>
-            <w:r>
-              <w:lastRenderedPageBreak/>
-              <w:t>directa, lluvia o granizo". </w:t>
+              <w:t>: "Debe ofrecer protección de la radiación solar directa, lluvia o granizo". </w:t>
             </w:r>
           </w:p>
         </w:tc>
@@ -6810,7 +6669,6 @@
               <w:ind w:firstLine="0"/>
             </w:pPr>
             <w:r>
-              <w:lastRenderedPageBreak/>
               <w:t>Ventilación mínima requerida</w:t>
             </w:r>
           </w:p>
@@ -6895,11 +6753,7 @@
               <w:t xml:space="preserve">dispositivos de medición) </w:t>
             </w:r>
             <w:r>
-              <w:t xml:space="preserve">para verificar y controlar las condiciones de microclima y humedad dentro de la unidad, </w:t>
-            </w:r>
-            <w:r>
-              <w:lastRenderedPageBreak/>
-              <w:t>especialmente en viajes largos o en climas extremos. </w:t>
+              <w:t>para verificar y controlar las condiciones de microclima y humedad dentro de la unidad, especialmente en viajes largos o en climas extremos. </w:t>
             </w:r>
           </w:p>
         </w:tc>
@@ -6914,12 +6768,7 @@
               <w:ind w:firstLine="0"/>
             </w:pPr>
             <w:r>
-              <w:lastRenderedPageBreak/>
-              <w:t xml:space="preserve">Manual, Numeral 4.f (complemento): "El transportador deberá contar con los dispositivos de medición para verificar y controlar las condiciones de </w:t>
-            </w:r>
-            <w:r>
-              <w:lastRenderedPageBreak/>
-              <w:t>microclima y humedad dentro de la unidad de transporte". </w:t>
+              <w:t>Manual, Numeral 4.f (complemento): "El transportador deberá contar con los dispositivos de medición para verificar y controlar las condiciones de microclima y humedad dentro de la unidad de transporte". </w:t>
             </w:r>
           </w:p>
         </w:tc>
@@ -6936,7 +6785,6 @@
         <w:rPr>
           <w:color w:val="000000" w:themeColor="text1"/>
         </w:rPr>
-        <w:lastRenderedPageBreak/>
         <w:t> </w:t>
       </w:r>
     </w:p>
@@ -6976,7 +6824,6 @@
       <w:pPr>
         <w:pStyle w:val="Sangra2detindependiente"/>
         <w:spacing w:beforeLines="160" w:before="384" w:afterLines="120" w:after="288"/>
-        <w:ind w:left="1429" w:firstLine="0"/>
       </w:pPr>
       <w:r>
         <w:rPr>
@@ -6991,9 +6838,7 @@
     </w:p>
     <w:p>
       <w:pPr>
-        <w:pStyle w:val="Prrafodelista"/>
-        <w:spacing w:beforeLines="160" w:before="384" w:afterLines="120" w:after="288"/>
-        <w:ind w:left="1429" w:firstLine="0"/>
+        <w:spacing w:beforeLines="160" w:before="384" w:afterLines="120" w:after="288"/>
         <w:rPr>
           <w:color w:val="000000" w:themeColor="text1"/>
         </w:rPr>
@@ -7028,9 +6873,7 @@
     </w:p>
     <w:p>
       <w:pPr>
-        <w:pStyle w:val="Prrafodelista"/>
-        <w:spacing w:beforeLines="160" w:before="384" w:afterLines="120" w:after="288"/>
-        <w:ind w:left="1429" w:firstLine="0"/>
+        <w:spacing w:beforeLines="160" w:before="384" w:afterLines="120" w:after="288"/>
         <w:rPr>
           <w:color w:val="000000" w:themeColor="text1"/>
         </w:rPr>
@@ -7052,9 +6895,7 @@
     </w:p>
     <w:p>
       <w:pPr>
-        <w:pStyle w:val="Prrafodelista"/>
-        <w:spacing w:beforeLines="160" w:before="384" w:afterLines="120" w:after="288"/>
-        <w:ind w:left="1429" w:firstLine="0"/>
+        <w:spacing w:beforeLines="160" w:before="384" w:afterLines="120" w:after="288"/>
         <w:rPr>
           <w:color w:val="000000" w:themeColor="text1"/>
         </w:rPr>
@@ -7065,7 +6906,6 @@
           <w:bCs/>
           <w:color w:val="000000" w:themeColor="text1"/>
         </w:rPr>
-        <w:lastRenderedPageBreak/>
         <w:t>Bienestar</w:t>
       </w:r>
       <w:r>
@@ -7090,9 +6930,7 @@
     </w:p>
     <w:p>
       <w:pPr>
-        <w:pStyle w:val="Prrafodelista"/>
-        <w:spacing w:beforeLines="160" w:before="384" w:afterLines="120" w:after="288"/>
-        <w:ind w:left="1429" w:firstLine="0"/>
+        <w:spacing w:beforeLines="160" w:before="384" w:afterLines="120" w:after="288"/>
         <w:rPr>
           <w:color w:val="000000" w:themeColor="text1"/>
         </w:rPr>
@@ -7114,9 +6952,7 @@
     </w:p>
     <w:p>
       <w:pPr>
-        <w:pStyle w:val="Prrafodelista"/>
-        <w:spacing w:beforeLines="160" w:before="384" w:afterLines="120" w:after="288"/>
-        <w:ind w:left="1429" w:firstLine="0"/>
+        <w:spacing w:beforeLines="160" w:before="384" w:afterLines="120" w:after="288"/>
         <w:rPr>
           <w:color w:val="000000" w:themeColor="text1"/>
         </w:rPr>
@@ -7151,9 +6987,7 @@
     </w:p>
     <w:p>
       <w:pPr>
-        <w:pStyle w:val="Prrafodelista"/>
-        <w:spacing w:beforeLines="160" w:before="384" w:afterLines="120" w:after="288"/>
-        <w:ind w:left="1429" w:firstLine="0"/>
+        <w:spacing w:beforeLines="160" w:before="384" w:afterLines="120" w:after="288"/>
         <w:rPr>
           <w:color w:val="000000" w:themeColor="text1"/>
         </w:rPr>
@@ -7175,9 +7009,7 @@
     </w:p>
     <w:p>
       <w:pPr>
-        <w:pStyle w:val="Prrafodelista"/>
-        <w:spacing w:beforeLines="160" w:before="384" w:afterLines="120" w:after="288"/>
-        <w:ind w:left="1429" w:firstLine="0"/>
+        <w:spacing w:beforeLines="160" w:before="384" w:afterLines="120" w:after="288"/>
         <w:rPr>
           <w:color w:val="000000" w:themeColor="text1"/>
         </w:rPr>
@@ -7217,11 +7049,7 @@
         <w:spacing w:beforeLines="160" w:before="384" w:afterLines="120" w:after="288"/>
       </w:pPr>
       <w:r>
-        <w:t xml:space="preserve">Todo vehículo debe cumplir con lo establecido en su ficha técnica de homologación (registro inicial). No se puede modificar la carrocería (dimensiones o capacidad de carga) alterando las condiciones bajo las cuales fue aprobada por el </w:t>
-      </w:r>
-      <w:r>
-        <w:lastRenderedPageBreak/>
-        <w:t>Ministerio de Transporte, aunque sí se permiten modificaciones internas para el bienestar animal (divisores, pisos)</w:t>
+        <w:t>Todo vehículo debe cumplir con lo establecido en su ficha técnica de homologación (registro inicial). No se puede modificar la carrocería (dimensiones o capacidad de carga) alterando las condiciones bajo las cuales fue aprobada por el Ministerio de Transporte, aunque sí se permiten modificaciones internas para el bienestar animal (divisores, pisos)</w:t>
       </w:r>
       <w:r>
         <w:t>,</w:t>
@@ -7305,10 +7133,8 @@
       <w:pPr>
         <w:pStyle w:val="Tabla"/>
         <w:spacing w:beforeLines="160" w:before="384" w:afterLines="120" w:after="288" w:line="360" w:lineRule="auto"/>
-        <w:jc w:val="center"/>
-      </w:pPr>
-      <w:r>
-        <w:lastRenderedPageBreak/>
+      </w:pPr>
+      <w:r>
         <w:t>Aspectos presentes en la ficha de homologación</w:t>
       </w:r>
     </w:p>
@@ -7353,7 +7179,6 @@
               <w:pStyle w:val="Ttulo8"/>
               <w:spacing w:beforeLines="160" w:before="384" w:afterLines="120" w:after="288"/>
               <w:ind w:firstLine="0"/>
-              <w:outlineLvl w:val="7"/>
               <w:rPr>
                 <w:b/>
               </w:rPr>
@@ -7529,7 +7354,6 @@
         <w:spacing w:beforeLines="160" w:before="384" w:afterLines="120" w:after="288"/>
       </w:pPr>
       <w:r>
-        <w:lastRenderedPageBreak/>
         <w:t>Si bien la estructura y la capacidad de peso no pueden alterarse, el manual permite modificaciones internas específicas, siempre y cuando estas mejoras estén directamente orientadas a la protección y bienestar de los animales, sin afectar la estructura homologada. Adicional a esto, la siguiente tabla detalla las permisiones a tener en cuenta: </w:t>
       </w:r>
     </w:p>
@@ -7537,7 +7361,6 @@
       <w:pPr>
         <w:pStyle w:val="Tabla"/>
         <w:spacing w:beforeLines="160" w:before="384" w:afterLines="120" w:after="288" w:line="360" w:lineRule="auto"/>
-        <w:jc w:val="center"/>
       </w:pPr>
       <w:r>
         <w:t>Permisión en la ficha de homologación</w:t>
@@ -7749,14 +7572,7 @@
               <w:rPr>
                 <w:color w:val="000000" w:themeColor="text1"/>
               </w:rPr>
-              <w:t xml:space="preserve">: instalar pisos antideslizantes más eficaces, colocar un techo más resistente a la temperatura, agregar separadores desmontables) </w:t>
-            </w:r>
-            <w:r>
-              <w:rPr>
-                <w:color w:val="000000" w:themeColor="text1"/>
-              </w:rPr>
-              <w:lastRenderedPageBreak/>
-              <w:t>son aceptables porque mejoran el </w:t>
+              <w:t>: instalar pisos antideslizantes más eficaces, colocar un techo más resistente a la temperatura, agregar separadores desmontables) son aceptables porque mejoran el </w:t>
             </w:r>
             <w:r>
               <w:rPr>
@@ -7797,7 +7613,6 @@
               <w:rPr>
                 <w:color w:val="000000" w:themeColor="text1"/>
               </w:rPr>
-              <w:lastRenderedPageBreak/>
               <w:t>Manual, Numeral 2.2.d, literal </w:t>
             </w:r>
             <w:proofErr w:type="spellStart"/>
@@ -7812,14 +7627,7 @@
               <w:rPr>
                 <w:color w:val="000000" w:themeColor="text1"/>
               </w:rPr>
-              <w:t xml:space="preserve">: "Los pisos de la unidad de transporte deben ser antideslizantes para evitar caídas y fracturas, utilizando cama </w:t>
-            </w:r>
-            <w:r>
-              <w:rPr>
-                <w:color w:val="000000" w:themeColor="text1"/>
-              </w:rPr>
-              <w:lastRenderedPageBreak/>
-              <w:t>cómoda y seca, si las condiciones lo americano". (Justifica la mejora del piso). </w:t>
+              <w:t>: "Los pisos de la unidad de transporte deben ser antideslizantes para evitar caídas y fracturas, utilizando cama cómoda y seca, si las condiciones lo americano". (Justifica la mejora del piso). </w:t>
             </w:r>
           </w:p>
         </w:tc>
@@ -7832,7 +7640,6 @@
       </w:pPr>
       <w:bookmarkStart w:id="7" w:name="_Toc217686801"/>
       <w:r>
-        <w:lastRenderedPageBreak/>
         <w:t xml:space="preserve">1.4 </w:t>
       </w:r>
       <w:r>
@@ -7896,10 +7703,8 @@
       <w:pPr>
         <w:pStyle w:val="Tabla"/>
         <w:spacing w:beforeLines="160" w:before="384" w:afterLines="120" w:after="288" w:line="360" w:lineRule="auto"/>
-        <w:jc w:val="center"/>
-      </w:pPr>
-      <w:r>
-        <w:lastRenderedPageBreak/>
+      </w:pPr>
+      <w:r>
         <w:t>Procesos RUNT</w:t>
       </w:r>
     </w:p>
@@ -8156,13 +7961,11 @@
     <w:p>
       <w:pPr>
         <w:pStyle w:val="Tabla"/>
-        <w:jc w:val="center"/>
       </w:pPr>
       <w:r>
         <w:br w:type="page"/>
       </w:r>
       <w:r>
-        <w:lastRenderedPageBreak/>
         <w:t>Validaciones RUNT</w:t>
       </w:r>
     </w:p>
@@ -8337,7 +8140,6 @@
               <w:t xml:space="preserve"> sufrido </w:t>
             </w:r>
             <w:r>
-              <w:lastRenderedPageBreak/>
               <w:t>modificaciones estructurales no autorizadas que comprometan su seguridad. </w:t>
             </w:r>
           </w:p>
@@ -8353,12 +8155,7 @@
               <w:ind w:firstLine="0"/>
             </w:pPr>
             <w:r>
-              <w:lastRenderedPageBreak/>
-              <w:t xml:space="preserve">Manual, Numeral 2.2.e: "No se podrá modificar la carrocería (dimensiones o capacidad de carga) alterando las condiciones bajo las </w:t>
-            </w:r>
-            <w:r>
-              <w:lastRenderedPageBreak/>
-              <w:t>cuales fue aprobada por el Ministerio de Transporte". (La aprobación está registrada en el RUNT). </w:t>
+              <w:t>Manual, Numeral 2.2.e: "No se podrá modificar la carrocería (dimensiones o capacidad de carga) alterando las condiciones bajo las cuales fue aprobada por el Ministerio de Transporte". (La aprobación está registrada en el RUNT). </w:t>
             </w:r>
           </w:p>
         </w:tc>
@@ -8370,7 +8167,6 @@
         <w:spacing w:beforeLines="160" w:before="384" w:afterLines="120" w:after="288"/>
       </w:pPr>
       <w:r>
-        <w:lastRenderedPageBreak/>
         <w:t>Las autoridades de tránsito y el Instituto Colombiano Agropecuario (ICA), utilizan la información del RUNT (a través de la verificación de la licencia de tránsito) para ejercer vigilancia y control. Basado en esto, se debe tener en cuenta lo siguiente: </w:t>
       </w:r>
     </w:p>
@@ -8378,7 +8174,6 @@
       <w:pPr>
         <w:pStyle w:val="Tabla"/>
         <w:spacing w:beforeLines="160" w:before="384" w:afterLines="120" w:after="288" w:line="360" w:lineRule="auto"/>
-        <w:jc w:val="center"/>
       </w:pPr>
       <w:r>
         <w:t>Vigilancia de autoridades basadas en el RUNT</w:t>
@@ -8478,11 +8273,7 @@
               <w:ind w:firstLine="0"/>
             </w:pPr>
             <w:r>
-              <w:t xml:space="preserve">Las autoridades de tránsito y el ICA tienen la facultad de exigir la documentación que demuestre la legalidad y la concordancia de las </w:t>
-            </w:r>
-            <w:r>
-              <w:lastRenderedPageBreak/>
-              <w:t>especificaciones del vehículo, siendo el RUNT la base de datos para esta verificación. </w:t>
+              <w:t>Las autoridades de tránsito y el ICA tienen la facultad de exigir la documentación que demuestre la legalidad y la concordancia de las especificaciones del vehículo, siendo el RUNT la base de datos para esta verificación. </w:t>
             </w:r>
           </w:p>
         </w:tc>
@@ -8497,12 +8288,7 @@
               <w:ind w:firstLine="0"/>
             </w:pPr>
             <w:r>
-              <w:lastRenderedPageBreak/>
-              <w:t xml:space="preserve">Manual, Numeral 6. Requisitos de las Capacitaciones: "El cual podrá ser exigido por las autoridades de tránsito y/o por el Instituto Colombiano </w:t>
-            </w:r>
-            <w:r>
-              <w:lastRenderedPageBreak/>
-              <w:t>Agropecuario - ICA ". (Aplica a toda la documentación legal del vehículo y el conductor). </w:t>
+              <w:t>Manual, Numeral 6. Requisitos de las Capacitaciones: "El cual podrá ser exigido por las autoridades de tránsito y/o por el Instituto Colombiano Agropecuario - ICA ". (Aplica a toda la documentación legal del vehículo y el conductor). </w:t>
             </w:r>
           </w:p>
         </w:tc>
@@ -8522,7 +8308,6 @@
               <w:ind w:firstLine="0"/>
             </w:pPr>
             <w:r>
-              <w:lastRenderedPageBreak/>
               <w:t>Garantía sanitaria</w:t>
             </w:r>
           </w:p>
@@ -8581,7 +8366,6 @@
       </w:pPr>
       <w:bookmarkStart w:id="8" w:name="_Toc217686802"/>
       <w:r>
-        <w:lastRenderedPageBreak/>
         <w:t>1.5 Tipo de documentos legales</w:t>
       </w:r>
       <w:bookmarkEnd w:id="8"/>
@@ -8616,16 +8400,11 @@
     <w:p>
       <w:pPr>
         <w:pStyle w:val="Figura"/>
-        <w:spacing w:beforeLines="160" w:before="384" w:afterLines="120" w:after="288"/>
       </w:pPr>
       <w:r>
         <w:t>Figura 2. </w:t>
       </w:r>
       <w:r>
-        <w:rPr>
-          <w:b w:val="0"/>
-          <w:bCs w:val="0"/>
-        </w:rPr>
         <w:t>Tipos de documentos legales</w:t>
       </w:r>
       <w:r>
@@ -8700,7 +8479,6 @@
         <w:rPr>
           <w:lang w:eastAsia="es-CO"/>
         </w:rPr>
-        <w:lastRenderedPageBreak/>
         <w:t>Tipos de documentos legales</w:t>
       </w:r>
     </w:p>
@@ -8761,7 +8539,6 @@
       <w:pPr>
         <w:pStyle w:val="Tabla"/>
         <w:spacing w:beforeLines="160" w:before="384" w:afterLines="120" w:after="288" w:line="360" w:lineRule="auto"/>
-        <w:jc w:val="center"/>
       </w:pPr>
       <w:r>
         <w:t>Documentación sanitaria obligatoria</w:t>
@@ -8891,35 +8668,27 @@
               <w:rPr>
                 <w:color w:val="000000" w:themeColor="text1"/>
               </w:rPr>
-              <w:t xml:space="preserve">Es el documento legal expedido por el Instituto Colombiano Agropecuario (ICA) que ampara la movilización de los animales dentro del territorio nacional. Certifica el origen, destino y propósito de la movilización, siendo una herramienta fundamental para la trazabilidad sanitaria y </w:t>
-            </w:r>
-            <w:r>
+              <w:t>Es el documento legal expedido por el Instituto Colombiano Agropecuario (ICA) que ampara la movilización de los animales dentro del territorio nacional. Certifica el origen, destino y propósito de la movilización, siendo una herramienta fundamental para la trazabilidad sanitaria y fitosanitaria. Su puerta es obligatoria. </w:t>
+            </w:r>
+          </w:p>
+        </w:tc>
+        <w:tc>
+          <w:tcPr>
+            <w:tcW w:w="3544" w:type="dxa"/>
+            <w:hideMark/>
+          </w:tcPr>
+          <w:p>
+            <w:pPr>
+              <w:spacing w:beforeLines="160" w:before="384" w:afterLines="120" w:after="288"/>
+              <w:ind w:firstLine="0"/>
               <w:rPr>
                 <w:color w:val="000000" w:themeColor="text1"/>
               </w:rPr>
-              <w:lastRenderedPageBreak/>
-              <w:t>fitosanitaria. Su puerta es obligatoria. </w:t>
-            </w:r>
-          </w:p>
-        </w:tc>
-        <w:tc>
-          <w:tcPr>
-            <w:tcW w:w="3544" w:type="dxa"/>
-            <w:hideMark/>
-          </w:tcPr>
-          <w:p>
-            <w:pPr>
-              <w:spacing w:beforeLines="160" w:before="384" w:afterLines="120" w:after="288"/>
-              <w:ind w:firstLine="0"/>
+            </w:pPr>
+            <w:r>
               <w:rPr>
                 <w:color w:val="000000" w:themeColor="text1"/>
               </w:rPr>
-            </w:pPr>
-            <w:r>
-              <w:rPr>
-                <w:color w:val="000000" w:themeColor="text1"/>
-              </w:rPr>
-              <w:lastRenderedPageBreak/>
               <w:t>El manual hace referencia a la movilización de animales, que está intrínsecamente ligada a la GSMI, documento regido por el ICA. El incumplimiento puede acarrear medidas sanitarias o de bienestar. </w:t>
             </w:r>
           </w:p>
@@ -9052,10 +8821,8 @@
       <w:pPr>
         <w:pStyle w:val="Tabla"/>
         <w:spacing w:beforeLines="160" w:before="384" w:afterLines="120" w:after="288" w:line="360" w:lineRule="auto"/>
-        <w:jc w:val="center"/>
-      </w:pPr>
-      <w:r>
-        <w:lastRenderedPageBreak/>
+      </w:pPr>
+      <w:r>
         <w:t>Documentación legal del vehículo</w:t>
       </w:r>
     </w:p>
@@ -9255,7 +9022,6 @@
               <w:ind w:firstLine="0"/>
             </w:pPr>
             <w:r>
-              <w:lastRenderedPageBreak/>
               <w:t>Seguro obligatorio (SOAT) y revisión técnico-mecánica</w:t>
             </w:r>
           </w:p>
@@ -9341,7 +9107,6 @@
       <w:pPr>
         <w:pStyle w:val="Tabla"/>
         <w:spacing w:beforeLines="160" w:before="384" w:afterLines="120" w:after="288" w:line="360" w:lineRule="auto"/>
-        <w:jc w:val="center"/>
       </w:pPr>
       <w:r>
         <w:t>Documentación de habilitación del personal</w:t>
@@ -9425,11 +9190,7 @@
               <w:ind w:firstLine="0"/>
             </w:pPr>
             <w:r>
-              <w:t xml:space="preserve">Certificado de curso de </w:t>
-            </w:r>
-            <w:r>
-              <w:lastRenderedPageBreak/>
-              <w:t>capacitación en bienestar animal</w:t>
+              <w:t>Certificado de curso de capacitación en bienestar animal</w:t>
             </w:r>
           </w:p>
         </w:tc>
@@ -9444,12 +9205,7 @@
               <w:ind w:firstLine="0"/>
             </w:pPr>
             <w:r>
-              <w:lastRenderedPageBreak/>
-              <w:t xml:space="preserve">Documento que acredita que el personal (conductor/tripulante) ha </w:t>
-            </w:r>
-            <w:r>
-              <w:lastRenderedPageBreak/>
-              <w:t xml:space="preserve">realizado y aprobado el curso de capacitación exigido. Es </w:t>
+              <w:t xml:space="preserve">Documento que acredita que el personal (conductor/tripulante) ha realizado y aprobado el curso de capacitación exigido. Es </w:t>
             </w:r>
             <w:r>
               <w:t xml:space="preserve">obligatorio </w:t>
@@ -9476,12 +9232,7 @@
               <w:ind w:firstLine="0"/>
             </w:pPr>
             <w:r>
-              <w:lastRenderedPageBreak/>
-              <w:t xml:space="preserve">Manual, Numeral 6. Requisitos de las Capacitaciones: "Toda persona involucrada en el proceso de </w:t>
-            </w:r>
-            <w:r>
-              <w:lastRenderedPageBreak/>
-              <w:t>transporte de animales en pie deberá realizar un curso de capacitación en bienestar animal y portar el documento que certifique o conste que aprobó el curso ...". </w:t>
+              <w:t>Manual, Numeral 6. Requisitos de las Capacitaciones: "Toda persona involucrada en el proceso de transporte de animales en pie deberá realizar un curso de capacitación en bienestar animal y portar el documento que certifique o conste que aprobó el curso ...". </w:t>
             </w:r>
           </w:p>
         </w:tc>
@@ -9501,7 +9252,6 @@
               <w:ind w:firstLine="0"/>
             </w:pPr>
             <w:r>
-              <w:lastRenderedPageBreak/>
               <w:t>Exigibilidad del certificado</w:t>
             </w:r>
           </w:p>
@@ -9628,7 +9378,6 @@
           <w:bCs/>
           <w:color w:val="000000" w:themeColor="text1"/>
         </w:rPr>
-        <w:lastRenderedPageBreak/>
         <w:t>Documentación operativa (recomendada) </w:t>
       </w:r>
     </w:p>
@@ -9650,7 +9399,6 @@
       <w:pPr>
         <w:pStyle w:val="Tabla"/>
         <w:spacing w:beforeLines="160" w:before="384" w:afterLines="120" w:after="288" w:line="360" w:lineRule="auto"/>
-        <w:jc w:val="center"/>
       </w:pPr>
       <w:r>
         <w:t>Documentación operativa</w:t>
@@ -9797,7 +9545,6 @@
               <w:ind w:firstLine="0"/>
             </w:pPr>
             <w:r>
-              <w:lastRenderedPageBreak/>
               <w:t>Plan de contingencia (protocolos)</w:t>
             </w:r>
           </w:p>
@@ -9897,7 +9644,6 @@
         <w:spacing w:beforeLines="160" w:before="384" w:afterLines="120" w:after="288"/>
       </w:pPr>
       <w:r>
-        <w:lastRenderedPageBreak/>
         <w:t>Requisitos sanitarios de diseño y materiales </w:t>
       </w:r>
     </w:p>
@@ -9919,7 +9665,6 @@
       <w:pPr>
         <w:pStyle w:val="Tabla"/>
         <w:spacing w:beforeLines="160" w:before="384" w:afterLines="120" w:after="288" w:line="360" w:lineRule="auto"/>
-        <w:jc w:val="center"/>
       </w:pPr>
       <w:r>
         <w:t>Estructura y función sanitaria</w:t>
@@ -10129,55 +9874,40 @@
               <w:rPr>
                 <w:color w:val="000000" w:themeColor="text1"/>
               </w:rPr>
-              <w:t xml:space="preserve">Se priorizan diseños con bordes redondeados en lugar de ángulos rectos (difíciles de limpiar). Esto reduce los puntos donde se pueden </w:t>
-            </w:r>
-            <w:r>
+              <w:t>Se priorizan diseños con bordes redondeados en lugar de ángulos rectos (difíciles de limpiar). Esto reduce los puntos donde se pueden acumular residuos orgánicos y patógenos. </w:t>
+            </w:r>
+          </w:p>
+        </w:tc>
+        <w:tc>
+          <w:tcPr>
+            <w:tcW w:w="3038" w:type="dxa"/>
+            <w:hideMark/>
+          </w:tcPr>
+          <w:p>
+            <w:pPr>
+              <w:spacing w:beforeLines="160" w:before="384" w:afterLines="120" w:after="288"/>
+              <w:ind w:firstLine="0"/>
               <w:rPr>
                 <w:color w:val="000000" w:themeColor="text1"/>
               </w:rPr>
-              <w:lastRenderedPageBreak/>
-              <w:t>acumular residuos orgánicos y patógenos. </w:t>
-            </w:r>
-          </w:p>
-        </w:tc>
-        <w:tc>
-          <w:tcPr>
-            <w:tcW w:w="3038" w:type="dxa"/>
-            <w:hideMark/>
-          </w:tcPr>
-          <w:p>
-            <w:pPr>
-              <w:spacing w:beforeLines="160" w:before="384" w:afterLines="120" w:after="288"/>
-              <w:ind w:firstLine="0"/>
+            </w:pPr>
+            <w:r>
               <w:rPr>
                 <w:color w:val="000000" w:themeColor="text1"/>
               </w:rPr>
-            </w:pPr>
+              <w:t xml:space="preserve">Manual, Numeral 2.2.c, literal i: (Sobre los contenedores </w:t>
+            </w:r>
             <w:r>
               <w:rPr>
                 <w:color w:val="000000" w:themeColor="text1"/>
               </w:rPr>
-              <w:lastRenderedPageBreak/>
-              <w:t xml:space="preserve">Manual, Numeral 2.2.c, literal i: (Sobre los contenedores </w:t>
+              <w:t xml:space="preserve">plásticos, </w:t>
             </w:r>
             <w:r>
               <w:rPr>
                 <w:color w:val="000000" w:themeColor="text1"/>
               </w:rPr>
-              <w:t xml:space="preserve">plásticos, </w:t>
-            </w:r>
-            <w:r>
-              <w:rPr>
-                <w:color w:val="000000" w:themeColor="text1"/>
-              </w:rPr>
-              <w:t xml:space="preserve">porcinos y aves) "deben </w:t>
-            </w:r>
-            <w:r>
-              <w:rPr>
-                <w:color w:val="000000" w:themeColor="text1"/>
-              </w:rPr>
-              <w:lastRenderedPageBreak/>
-              <w:t>ser lisas, con bordes redondeados, que permitan su lavado y desinfección". (Este principio se extiende a toda la carrocería). </w:t>
+              <w:t>porcinos y aves) "deben ser lisas, con bordes redondeados, que permitan su lavado y desinfección". (Este principio se extiende a toda la carrocería). </w:t>
             </w:r>
           </w:p>
         </w:tc>
@@ -10204,7 +9934,6 @@
               <w:rPr>
                 <w:color w:val="000000" w:themeColor="text1"/>
               </w:rPr>
-              <w:lastRenderedPageBreak/>
               <w:t>Materiales no absorbentes</w:t>
             </w:r>
           </w:p>
@@ -10281,10 +10010,8 @@
       <w:pPr>
         <w:pStyle w:val="Tabla"/>
         <w:spacing w:beforeLines="160" w:before="384" w:afterLines="120" w:after="288" w:line="360" w:lineRule="auto"/>
-        <w:jc w:val="center"/>
-      </w:pPr>
-      <w:r>
-        <w:lastRenderedPageBreak/>
+      </w:pPr>
+      <w:r>
         <w:t>Gestión sanitaria</w:t>
       </w:r>
     </w:p>
@@ -10440,11 +10167,7 @@
               <w:ind w:firstLine="0"/>
             </w:pPr>
             <w:r>
-              <w:t xml:space="preserve">El uso de cama (aserrín, viruta o tamo) sobre el piso, cuando las condiciones lo ameritan, es una medida sanitaria y de bienestar que ayuda a absorber la humedad y fluidos, mejorando la </w:t>
-            </w:r>
-            <w:r>
-              <w:lastRenderedPageBreak/>
-              <w:t>higiene del ambiente interno y la estabilidad del animal. </w:t>
+              <w:t>El uso de cama (aserrín, viruta o tamo) sobre el piso, cuando las condiciones lo ameritan, es una medida sanitaria y de bienestar que ayuda a absorber la humedad y fluidos, mejorando la higiene del ambiente interno y la estabilidad del animal. </w:t>
             </w:r>
           </w:p>
         </w:tc>
@@ -10459,7 +10182,6 @@
               <w:ind w:firstLine="0"/>
             </w:pPr>
             <w:r>
-              <w:lastRenderedPageBreak/>
               <w:t>Manual, Numeral 2.2.d, literal </w:t>
             </w:r>
             <w:proofErr w:type="spellStart"/>
@@ -10503,7 +10225,6 @@
       <w:pPr>
         <w:pStyle w:val="Tabla"/>
         <w:spacing w:beforeLines="160" w:before="384" w:afterLines="120" w:after="288" w:line="360" w:lineRule="auto"/>
-        <w:jc w:val="center"/>
       </w:pPr>
       <w:r>
         <w:t>Protocolo sanitario</w:t>
@@ -10603,11 +10324,7 @@
               <w:ind w:firstLine="0"/>
             </w:pPr>
             <w:r>
-              <w:t xml:space="preserve">La carrocería debe ser sometida a un riguroso proceso de limpieza y desinfección antes y después de cada uso. Esto </w:t>
-            </w:r>
-            <w:r>
-              <w:lastRenderedPageBreak/>
-              <w:t>es esencial para cortar el ciclo de transmisión de enfermedades entre lotes de animales. </w:t>
+              <w:t>La carrocería debe ser sometida a un riguroso proceso de limpieza y desinfección antes y después de cada uso. Esto es esencial para cortar el ciclo de transmisión de enfermedades entre lotes de animales. </w:t>
             </w:r>
           </w:p>
         </w:tc>
@@ -10622,7 +10339,6 @@
               <w:ind w:firstLine="0"/>
             </w:pPr>
             <w:r>
-              <w:lastRenderedPageBreak/>
               <w:t>Manual, Numeral 2.2.a: "La unidad de transporte deberá ser lavada y desinfectada antes y después de cada uso". </w:t>
             </w:r>
           </w:p>
@@ -10721,11 +10437,7 @@
               <w:ind w:firstLine="0"/>
             </w:pPr>
             <w:r>
-              <w:t xml:space="preserve">El personal involucrado en el cargue, transporte y descarga debe estar capacitado en bioseguridad para evitar que sus vestimentas o herramientas </w:t>
-            </w:r>
-            <w:r>
-              <w:lastRenderedPageBreak/>
-              <w:t>contaminen la estructura del vehículo o los animales. </w:t>
+              <w:t>El personal involucrado en el cargue, transporte y descarga debe estar capacitado en bioseguridad para evitar que sus vestimentas o herramientas contaminen la estructura del vehículo o los animales. </w:t>
             </w:r>
           </w:p>
         </w:tc>
@@ -10740,7 +10452,6 @@
               <w:ind w:firstLine="0"/>
             </w:pPr>
             <w:r>
-              <w:lastRenderedPageBreak/>
               <w:t>Manual, Numeral 6: exige la capacitación en bienestar animal, que incluye módulos de bioseguridad y prevención de riesgos sanitarios. </w:t>
             </w:r>
           </w:p>
@@ -10830,7 +10541,6 @@
         <w:spacing w:beforeLines="160" w:before="384" w:afterLines="120" w:after="288"/>
       </w:pPr>
       <w:r>
-        <w:lastRenderedPageBreak/>
         <w:t>Este punto es crucial para la formación, ya que la sobrecarga no solo conlleva sanciones de tránsito, sino que es una causa directa de asfixia, estrés térmico y mortalidad de los animales. </w:t>
       </w:r>
     </w:p>
@@ -10862,7 +10572,6 @@
       <w:pPr>
         <w:pStyle w:val="Tabla"/>
         <w:spacing w:beforeLines="160" w:before="384" w:afterLines="120" w:after="288" w:line="360" w:lineRule="auto"/>
-        <w:jc w:val="center"/>
       </w:pPr>
       <w:r>
         <w:t>Magnitud legal de la carga</w:t>
@@ -11011,7 +10720,6 @@
               <w:ind w:firstLine="0"/>
             </w:pPr>
             <w:r>
-              <w:lastRenderedPageBreak/>
               <w:t>Inalterabilidad</w:t>
             </w:r>
           </w:p>
@@ -11084,11 +10792,13 @@
       <w:pPr>
         <w:spacing w:beforeLines="160" w:before="384" w:afterLines="120" w:after="288"/>
         <w:rPr>
+          <w:b/>
           <w:color w:val="000000" w:themeColor="text1"/>
         </w:rPr>
       </w:pPr>
       <w:r>
         <w:rPr>
+          <w:b/>
           <w:color w:val="000000" w:themeColor="text1"/>
         </w:rPr>
         <w:t>Su fórmula conceptual es: </w:t>
@@ -11167,7 +10877,6 @@
           <w:b/>
           <w:bCs/>
         </w:rPr>
-        <w:lastRenderedPageBreak/>
         <w:t>Propósito de la densidad</w:t>
       </w:r>
     </w:p>
@@ -11200,7 +10909,6 @@
       <w:pPr>
         <w:pStyle w:val="Tabla"/>
         <w:spacing w:beforeLines="160" w:before="384" w:afterLines="120" w:after="288" w:line="360" w:lineRule="auto"/>
-        <w:jc w:val="center"/>
       </w:pPr>
       <w:r>
         <w:t>Requisitos del cuadro de densidad en el manual</w:t>
@@ -11233,7 +10941,6 @@
               <w:pStyle w:val="Ttulo8"/>
               <w:spacing w:beforeLines="160" w:before="384" w:afterLines="120" w:after="288"/>
               <w:ind w:firstLine="0"/>
-              <w:outlineLvl w:val="7"/>
               <w:rPr>
                 <w:b/>
               </w:rPr>
@@ -11308,11 +11015,7 @@
               <w:ind w:firstLine="0"/>
             </w:pPr>
             <w:r>
-              <w:t xml:space="preserve">La resolución establece que la densidad de carga debe determinarse a partir de fórmulas de cálculo o de las tablas anexas al manual o de las referencias de la </w:t>
-            </w:r>
-            <w:r>
-              <w:lastRenderedPageBreak/>
-              <w:t>Organización Mundial de Sanidad Animal (OIE). </w:t>
+              <w:t>La resolución establece que la densidad de carga debe determinarse a partir de fórmulas de cálculo o de las tablas anexas al manual o de las referencias de la Organización Mundial de Sanidad Animal (OIE). </w:t>
             </w:r>
           </w:p>
         </w:tc>
@@ -11327,7 +11030,6 @@
               <w:ind w:firstLine="0"/>
             </w:pPr>
             <w:r>
-              <w:lastRenderedPageBreak/>
               <w:t>Manual, Numeral 4.c: Implícitamente se refiere al uso de tablas de densidad para determinar la capacidad de transporte. </w:t>
             </w:r>
           </w:p>
@@ -11456,7 +11158,6 @@
           <w:bCs/>
           <w:color w:val="000000" w:themeColor="text1"/>
         </w:rPr>
-        <w:lastRenderedPageBreak/>
         <w:t>Densidad de carga para bovinos y bufalinos (ganado) </w:t>
       </w:r>
     </w:p>
@@ -11491,7 +11192,6 @@
       <w:pPr>
         <w:pStyle w:val="Tabla"/>
         <w:spacing w:beforeLines="160" w:before="384" w:afterLines="120" w:after="288" w:line="360" w:lineRule="auto"/>
-        <w:jc w:val="center"/>
       </w:pPr>
       <w:r>
         <w:t>Densidad de carga para ganado</w:t>
@@ -11820,7 +11520,6 @@
               <w:ind w:firstLine="0"/>
             </w:pPr>
             <w:r>
-              <w:lastRenderedPageBreak/>
               <w:t>Vacas adultas/Ganado maduro (451 kg – 550 kg) </w:t>
             </w:r>
           </w:p>
@@ -11980,10 +11679,8 @@
       <w:pPr>
         <w:pStyle w:val="Tabla"/>
         <w:spacing w:beforeLines="160" w:before="384" w:afterLines="120" w:after="288" w:line="360" w:lineRule="auto"/>
-        <w:jc w:val="center"/>
-      </w:pPr>
-      <w:r>
-        <w:lastRenderedPageBreak/>
+      </w:pPr>
+      <w:r>
         <w:t>Densidad de carga para porcinos</w:t>
       </w:r>
     </w:p>
@@ -12266,7 +11963,6 @@
           <w:b/>
           <w:bCs/>
         </w:rPr>
-        <w:lastRenderedPageBreak/>
         <w:t>Densidad de carga para aves (pollos, pavos, patos, codornices) </w:t>
       </w:r>
     </w:p>
@@ -12297,7 +11993,6 @@
       <w:pPr>
         <w:pStyle w:val="Tabla"/>
         <w:spacing w:beforeLines="160" w:before="384" w:afterLines="120" w:after="288" w:line="360" w:lineRule="auto"/>
-        <w:jc w:val="center"/>
       </w:pPr>
       <w:r>
         <w:t>Densidad de carga para aves</w:t>
@@ -12593,7 +12288,6 @@
               <w:ind w:firstLine="0"/>
             </w:pPr>
             <w:r>
-              <w:lastRenderedPageBreak/>
               <w:t>Pavos (Adultos)</w:t>
             </w:r>
           </w:p>
@@ -12703,7 +12397,6 @@
     <w:p>
       <w:pPr>
         <w:spacing w:beforeLines="160" w:before="384" w:afterLines="120" w:after="288"/>
-        <w:ind w:left="720" w:firstLine="0"/>
         <w:textAlignment w:val="baseline"/>
         <w:rPr>
           <w:rFonts w:ascii="Calibri" w:eastAsia="Times New Roman" w:hAnsi="Calibri" w:cs="Calibri"/>
@@ -12811,7 +12504,6 @@
     <w:p>
       <w:pPr>
         <w:spacing w:beforeLines="160" w:before="384" w:afterLines="120" w:after="288"/>
-        <w:ind w:left="720" w:firstLine="0"/>
         <w:textAlignment w:val="baseline"/>
         <w:rPr>
           <w:rFonts w:ascii="Segoe UI" w:eastAsia="Times New Roman" w:hAnsi="Segoe UI" w:cs="Segoe UI"/>
@@ -12881,7 +12573,6 @@
     <w:p>
       <w:pPr>
         <w:spacing w:beforeLines="160" w:before="384" w:afterLines="120" w:after="288"/>
-        <w:ind w:left="720" w:firstLine="0"/>
         <w:textAlignment w:val="baseline"/>
         <w:rPr>
           <w:rFonts w:ascii="Segoe UI" w:eastAsia="Times New Roman" w:hAnsi="Segoe UI" w:cs="Segoe UI"/>
@@ -12971,7 +12662,6 @@
       </w:pPr>
       <w:bookmarkStart w:id="11" w:name="_Toc217686805"/>
       <w:r>
-        <w:lastRenderedPageBreak/>
         <w:t>Marco normativo</w:t>
       </w:r>
       <w:bookmarkEnd w:id="11"/>
@@ -13021,7 +12711,6 @@
       <w:pPr>
         <w:pStyle w:val="Tabla"/>
         <w:spacing w:beforeLines="160" w:before="384" w:afterLines="120" w:after="288" w:line="360" w:lineRule="auto"/>
-        <w:jc w:val="center"/>
       </w:pPr>
       <w:r>
         <w:t>Aspectos legales manual de procedimientos</w:t>
@@ -13136,11 +12825,7 @@
               <w:ind w:firstLine="0"/>
             </w:pPr>
             <w:r>
-              <w:t xml:space="preserve">Resolución 20223040006915 (Art. 1): "El objeto de la presente resolución es adoptar el manual de procedimiento para el transporte, manejo y movilización de animales en pie, durante todas las etapas, contenido en el anexo de la </w:t>
-            </w:r>
-            <w:r>
-              <w:lastRenderedPageBreak/>
-              <w:t>presente resolución el cual hace parte integral de la misma". </w:t>
+              <w:t>Resolución 20223040006915 (Art. 1): "El objeto de la presente resolución es adoptar el manual de procedimiento para el transporte, manejo y movilización de animales en pie, durante todas las etapas, contenido en el anexo de la presente resolución el cual hace parte integral de la misma". </w:t>
             </w:r>
           </w:p>
         </w:tc>
@@ -13160,7 +12845,6 @@
               <w:ind w:firstLine="0"/>
             </w:pPr>
             <w:r>
-              <w:lastRenderedPageBreak/>
               <w:t>Ámbito de aplicación</w:t>
             </w:r>
           </w:p>
@@ -13254,7 +12938,6 @@
               <w:t xml:space="preserve"> bienestar </w:t>
             </w:r>
             <w:r>
-              <w:lastRenderedPageBreak/>
               <w:t>animal, evitando así, sufrimiento y dolor a los animales durante, el transporte, manejo y movilización de los mismos...". </w:t>
             </w:r>
           </w:p>
@@ -13275,7 +12958,6 @@
               <w:ind w:firstLine="0"/>
             </w:pPr>
             <w:r>
-              <w:lastRenderedPageBreak/>
               <w:t>Tipos de manejo regulados</w:t>
             </w:r>
           </w:p>
@@ -13361,10 +13043,8 @@
       <w:pPr>
         <w:pStyle w:val="Tabla"/>
         <w:spacing w:beforeLines="160" w:before="384" w:afterLines="120" w:after="288" w:line="360" w:lineRule="auto"/>
-        <w:jc w:val="center"/>
-      </w:pPr>
-      <w:r>
-        <w:lastRenderedPageBreak/>
+      </w:pPr>
+      <w:r>
         <w:t>Manejo operacional</w:t>
       </w:r>
     </w:p>
@@ -13559,7 +13239,6 @@
               <w:ind w:firstLine="0"/>
             </w:pPr>
             <w:r>
-              <w:lastRenderedPageBreak/>
               <w:t>Inclinación de rampas</w:t>
             </w:r>
           </w:p>
@@ -13680,7 +13359,6 @@
         <w:spacing w:beforeLines="160" w:before="384" w:afterLines="120" w:after="288"/>
       </w:pPr>
       <w:r>
-        <w:lastRenderedPageBreak/>
         <w:t>Por lo anterior, la "</w:t>
       </w:r>
       <w:r>
@@ -13711,7 +13389,6 @@
       <w:pPr>
         <w:pStyle w:val="Tabla"/>
         <w:spacing w:beforeLines="160" w:before="384" w:afterLines="120" w:after="288" w:line="360" w:lineRule="auto"/>
-        <w:jc w:val="center"/>
       </w:pPr>
       <w:r>
         <w:t>Movilización y transporte</w:t>
@@ -13846,7 +13523,6 @@
               <w:ind w:firstLine="0"/>
             </w:pPr>
             <w:r>
-              <w:lastRenderedPageBreak/>
               <w:t>Movilización</w:t>
             </w:r>
           </w:p>
@@ -13928,10 +13604,8 @@
       <w:pPr>
         <w:pStyle w:val="Tabla"/>
         <w:spacing w:beforeLines="160" w:before="384" w:afterLines="120" w:after="288" w:line="360" w:lineRule="auto"/>
-        <w:jc w:val="center"/>
-      </w:pPr>
-      <w:r>
-        <w:lastRenderedPageBreak/>
+      </w:pPr>
+      <w:r>
         <w:t>Movilización </w:t>
       </w:r>
       <w:r>
@@ -14172,7 +13846,6 @@
               <w:rPr>
                 <w:color w:val="000000" w:themeColor="text1"/>
               </w:rPr>
-              <w:lastRenderedPageBreak/>
               <w:t>deberá cumplir con las disposiciones contenidas en esta resolución...". </w:t>
             </w:r>
           </w:p>
@@ -14201,7 +13874,6 @@
               <w:rPr>
                 <w:color w:val="000000" w:themeColor="text1"/>
               </w:rPr>
-              <w:lastRenderedPageBreak/>
               <w:t>Transporte terrestre de animales</w:t>
             </w:r>
           </w:p>
@@ -14271,7 +13943,6 @@
         <w:spacing w:beforeLines="160" w:before="384" w:afterLines="120" w:after="288"/>
       </w:pPr>
       <w:r>
-        <w:lastRenderedPageBreak/>
         <w:t>Estatuto Nacional de Protección de los Animales y normas reguladoras </w:t>
       </w:r>
     </w:p>
@@ -14293,7 +13964,6 @@
       <w:pPr>
         <w:pStyle w:val="Tabla"/>
         <w:spacing w:beforeLines="160" w:before="384" w:afterLines="120" w:after="288" w:line="360" w:lineRule="auto"/>
-        <w:jc w:val="center"/>
       </w:pPr>
       <w:r>
         <w:t>Regulaciones básicas</w:t>
@@ -14474,7 +14144,6 @@
               <w:rPr>
                 <w:color w:val="000000" w:themeColor="text1"/>
               </w:rPr>
-              <w:lastRenderedPageBreak/>
               <w:t>Principio de bienestar</w:t>
             </w:r>
           </w:p>
@@ -14581,10 +14250,8 @@
       <w:pPr>
         <w:pStyle w:val="Tabla"/>
         <w:spacing w:beforeLines="160" w:before="384" w:afterLines="120" w:after="288" w:line="360" w:lineRule="auto"/>
-        <w:jc w:val="center"/>
-      </w:pPr>
-      <w:r>
-        <w:lastRenderedPageBreak/>
+      </w:pPr>
+      <w:r>
         <w:t>Definiciones del manual</w:t>
       </w:r>
     </w:p>
@@ -14804,11 +14471,7 @@
               <w:t>tara</w:t>
             </w:r>
             <w:r>
-              <w:t xml:space="preserve"> y peso bruto vehicular no exceda los límites establecidos en las normas </w:t>
-            </w:r>
-            <w:r>
-              <w:lastRenderedPageBreak/>
-              <w:t>vigentes del Ministerio de Transporte". </w:t>
+              <w:t xml:space="preserve"> y peso bruto vehicular no exceda los límites establecidos en las normas vigentes del Ministerio de Transporte". </w:t>
             </w:r>
           </w:p>
         </w:tc>
@@ -14828,7 +14491,6 @@
               <w:ind w:firstLine="0"/>
             </w:pPr>
             <w:r>
-              <w:lastRenderedPageBreak/>
               <w:t>Densidad de carga animal</w:t>
             </w:r>
           </w:p>
@@ -14962,11 +14624,7 @@
         <w:spacing w:beforeLines="160" w:before="384" w:afterLines="120" w:after="288"/>
       </w:pPr>
       <w:r>
-        <w:t xml:space="preserve">La magnitud de carga es el resultado de una doble verificación que combina la seguridad vial (peso legal) y el bienestar animal (densidad operativa). La normativa </w:t>
-      </w:r>
-      <w:r>
-        <w:lastRenderedPageBreak/>
-        <w:t>colombiana exige que el transportador aplique técnicas de cálculo para asegurar que se cumplan ambos límites de manera simultánea. </w:t>
+        <w:t>La magnitud de carga es el resultado de una doble verificación que combina la seguridad vial (peso legal) y el bienestar animal (densidad operativa). La normativa colombiana exige que el transportador aplique técnicas de cálculo para asegurar que se cumplan ambos límites de manera simultánea. </w:t>
       </w:r>
     </w:p>
     <w:p>
@@ -15312,7 +14970,6 @@
         <w:rPr>
           <w:color w:val="000000" w:themeColor="text1"/>
         </w:rPr>
-        <w:lastRenderedPageBreak/>
         <w:t>Se deben tener en cuenta los siguientes parámetros de densidad por especie y sus fuentes: </w:t>
       </w:r>
     </w:p>
@@ -15587,7 +15244,6 @@
           <w:bCs/>
           <w:color w:val="000000" w:themeColor="text1"/>
         </w:rPr>
-        <w:lastRenderedPageBreak/>
         <w:t>Bovinos y bufalinos (</w:t>
       </w:r>
       <w:r>
@@ -15703,15 +15359,357 @@
           <w:color w:val="000000" w:themeColor="text1"/>
           <w:u w:val="single"/>
         </w:rPr>
-        <w:t xml:space="preserve">                                          </w:t>
-      </w:r>
-      <w:proofErr w:type="gramStart"/>
+        <w:t xml:space="preserve">                                            </w:t>
+      </w:r>
+      <w:r>
+        <w:rPr>
+          <w:color w:val="FFFFFF" w:themeColor="background1"/>
+          <w:u w:val="single"/>
+        </w:rPr>
+        <w:t>.</w:t>
+      </w:r>
+    </w:p>
+    <w:p>
+      <w:pPr>
+        <w:spacing w:beforeLines="160" w:before="384" w:afterLines="120" w:after="288"/>
+        <w:rPr>
+          <w:color w:val="000000" w:themeColor="text1"/>
+        </w:rPr>
+      </w:pPr>
+      <w:r>
+        <w:rPr>
+          <w:color w:val="000000" w:themeColor="text1"/>
+        </w:rPr>
+        <w:t>                       </w:t>
+      </w:r>
+      <w:r>
+        <w:rPr>
+          <w:color w:val="000000" w:themeColor="text1"/>
+        </w:rPr>
+        <w:t>á</w:t>
+      </w:r>
+      <w:r>
+        <w:rPr>
+          <w:color w:val="000000" w:themeColor="text1"/>
+        </w:rPr>
+        <w:t xml:space="preserve">rea </w:t>
+      </w:r>
+      <w:r>
+        <w:rPr>
+          <w:color w:val="000000" w:themeColor="text1"/>
+        </w:rPr>
+        <w:t>m</w:t>
+      </w:r>
+      <w:r>
+        <w:rPr>
+          <w:color w:val="000000" w:themeColor="text1"/>
+        </w:rPr>
+        <w:t xml:space="preserve">ínima </w:t>
+      </w:r>
+      <w:r>
+        <w:rPr>
+          <w:color w:val="000000" w:themeColor="text1"/>
+        </w:rPr>
+        <w:t>r</w:t>
+      </w:r>
+      <w:r>
+        <w:rPr>
+          <w:color w:val="000000" w:themeColor="text1"/>
+        </w:rPr>
+        <w:t xml:space="preserve">equerida por </w:t>
+      </w:r>
+      <w:r>
+        <w:rPr>
+          <w:color w:val="000000" w:themeColor="text1"/>
+        </w:rPr>
+        <w:t>a</w:t>
+      </w:r>
+      <w:r>
+        <w:rPr>
+          <w:color w:val="000000" w:themeColor="text1"/>
+        </w:rPr>
+        <w:t>nimal (m</w:t>
+      </w:r>
+      <w:r>
+        <w:rPr>
+          <w:color w:val="000000" w:themeColor="text1"/>
+          <w:vertAlign w:val="superscript"/>
+        </w:rPr>
+        <w:t>2</w:t>
+      </w:r>
+      <w:r>
+        <w:rPr>
+          <w:color w:val="000000" w:themeColor="text1"/>
+        </w:rPr>
+        <w:t>/animal) </w:t>
+      </w:r>
+    </w:p>
+    <w:p>
+      <w:pPr>
+        <w:spacing w:beforeLines="160" w:before="384" w:afterLines="120" w:after="288"/>
+        <w:rPr>
+          <w:b/>
+          <w:bCs/>
+          <w:color w:val="000000" w:themeColor="text1"/>
+        </w:rPr>
+      </w:pPr>
+      <w:r>
+        <w:rPr>
+          <w:b/>
+          <w:bCs/>
+          <w:color w:val="000000" w:themeColor="text1"/>
+        </w:rPr>
+        <w:t>Porcinos y aves (kg/m</w:t>
+      </w:r>
+      <w:r>
+        <w:rPr>
+          <w:b/>
+          <w:bCs/>
+          <w:color w:val="000000" w:themeColor="text1"/>
+          <w:vertAlign w:val="superscript"/>
+        </w:rPr>
+        <w:t>2</w:t>
+      </w:r>
+      <w:r>
+        <w:rPr>
+          <w:b/>
+          <w:bCs/>
+          <w:color w:val="000000" w:themeColor="text1"/>
+        </w:rPr>
+        <w:t xml:space="preserve">). Peso </w:t>
+      </w:r>
+      <w:r>
+        <w:rPr>
+          <w:b/>
+          <w:bCs/>
+          <w:color w:val="000000" w:themeColor="text1"/>
+        </w:rPr>
+        <w:t>m</w:t>
+      </w:r>
+      <w:r>
+        <w:rPr>
+          <w:b/>
+          <w:bCs/>
+          <w:color w:val="000000" w:themeColor="text1"/>
+        </w:rPr>
+        <w:t xml:space="preserve">áximo (kg) = </w:t>
+      </w:r>
+      <w:r>
+        <w:rPr>
+          <w:b/>
+          <w:bCs/>
+          <w:color w:val="000000" w:themeColor="text1"/>
+        </w:rPr>
+        <w:t>á</w:t>
+      </w:r>
+      <w:r>
+        <w:rPr>
+          <w:b/>
+          <w:bCs/>
+          <w:color w:val="000000" w:themeColor="text1"/>
+        </w:rPr>
+        <w:t xml:space="preserve">rea </w:t>
+      </w:r>
+      <w:r>
+        <w:rPr>
+          <w:b/>
+          <w:bCs/>
+          <w:color w:val="000000" w:themeColor="text1"/>
+        </w:rPr>
+        <w:t>d</w:t>
+      </w:r>
+      <w:r>
+        <w:rPr>
+          <w:b/>
+          <w:bCs/>
+          <w:color w:val="000000" w:themeColor="text1"/>
+        </w:rPr>
+        <w:t>isponible (m</w:t>
+      </w:r>
+      <w:r>
+        <w:rPr>
+          <w:b/>
+          <w:bCs/>
+          <w:color w:val="000000" w:themeColor="text1"/>
+          <w:vertAlign w:val="superscript"/>
+        </w:rPr>
+        <w:t>2</w:t>
+      </w:r>
+      <w:r>
+        <w:rPr>
+          <w:b/>
+          <w:bCs/>
+          <w:color w:val="000000" w:themeColor="text1"/>
+        </w:rPr>
+        <w:t xml:space="preserve">) </w:t>
+      </w:r>
+      <w:r>
+        <w:rPr>
+          <w:b/>
+          <w:bCs/>
+          <w:color w:val="000000" w:themeColor="text1"/>
+        </w:rPr>
+        <w:t>x</w:t>
+      </w:r>
+      <w:r>
+        <w:rPr>
+          <w:b/>
+          <w:bCs/>
+          <w:color w:val="000000" w:themeColor="text1"/>
+        </w:rPr>
+        <w:t xml:space="preserve"> </w:t>
+      </w:r>
+      <w:r>
+        <w:rPr>
+          <w:b/>
+          <w:bCs/>
+          <w:color w:val="000000" w:themeColor="text1"/>
+        </w:rPr>
+        <w:t>d</w:t>
+      </w:r>
+      <w:r>
+        <w:rPr>
+          <w:b/>
+          <w:bCs/>
+          <w:color w:val="000000" w:themeColor="text1"/>
+        </w:rPr>
+        <w:t xml:space="preserve">ensidad </w:t>
+      </w:r>
+      <w:r>
+        <w:rPr>
+          <w:b/>
+          <w:bCs/>
+          <w:color w:val="000000" w:themeColor="text1"/>
+        </w:rPr>
+        <w:t>m</w:t>
+      </w:r>
+      <w:r>
+        <w:rPr>
+          <w:b/>
+          <w:bCs/>
+          <w:color w:val="000000" w:themeColor="text1"/>
+        </w:rPr>
+        <w:t>áxima (kg/m</w:t>
+      </w:r>
+      <w:r>
+        <w:rPr>
+          <w:b/>
+          <w:bCs/>
+          <w:color w:val="000000" w:themeColor="text1"/>
+          <w:vertAlign w:val="superscript"/>
+        </w:rPr>
+        <w:t>2</w:t>
+      </w:r>
+      <w:r>
+        <w:rPr>
+          <w:b/>
+          <w:bCs/>
+          <w:color w:val="000000" w:themeColor="text1"/>
+        </w:rPr>
+        <w:t>) </w:t>
+      </w:r>
+    </w:p>
+    <w:p>
+      <w:pPr>
+        <w:spacing w:beforeLines="160" w:before="384" w:afterLines="120" w:after="288"/>
+        <w:rPr>
+          <w:color w:val="000000" w:themeColor="text1"/>
+        </w:rPr>
+      </w:pPr>
+      <w:r>
+        <w:rPr>
+          <w:color w:val="000000" w:themeColor="text1"/>
+        </w:rPr>
+        <w:t> </w:t>
+      </w:r>
+      <w:proofErr w:type="spellStart"/>
+      <w:r>
+        <w:rPr>
+          <w:color w:val="000000" w:themeColor="text1"/>
+        </w:rPr>
+        <w:t>n°</w:t>
+      </w:r>
+      <w:proofErr w:type="spellEnd"/>
+      <w:r>
+        <w:rPr>
+          <w:color w:val="000000" w:themeColor="text1"/>
+        </w:rPr>
+        <w:t xml:space="preserve"> máximo </w:t>
+      </w:r>
+      <w:r>
+        <w:rPr>
+          <w:color w:val="000000" w:themeColor="text1"/>
+        </w:rPr>
+        <w:t>= </w:t>
+      </w:r>
+      <w:r>
+        <w:rPr>
+          <w:color w:val="000000" w:themeColor="text1"/>
+        </w:rPr>
+        <w:tab/>
+      </w:r>
       <w:r>
         <w:rPr>
           <w:color w:val="000000" w:themeColor="text1"/>
           <w:u w:val="single"/>
         </w:rPr>
-        <w:t xml:space="preserve">  </w:t>
+        <w:tab/>
+      </w:r>
+      <w:r>
+        <w:rPr>
+          <w:color w:val="000000" w:themeColor="text1"/>
+          <w:u w:val="single"/>
+        </w:rPr>
+        <w:tab/>
+      </w:r>
+      <w:r>
+        <w:rPr>
+          <w:color w:val="000000" w:themeColor="text1"/>
+          <w:u w:val="single"/>
+        </w:rPr>
+        <w:t>p</w:t>
+      </w:r>
+      <w:r>
+        <w:rPr>
+          <w:color w:val="000000" w:themeColor="text1"/>
+          <w:u w:val="single"/>
+        </w:rPr>
+        <w:t xml:space="preserve">eso </w:t>
+      </w:r>
+      <w:r>
+        <w:rPr>
+          <w:color w:val="000000" w:themeColor="text1"/>
+          <w:u w:val="single"/>
+        </w:rPr>
+        <w:t>m</w:t>
+      </w:r>
+      <w:r>
+        <w:rPr>
+          <w:color w:val="000000" w:themeColor="text1"/>
+          <w:u w:val="single"/>
+        </w:rPr>
+        <w:t xml:space="preserve">áximo </w:t>
+      </w:r>
+      <w:r>
+        <w:rPr>
+          <w:color w:val="000000" w:themeColor="text1"/>
+          <w:u w:val="single"/>
+        </w:rPr>
+        <w:t>t</w:t>
+      </w:r>
+      <w:r>
+        <w:rPr>
+          <w:color w:val="000000" w:themeColor="text1"/>
+          <w:u w:val="single"/>
+        </w:rPr>
+        <w:t>otal (kg)</w:t>
+      </w:r>
+      <w:r>
+        <w:rPr>
+          <w:color w:val="000000" w:themeColor="text1"/>
+          <w:u w:val="single"/>
+        </w:rPr>
+        <w:t xml:space="preserve">          </w:t>
       </w:r>
       <w:r>
         <w:rPr>
@@ -15720,11 +15718,17 @@
         </w:rPr>
         <w:t>.</w:t>
       </w:r>
-      <w:proofErr w:type="gramEnd"/>
-    </w:p>
-    <w:p>
-      <w:pPr>
-        <w:spacing w:beforeLines="160" w:before="384" w:afterLines="120" w:after="288"/>
+      <w:r>
+        <w:rPr>
+          <w:color w:val="FFFFFF" w:themeColor="background1"/>
+        </w:rPr>
+        <w:t> </w:t>
+      </w:r>
+    </w:p>
+    <w:p>
+      <w:pPr>
+        <w:spacing w:beforeLines="160" w:before="384" w:afterLines="120" w:after="288"/>
+        <w:ind w:left="1415"/>
         <w:rPr>
           <w:color w:val="000000" w:themeColor="text1"/>
         </w:rPr>
@@ -15733,809 +15737,472 @@
         <w:rPr>
           <w:color w:val="000000" w:themeColor="text1"/>
         </w:rPr>
-        <w:t>                       </w:t>
+        <w:t>        </w:t>
       </w:r>
       <w:r>
         <w:rPr>
           <w:color w:val="000000" w:themeColor="text1"/>
         </w:rPr>
-        <w:t>á</w:t>
+        <w:t>p</w:t>
       </w:r>
       <w:r>
         <w:rPr>
           <w:color w:val="000000" w:themeColor="text1"/>
         </w:rPr>
-        <w:t xml:space="preserve">rea </w:t>
+        <w:t xml:space="preserve">eso </w:t>
       </w:r>
       <w:r>
         <w:rPr>
           <w:color w:val="000000" w:themeColor="text1"/>
         </w:rPr>
-        <w:t>m</w:t>
+        <w:t>p</w:t>
       </w:r>
       <w:r>
         <w:rPr>
           <w:color w:val="000000" w:themeColor="text1"/>
         </w:rPr>
-        <w:t xml:space="preserve">ínima </w:t>
+        <w:t xml:space="preserve">romedio por </w:t>
       </w:r>
       <w:r>
         <w:rPr>
           <w:color w:val="000000" w:themeColor="text1"/>
         </w:rPr>
-        <w:t>r</w:t>
+        <w:t>a</w:t>
       </w:r>
       <w:r>
         <w:rPr>
           <w:color w:val="000000" w:themeColor="text1"/>
         </w:rPr>
-        <w:t xml:space="preserve">equerida por </w:t>
-      </w:r>
-      <w:r>
+        <w:t>nimal (kg) </w:t>
+      </w:r>
+    </w:p>
+    <w:p>
+      <w:pPr>
+        <w:spacing w:beforeLines="160" w:before="384" w:afterLines="120" w:after="288"/>
         <w:rPr>
           <w:color w:val="000000" w:themeColor="text1"/>
         </w:rPr>
+      </w:pPr>
+      <w:r>
+        <w:rPr>
+          <w:color w:val="000000" w:themeColor="text1"/>
+        </w:rPr>
+        <w:t xml:space="preserve"> Condición de </w:t>
+      </w:r>
+      <w:r>
+        <w:rPr>
+          <w:color w:val="000000" w:themeColor="text1"/>
+        </w:rPr>
+        <w:t>b</w:t>
+      </w:r>
+      <w:r>
+        <w:rPr>
+          <w:color w:val="000000" w:themeColor="text1"/>
+        </w:rPr>
+        <w:t>ienestar: el resultado </w:t>
+      </w:r>
+      <w:proofErr w:type="spellStart"/>
+      <w:r>
+        <w:rPr>
+          <w:color w:val="000000" w:themeColor="text1"/>
+        </w:rPr>
+        <w:t>n°</w:t>
+      </w:r>
+      <w:proofErr w:type="spellEnd"/>
+      <w:r>
+        <w:rPr>
+          <w:color w:val="000000" w:themeColor="text1"/>
+        </w:rPr>
+        <w:t xml:space="preserve"> máximo </w:t>
+      </w:r>
+      <w:r>
+        <w:rPr>
+          <w:color w:val="000000" w:themeColor="text1"/>
+        </w:rPr>
+        <w:t>es el límite superior de carga para cumplir con el bienestar, independientemente de lo que dicte el peso legal. </w:t>
+      </w:r>
+    </w:p>
+    <w:p>
+      <w:pPr>
+        <w:spacing w:beforeLines="160" w:before="384" w:afterLines="120" w:after="288"/>
+        <w:rPr>
+          <w:b/>
+          <w:bCs/>
+        </w:rPr>
+      </w:pPr>
+      <w:r>
+        <w:rPr>
+          <w:color w:val="000000" w:themeColor="text1"/>
+        </w:rPr>
+        <w:t> </w:t>
+      </w:r>
+      <w:r>
+        <w:rPr>
+          <w:b/>
+          <w:bCs/>
+        </w:rPr>
+        <w:t>Técnica N°2. Verificación de la capacidad de carga legal (seguridad vial) </w:t>
+      </w:r>
+    </w:p>
+    <w:p>
+      <w:pPr>
+        <w:pStyle w:val="Sangradetextonormal"/>
+        <w:spacing w:beforeLines="160" w:before="384" w:afterLines="120" w:after="288"/>
+      </w:pPr>
+      <w:r>
+        <w:t>Esta técnica se enfoca en asegurar que el peso total de la carga viva no exceda el límite legal autorizado para el vehículo, protegiendo la seguridad vial y la estructura del automotor. </w:t>
+      </w:r>
+    </w:p>
+    <w:p>
+      <w:pPr>
+        <w:spacing w:beforeLines="160" w:before="384" w:afterLines="120" w:after="288"/>
+        <w:rPr>
+          <w:b/>
+          <w:bCs/>
+        </w:rPr>
+      </w:pPr>
+      <w:r>
+        <w:rPr>
+          <w:b/>
+          <w:bCs/>
+        </w:rPr>
+        <w:t>Determinación del límite de peso legal (</w:t>
+      </w:r>
+      <w:r>
+        <w:rPr>
+          <w:b/>
+          <w:bCs/>
+        </w:rPr>
+        <w:t>p</w:t>
+      </w:r>
+      <w:r>
+        <w:rPr>
+          <w:b/>
+          <w:bCs/>
+        </w:rPr>
+        <w:t>. Legal) </w:t>
+      </w:r>
+    </w:p>
+    <w:p>
+      <w:pPr>
+        <w:spacing w:beforeLines="160" w:before="384" w:afterLines="120" w:after="288"/>
+      </w:pPr>
+      <w:r>
+        <w:rPr>
+          <w:b/>
+          <w:bCs/>
+        </w:rPr>
+        <w:t>Proceso</w:t>
+      </w:r>
+      <w:r>
+        <w:t>: consultar la licencia de tránsito del vehículo (registro RUNT) para verificar el máximo tonelaje autorizado (</w:t>
+      </w:r>
+      <w:r>
+        <w:t>c</w:t>
+      </w:r>
+      <w:r>
+        <w:t xml:space="preserve">apacidad de </w:t>
+      </w:r>
+      <w:r>
+        <w:t>c</w:t>
+      </w:r>
+      <w:r>
+        <w:t>arga). </w:t>
+      </w:r>
+    </w:p>
+    <w:p>
+      <w:pPr>
+        <w:spacing w:beforeLines="160" w:before="384" w:afterLines="120" w:after="288"/>
+      </w:pPr>
+      <w:r>
+        <w:rPr>
+          <w:b/>
+          <w:bCs/>
+        </w:rPr>
+        <w:t>Soporte documental (definición)</w:t>
+      </w:r>
+      <w:r>
+        <w:t xml:space="preserve">: "Capacidad de carga: es el máximo tonelaje autorizado en un vehículo automotor de carga, cuya </w:t>
+      </w:r>
+      <w:r>
+        <w:t>tara</w:t>
+      </w:r>
+      <w:r>
+        <w:t xml:space="preserve"> y peso bruto vehicular, no exceda los límites establecidos en las normas vigentes del Ministerio de Transporte. No podrá alterarse la capacidad de carga consignada en la licencia de tránsito". — Manual de Procedimientos, Numeral 1. Definiciones. </w:t>
+      </w:r>
+    </w:p>
+    <w:p>
+      <w:pPr>
+        <w:spacing w:beforeLines="160" w:before="384" w:afterLines="120" w:after="288"/>
+      </w:pPr>
+      <w:r>
+        <w:rPr>
+          <w:b/>
+          <w:bCs/>
+        </w:rPr>
+        <w:t>Fórmula conceptual</w:t>
+      </w:r>
+      <w:r>
+        <w:t>: </w:t>
+      </w:r>
+    </w:p>
+    <w:p>
+      <w:pPr>
+        <w:spacing w:beforeLines="160" w:before="384" w:afterLines="120" w:after="288"/>
+        <w:jc w:val="center"/>
+        <w:rPr>
+          <w:b/>
+          <w:bCs/>
+        </w:rPr>
+      </w:pPr>
+      <w:r>
+        <w:rPr>
+          <w:b/>
+          <w:bCs/>
+        </w:rPr>
+        <w:t>p</w:t>
+      </w:r>
+      <w:r>
+        <w:rPr>
+          <w:b/>
+          <w:bCs/>
+        </w:rPr>
+        <w:t xml:space="preserve">eso </w:t>
+      </w:r>
+      <w:r>
+        <w:rPr>
+          <w:b/>
+          <w:bCs/>
+        </w:rPr>
+        <w:t>v</w:t>
+      </w:r>
+      <w:r>
+        <w:rPr>
+          <w:b/>
+          <w:bCs/>
+        </w:rPr>
+        <w:t>ivo\ (kg) = </w:t>
+      </w:r>
+      <w:proofErr w:type="spellStart"/>
+      <w:r>
+        <w:rPr>
+          <w:b/>
+          <w:bCs/>
+        </w:rPr>
+        <w:t>n</w:t>
+      </w:r>
+      <w:r>
+        <w:rPr>
+          <w:b/>
+          <w:bCs/>
+        </w:rPr>
+        <w:t>°</w:t>
+      </w:r>
+      <w:proofErr w:type="spellEnd"/>
+      <w:r>
+        <w:rPr>
+          <w:b/>
+          <w:bCs/>
+        </w:rPr>
+        <w:t> unidades x </w:t>
+      </w:r>
+      <w:r>
+        <w:rPr>
+          <w:b/>
+          <w:bCs/>
+        </w:rPr>
+        <w:t>p</w:t>
+      </w:r>
+      <w:r>
+        <w:rPr>
+          <w:b/>
+          <w:bCs/>
+        </w:rPr>
+        <w:t>eso </w:t>
+      </w:r>
+      <w:r>
+        <w:rPr>
+          <w:b/>
+          <w:bCs/>
+        </w:rPr>
+        <w:t>p</w:t>
+      </w:r>
+      <w:r>
+        <w:rPr>
+          <w:b/>
+          <w:bCs/>
+        </w:rPr>
+        <w:t>romedio por </w:t>
+      </w:r>
+      <w:r>
+        <w:rPr>
+          <w:b/>
+          <w:bCs/>
+        </w:rPr>
         <w:t>a</w:t>
       </w:r>
       <w:r>
         <w:rPr>
-          <w:color w:val="000000" w:themeColor="text1"/>
-        </w:rPr>
-        <w:t>nimal (m</w:t>
-      </w:r>
-      <w:r>
-        <w:rPr>
-          <w:color w:val="000000" w:themeColor="text1"/>
-          <w:vertAlign w:val="superscript"/>
-        </w:rPr>
-        <w:t>2</w:t>
-      </w:r>
-      <w:r>
-        <w:rPr>
-          <w:color w:val="000000" w:themeColor="text1"/>
-        </w:rPr>
-        <w:t>/animal) </w:t>
-      </w:r>
-    </w:p>
-    <w:p>
-      <w:pPr>
-        <w:spacing w:beforeLines="160" w:before="384" w:afterLines="120" w:after="288"/>
-        <w:rPr>
-          <w:b/>
-          <w:bCs/>
-          <w:color w:val="000000" w:themeColor="text1"/>
-        </w:rPr>
-      </w:pPr>
-      <w:r>
-        <w:rPr>
-          <w:b/>
-          <w:bCs/>
-          <w:color w:val="000000" w:themeColor="text1"/>
-        </w:rPr>
-        <w:t>Porcinos y aves (kg/m</w:t>
-      </w:r>
-      <w:r>
-        <w:rPr>
-          <w:b/>
-          <w:bCs/>
-          <w:color w:val="000000" w:themeColor="text1"/>
-          <w:vertAlign w:val="superscript"/>
-        </w:rPr>
-        <w:t>2</w:t>
-      </w:r>
-      <w:r>
-        <w:rPr>
-          <w:b/>
-          <w:bCs/>
-          <w:color w:val="000000" w:themeColor="text1"/>
-        </w:rPr>
-        <w:t xml:space="preserve">). Peso </w:t>
-      </w:r>
-      <w:r>
-        <w:rPr>
-          <w:b/>
-          <w:bCs/>
-          <w:color w:val="000000" w:themeColor="text1"/>
-        </w:rPr>
-        <w:t>m</w:t>
-      </w:r>
-      <w:r>
-        <w:rPr>
-          <w:b/>
-          <w:bCs/>
-          <w:color w:val="000000" w:themeColor="text1"/>
-        </w:rPr>
-        <w:t xml:space="preserve">áximo (kg) = </w:t>
-      </w:r>
-      <w:r>
-        <w:rPr>
-          <w:b/>
-          <w:bCs/>
-          <w:color w:val="000000" w:themeColor="text1"/>
-        </w:rPr>
-        <w:t>á</w:t>
-      </w:r>
-      <w:r>
-        <w:rPr>
-          <w:b/>
-          <w:bCs/>
-          <w:color w:val="000000" w:themeColor="text1"/>
-        </w:rPr>
-        <w:t xml:space="preserve">rea </w:t>
-      </w:r>
-      <w:r>
-        <w:rPr>
-          <w:b/>
-          <w:bCs/>
-          <w:color w:val="000000" w:themeColor="text1"/>
-        </w:rPr>
-        <w:t>d</w:t>
-      </w:r>
-      <w:r>
-        <w:rPr>
-          <w:b/>
-          <w:bCs/>
-          <w:color w:val="000000" w:themeColor="text1"/>
-        </w:rPr>
-        <w:t>isponible (m</w:t>
-      </w:r>
-      <w:r>
-        <w:rPr>
-          <w:b/>
-          <w:bCs/>
-          <w:color w:val="000000" w:themeColor="text1"/>
-          <w:vertAlign w:val="superscript"/>
-        </w:rPr>
-        <w:t>2</w:t>
-      </w:r>
-      <w:r>
-        <w:rPr>
-          <w:b/>
-          <w:bCs/>
-          <w:color w:val="000000" w:themeColor="text1"/>
-        </w:rPr>
-        <w:t xml:space="preserve">) </w:t>
-      </w:r>
-      <w:r>
-        <w:rPr>
-          <w:b/>
-          <w:bCs/>
-          <w:color w:val="000000" w:themeColor="text1"/>
-        </w:rPr>
-        <w:t>x</w:t>
-      </w:r>
-      <w:r>
-        <w:rPr>
-          <w:b/>
-          <w:bCs/>
-          <w:color w:val="000000" w:themeColor="text1"/>
-        </w:rPr>
-        <w:t xml:space="preserve"> </w:t>
-      </w:r>
-      <w:r>
-        <w:rPr>
-          <w:b/>
-          <w:bCs/>
-          <w:color w:val="000000" w:themeColor="text1"/>
-        </w:rPr>
-        <w:t>d</w:t>
-      </w:r>
-      <w:r>
-        <w:rPr>
-          <w:b/>
-          <w:bCs/>
-          <w:color w:val="000000" w:themeColor="text1"/>
-        </w:rPr>
-        <w:t xml:space="preserve">ensidad </w:t>
-      </w:r>
-      <w:r>
-        <w:rPr>
-          <w:b/>
-          <w:bCs/>
-          <w:color w:val="000000" w:themeColor="text1"/>
-        </w:rPr>
-        <w:t>m</w:t>
-      </w:r>
-      <w:r>
-        <w:rPr>
-          <w:b/>
-          <w:bCs/>
-          <w:color w:val="000000" w:themeColor="text1"/>
-        </w:rPr>
-        <w:t>áxima (kg/m</w:t>
-      </w:r>
-      <w:r>
-        <w:rPr>
-          <w:b/>
-          <w:bCs/>
-          <w:color w:val="000000" w:themeColor="text1"/>
-          <w:vertAlign w:val="superscript"/>
-        </w:rPr>
-        <w:t>2</w:t>
-      </w:r>
-      <w:r>
-        <w:rPr>
-          <w:b/>
-          <w:bCs/>
-          <w:color w:val="000000" w:themeColor="text1"/>
-        </w:rPr>
-        <w:t>) </w:t>
-      </w:r>
-    </w:p>
-    <w:p>
-      <w:pPr>
-        <w:spacing w:beforeLines="160" w:before="384" w:afterLines="120" w:after="288"/>
-        <w:rPr>
-          <w:color w:val="000000" w:themeColor="text1"/>
-        </w:rPr>
-      </w:pPr>
-      <w:r>
-        <w:rPr>
-          <w:color w:val="000000" w:themeColor="text1"/>
-        </w:rPr>
-        <w:t> </w:t>
-      </w:r>
-      <w:proofErr w:type="spellStart"/>
-      <w:r>
-        <w:rPr>
-          <w:color w:val="000000" w:themeColor="text1"/>
-        </w:rPr>
-        <w:t>n°</w:t>
-      </w:r>
-      <w:proofErr w:type="spellEnd"/>
-      <w:r>
-        <w:rPr>
-          <w:color w:val="000000" w:themeColor="text1"/>
-        </w:rPr>
-        <w:t xml:space="preserve"> máximo </w:t>
-      </w:r>
-      <w:r>
-        <w:rPr>
-          <w:color w:val="000000" w:themeColor="text1"/>
-        </w:rPr>
-        <w:t>= </w:t>
-      </w:r>
-      <w:r>
-        <w:rPr>
-          <w:color w:val="000000" w:themeColor="text1"/>
-        </w:rPr>
-        <w:tab/>
-      </w:r>
-      <w:r>
-        <w:rPr>
-          <w:color w:val="000000" w:themeColor="text1"/>
-          <w:u w:val="single"/>
-        </w:rPr>
-        <w:tab/>
-      </w:r>
-      <w:r>
-        <w:rPr>
-          <w:color w:val="000000" w:themeColor="text1"/>
-          <w:u w:val="single"/>
-        </w:rPr>
-        <w:tab/>
-      </w:r>
-      <w:r>
-        <w:rPr>
-          <w:color w:val="000000" w:themeColor="text1"/>
-          <w:u w:val="single"/>
-        </w:rPr>
+          <w:b/>
+          <w:bCs/>
+        </w:rPr>
+        <w:t>nimal</w:t>
+      </w:r>
+    </w:p>
+    <w:p>
+      <w:pPr>
+        <w:pStyle w:val="Ttulo8"/>
+        <w:spacing w:beforeLines="160" w:before="384" w:afterLines="120" w:after="288"/>
+      </w:pPr>
+      <w:r>
+        <w:t xml:space="preserve">Verificación del </w:t>
+      </w:r>
+      <w:r>
+        <w:t>l</w:t>
+      </w:r>
+      <w:r>
+        <w:t xml:space="preserve">ímite </w:t>
+      </w:r>
+      <w:r>
+        <w:t>l</w:t>
+      </w:r>
+      <w:r>
+        <w:t>egal </w:t>
+      </w:r>
+    </w:p>
+    <w:p>
+      <w:pPr>
+        <w:spacing w:beforeLines="160" w:before="384" w:afterLines="120" w:after="288"/>
+      </w:pPr>
+      <w:r>
+        <w:rPr>
+          <w:b/>
+          <w:bCs/>
+        </w:rPr>
+        <w:t>Proceso</w:t>
+      </w:r>
+      <w:r>
+        <w:t>: el peso total de la carga (</w:t>
+      </w:r>
+      <w:r>
         <w:t>p</w:t>
       </w:r>
       <w:r>
-        <w:rPr>
-          <w:color w:val="000000" w:themeColor="text1"/>
-          <w:u w:val="single"/>
-        </w:rPr>
-        <w:t xml:space="preserve">eso </w:t>
-      </w:r>
-      <w:r>
-        <w:rPr>
-          <w:color w:val="000000" w:themeColor="text1"/>
-          <w:u w:val="single"/>
-        </w:rPr>
-        <w:t>m</w:t>
-      </w:r>
-      <w:r>
-        <w:rPr>
-          <w:color w:val="000000" w:themeColor="text1"/>
-          <w:u w:val="single"/>
-        </w:rPr>
-        <w:t xml:space="preserve">áximo </w:t>
-      </w:r>
-      <w:r>
-        <w:rPr>
-          <w:color w:val="000000" w:themeColor="text1"/>
-          <w:u w:val="single"/>
-        </w:rPr>
+        <w:t>eso vivo</w:t>
+      </w:r>
+      <w:r>
+        <w:t xml:space="preserve"> de</w:t>
+      </w:r>
+      <w:r>
+        <w:t> animales) + (</w:t>
+      </w:r>
+      <w:r>
+        <w:t>p</w:t>
+      </w:r>
+      <w:r>
+        <w:t>eso de la carrocería de transporte) debe ser menor o igual a la capacidad de carga autorizada en el vehículo. </w:t>
+      </w:r>
+    </w:p>
+    <w:p>
+      <w:pPr>
+        <w:pStyle w:val="Ttulo8"/>
+        <w:spacing w:beforeLines="160" w:before="384" w:afterLines="120" w:after="288"/>
+      </w:pPr>
+      <w:r>
+        <w:t>Principio del límite restrictivo </w:t>
+      </w:r>
+    </w:p>
+    <w:p>
+      <w:r>
+        <w:t>La magnitud de carga final y segura que debe aplicar el transportador es el valor más bajo resultante entre la densidad operacional (</w:t>
+      </w:r>
+      <w:r>
         <w:t>t</w:t>
       </w:r>
       <w:r>
-        <w:rPr>
-          <w:color w:val="000000" w:themeColor="text1"/>
-          <w:u w:val="single"/>
-        </w:rPr>
-        <w:t>otal (</w:t>
-      </w:r>
-      <w:proofErr w:type="gramStart"/>
-      <w:r>
-        <w:rPr>
-          <w:color w:val="000000" w:themeColor="text1"/>
-          <w:u w:val="single"/>
-        </w:rPr>
-        <w:t>kg)</w:t>
-      </w:r>
-      <w:r>
-        <w:rPr>
-          <w:color w:val="000000" w:themeColor="text1"/>
-          <w:u w:val="single"/>
-        </w:rPr>
-        <w:t xml:space="preserve">   </w:t>
-      </w:r>
-      <w:proofErr w:type="gramEnd"/>
-      <w:r>
-        <w:rPr>
-          <w:color w:val="000000" w:themeColor="text1"/>
-          <w:u w:val="single"/>
-        </w:rPr>
-        <w:t xml:space="preserve">       </w:t>
-      </w:r>
-      <w:r>
-        <w:rPr>
-          <w:color w:val="FFFFFF" w:themeColor="background1"/>
-          <w:u w:val="single"/>
-        </w:rPr>
-        <w:t>.</w:t>
-      </w:r>
-      <w:r>
-        <w:rPr>
-          <w:color w:val="FFFFFF" w:themeColor="background1"/>
-        </w:rPr>
-        <w:t> </w:t>
-      </w:r>
-    </w:p>
-    <w:p>
-      <w:pPr>
-        <w:spacing w:beforeLines="160" w:before="384" w:afterLines="120" w:after="288"/>
-        <w:ind w:left="1415"/>
-        <w:rPr>
-          <w:color w:val="000000" w:themeColor="text1"/>
-        </w:rPr>
-      </w:pPr>
-      <w:r>
-        <w:rPr>
-          <w:color w:val="000000" w:themeColor="text1"/>
-        </w:rPr>
-        <w:t>        </w:t>
-      </w:r>
-      <w:r>
-        <w:rPr>
-          <w:color w:val="000000" w:themeColor="text1"/>
-        </w:rPr>
-        <w:t>p</w:t>
-      </w:r>
-      <w:r>
-        <w:rPr>
-          <w:color w:val="000000" w:themeColor="text1"/>
-        </w:rPr>
-        <w:t xml:space="preserve">eso </w:t>
-      </w:r>
-      <w:r>
-        <w:rPr>
-          <w:color w:val="000000" w:themeColor="text1"/>
-        </w:rPr>
-        <w:t>p</w:t>
-      </w:r>
-      <w:r>
-        <w:rPr>
-          <w:color w:val="000000" w:themeColor="text1"/>
-        </w:rPr>
-        <w:t xml:space="preserve">romedio por </w:t>
-      </w:r>
-      <w:r>
-        <w:rPr>
-          <w:color w:val="000000" w:themeColor="text1"/>
-        </w:rPr>
-        <w:t>a</w:t>
-      </w:r>
-      <w:r>
-        <w:rPr>
-          <w:color w:val="000000" w:themeColor="text1"/>
-        </w:rPr>
-        <w:t>nimal (kg) </w:t>
-      </w:r>
-    </w:p>
-    <w:p>
-      <w:pPr>
-        <w:spacing w:beforeLines="160" w:before="384" w:afterLines="120" w:after="288"/>
-        <w:rPr>
-          <w:color w:val="000000" w:themeColor="text1"/>
-        </w:rPr>
-      </w:pPr>
-      <w:r>
-        <w:rPr>
-          <w:color w:val="000000" w:themeColor="text1"/>
-        </w:rPr>
-        <w:t xml:space="preserve"> Condición de </w:t>
-      </w:r>
-      <w:r>
-        <w:rPr>
-          <w:color w:val="000000" w:themeColor="text1"/>
-        </w:rPr>
-        <w:t>b</w:t>
-      </w:r>
-      <w:r>
-        <w:rPr>
-          <w:color w:val="000000" w:themeColor="text1"/>
-        </w:rPr>
-        <w:t>ienestar: el resultado </w:t>
-      </w:r>
-      <w:proofErr w:type="spellStart"/>
-      <w:r>
-        <w:rPr>
-          <w:color w:val="000000" w:themeColor="text1"/>
-        </w:rPr>
-        <w:t>n°</w:t>
-      </w:r>
-      <w:proofErr w:type="spellEnd"/>
-      <w:r>
-        <w:rPr>
-          <w:color w:val="000000" w:themeColor="text1"/>
-        </w:rPr>
-        <w:t xml:space="preserve"> máximo </w:t>
-      </w:r>
-      <w:r>
-        <w:rPr>
-          <w:color w:val="000000" w:themeColor="text1"/>
-        </w:rPr>
-        <w:t>es el límite superior de carga para cumplir con el bienestar, independientemente de lo que dicte el peso legal. </w:t>
-      </w:r>
-    </w:p>
-    <w:p>
-      <w:pPr>
-        <w:spacing w:beforeLines="160" w:before="384" w:afterLines="120" w:after="288"/>
-        <w:rPr>
-          <w:b/>
-          <w:bCs/>
-        </w:rPr>
-      </w:pPr>
-      <w:r>
-        <w:rPr>
-          <w:color w:val="000000" w:themeColor="text1"/>
-        </w:rPr>
-        <w:t> </w:t>
-      </w:r>
-      <w:r>
-        <w:rPr>
-          <w:b/>
-          <w:bCs/>
-        </w:rPr>
-        <w:t>Técnica N°2. Verificación de la capacidad de carga legal (seguridad vial) </w:t>
-      </w:r>
-    </w:p>
-    <w:p>
-      <w:pPr>
-        <w:pStyle w:val="Sangradetextonormal"/>
-        <w:spacing w:beforeLines="160" w:before="384" w:afterLines="120" w:after="288"/>
-      </w:pPr>
-      <w:r>
-        <w:t>Esta técnica se enfoca en asegurar que el peso total de la carga viva no exceda el límite legal autorizado para el vehículo, protegiendo la seguridad vial y la estructura del automotor. </w:t>
-      </w:r>
-    </w:p>
-    <w:p>
-      <w:pPr>
-        <w:spacing w:beforeLines="160" w:before="384" w:afterLines="120" w:after="288"/>
-        <w:rPr>
-          <w:b/>
-          <w:bCs/>
-        </w:rPr>
-      </w:pPr>
-      <w:r>
-        <w:rPr>
-          <w:b/>
-          <w:bCs/>
-        </w:rPr>
-        <w:t>Determinación del límite de peso legal (</w:t>
-      </w:r>
-      <w:r>
-        <w:rPr>
-          <w:b/>
-          <w:bCs/>
-        </w:rPr>
-        <w:t>p</w:t>
-      </w:r>
-      <w:r>
-        <w:rPr>
-          <w:b/>
-          <w:bCs/>
-        </w:rPr>
-        <w:t>. Legal) </w:t>
-      </w:r>
-    </w:p>
-    <w:p>
-      <w:pPr>
-        <w:spacing w:beforeLines="160" w:before="384" w:afterLines="120" w:after="288"/>
-      </w:pPr>
-      <w:r>
-        <w:rPr>
-          <w:b/>
-          <w:bCs/>
-        </w:rPr>
-        <w:t>Proceso</w:t>
-      </w:r>
-      <w:r>
-        <w:t>: consultar la licencia de tránsito del vehículo (registro RUNT) para verificar el máximo tonelaje autorizado (</w:t>
-      </w:r>
-      <w:r>
-        <w:t>c</w:t>
-      </w:r>
-      <w:r>
-        <w:t xml:space="preserve">apacidad de </w:t>
-      </w:r>
-      <w:r>
-        <w:t>c</w:t>
-      </w:r>
-      <w:r>
-        <w:t>arga). </w:t>
-      </w:r>
-    </w:p>
-    <w:p>
-      <w:pPr>
-        <w:spacing w:beforeLines="160" w:before="384" w:afterLines="120" w:after="288"/>
-      </w:pPr>
-      <w:r>
-        <w:rPr>
-          <w:b/>
-          <w:bCs/>
-        </w:rPr>
-        <w:lastRenderedPageBreak/>
-        <w:t>Soporte documental (definición)</w:t>
-      </w:r>
-      <w:r>
-        <w:t xml:space="preserve">: "Capacidad de carga: es el máximo tonelaje autorizado en un vehículo automotor de carga, cuya </w:t>
-      </w:r>
-      <w:r>
-        <w:t>tara</w:t>
-      </w:r>
-      <w:r>
-        <w:t xml:space="preserve"> y peso bruto vehicular, no exceda los límites establecidos en las normas vigentes del Ministerio de Transporte. No podrá alterarse la capacidad de carga consignada en la licencia de tránsito". — Manual de Procedimientos, Numeral 1. Definiciones. </w:t>
-      </w:r>
-    </w:p>
-    <w:p>
-      <w:pPr>
-        <w:spacing w:beforeLines="160" w:before="384" w:afterLines="120" w:after="288"/>
-      </w:pPr>
-      <w:r>
-        <w:rPr>
-          <w:b/>
-          <w:bCs/>
-        </w:rPr>
-        <w:t>Fórmula conceptual</w:t>
-      </w:r>
-      <w:r>
-        <w:t>: </w:t>
-      </w:r>
-    </w:p>
-    <w:p>
-      <w:pPr>
-        <w:spacing w:beforeLines="160" w:before="384" w:afterLines="120" w:after="288"/>
-        <w:jc w:val="center"/>
-        <w:rPr>
-          <w:b/>
-          <w:bCs/>
-        </w:rPr>
-      </w:pPr>
-      <w:r>
-        <w:rPr>
-          <w:b/>
-          <w:bCs/>
-        </w:rPr>
-        <w:t>p</w:t>
-      </w:r>
-      <w:r>
-        <w:rPr>
-          <w:b/>
-          <w:bCs/>
-        </w:rPr>
-        <w:t xml:space="preserve">eso </w:t>
-      </w:r>
-      <w:r>
-        <w:rPr>
-          <w:b/>
-          <w:bCs/>
-        </w:rPr>
-        <w:t>v</w:t>
-      </w:r>
-      <w:r>
-        <w:rPr>
-          <w:b/>
-          <w:bCs/>
-        </w:rPr>
-        <w:t>ivo\ (kg) = </w:t>
-      </w:r>
-      <w:proofErr w:type="spellStart"/>
-      <w:r>
-        <w:rPr>
-          <w:b/>
-          <w:bCs/>
-        </w:rPr>
+        <w:t xml:space="preserve">écnica </w:t>
+      </w:r>
+      <w:r>
         <w:t>n</w:t>
       </w:r>
       <w:r>
-        <w:rPr>
-          <w:b/>
-          <w:bCs/>
-        </w:rPr>
-        <w:t>°</w:t>
-      </w:r>
-      <w:proofErr w:type="spellEnd"/>
-      <w:r>
-        <w:rPr>
-          <w:b/>
-          <w:bCs/>
-        </w:rPr>
-        <w:t> unidades x </w:t>
-      </w:r>
-      <w:r>
-        <w:rPr>
-          <w:b/>
-          <w:bCs/>
-        </w:rPr>
-        <w:t>p</w:t>
-      </w:r>
-      <w:r>
-        <w:rPr>
-          <w:b/>
-          <w:bCs/>
-        </w:rPr>
-        <w:t>eso </w:t>
-      </w:r>
-      <w:r>
-        <w:rPr>
-          <w:b/>
-          <w:bCs/>
-        </w:rPr>
-        <w:t>p</w:t>
-      </w:r>
-      <w:r>
-        <w:rPr>
-          <w:b/>
-          <w:bCs/>
-        </w:rPr>
-        <w:t>romedio por </w:t>
-      </w:r>
-      <w:r>
-        <w:rPr>
-          <w:b/>
-          <w:bCs/>
-        </w:rPr>
-        <w:t>a</w:t>
-      </w:r>
-      <w:r>
-        <w:rPr>
-          <w:b/>
-          <w:bCs/>
-        </w:rPr>
-        <w:t>nimal</w:t>
-      </w:r>
-    </w:p>
-    <w:p>
-      <w:pPr>
-        <w:pStyle w:val="Ttulo8"/>
-        <w:spacing w:beforeLines="160" w:before="384" w:afterLines="120" w:after="288"/>
-      </w:pPr>
-      <w:r>
-        <w:t xml:space="preserve">Verificación del </w:t>
-      </w:r>
-      <w:r>
-        <w:t>l</w:t>
-      </w:r>
-      <w:r>
-        <w:t xml:space="preserve">ímite </w:t>
-      </w:r>
-      <w:r>
-        <w:t>l</w:t>
-      </w:r>
-      <w:r>
-        <w:t>egal </w:t>
-      </w:r>
-    </w:p>
-    <w:p>
-      <w:pPr>
-        <w:spacing w:beforeLines="160" w:before="384" w:afterLines="120" w:after="288"/>
-      </w:pPr>
-      <w:r>
-        <w:rPr>
-          <w:b/>
-          <w:bCs/>
-        </w:rPr>
-        <w:t>Proceso</w:t>
-      </w:r>
-      <w:r>
-        <w:t>: el peso total de la carga (</w:t>
-      </w:r>
-      <w:r>
-        <w:t>p</w:t>
-      </w:r>
-      <w:r>
-        <w:t>eso vivo</w:t>
-      </w:r>
-      <w:r>
-        <w:t xml:space="preserve"> de</w:t>
-      </w:r>
-      <w:r>
-        <w:t> animales) + (</w:t>
-      </w:r>
-      <w:r>
-        <w:t>p</w:t>
-      </w:r>
-      <w:r>
-        <w:t>eso de la carrocería de transporte) debe ser menor o igual a la capacidad de carga autorizada en el vehículo. </w:t>
-      </w:r>
-    </w:p>
-    <w:p>
-      <w:pPr>
-        <w:pStyle w:val="Ttulo8"/>
-        <w:spacing w:beforeLines="160" w:before="384" w:afterLines="120" w:after="288"/>
-      </w:pPr>
-      <w:r>
-        <w:t>Principio del límite restrictivo </w:t>
-      </w:r>
-    </w:p>
-    <w:p>
-      <w:r>
-        <w:t>La magnitud de carga final y segura que debe aplicar el transportador es el valor más bajo resultante entre la densidad operacional (</w:t>
+        <w:t>°1) y la capacidad de carga legal (</w:t>
       </w:r>
       <w:r>
         <w:t>t</w:t>
       </w:r>
       <w:r>
-        <w:t>écnica N°1) y la capacidad de carga legal (</w:t>
+        <w:t xml:space="preserve">écnica </w:t>
+      </w:r>
+      <w:r>
+        <w:t>n</w:t>
+      </w:r>
+      <w:r>
+        <w:t>°2). </w:t>
+      </w:r>
+    </w:p>
+    <w:p>
+      <w:r>
+        <w:t>Si: </w:t>
+      </w:r>
+    </w:p>
+    <w:p>
+      <w:pPr>
+        <w:pStyle w:val="Prrafodelista"/>
+        <w:numPr>
+          <w:ilvl w:val="0"/>
+          <w:numId w:val="24"/>
+        </w:numPr>
+      </w:pPr>
+      <w:r>
+        <w:t>El cálculo de densidad (</w:t>
       </w:r>
       <w:r>
         <w:t>t</w:t>
       </w:r>
       <w:r>
-        <w:t>écnica N°2). </w:t>
-      </w:r>
-    </w:p>
-    <w:p>
-      <w:r>
-        <w:t>Si: </w:t>
-      </w:r>
-    </w:p>
-    <w:p>
-      <w:r>
-        <w:t>El cálculo de densidad (</w:t>
+        <w:t xml:space="preserve">écnica </w:t>
+      </w:r>
+      <w:r>
+        <w:t>n</w:t>
+      </w:r>
+      <w:r>
+        <w:t>°1) permite cargar 20 bovinos. </w:t>
+      </w:r>
+    </w:p>
+    <w:p>
+      <w:pPr>
+        <w:pStyle w:val="Prrafodelista"/>
+        <w:numPr>
+          <w:ilvl w:val="0"/>
+          <w:numId w:val="24"/>
+        </w:numPr>
+      </w:pPr>
+      <w:r>
+        <w:t>El cálculo de peso legal (</w:t>
       </w:r>
       <w:r>
         <w:t>t</w:t>
       </w:r>
       <w:r>
-        <w:t>écnica N°1) permite cargar 20 bovinos. </w:t>
-      </w:r>
-    </w:p>
-    <w:p>
-      <w:r>
-        <w:t>El cálculo de peso legal (</w:t>
-      </w:r>
-      <w:r>
-        <w:t>t</w:t>
-      </w:r>
-      <w:r>
-        <w:t>écnica N°2) solo permite cargar 18 bovinos (por restricción de peso). </w:t>
-      </w:r>
-    </w:p>
-    <w:p>
-      <w:pPr>
-        <w:spacing w:beforeLines="160" w:before="384" w:afterLines="120" w:after="288"/>
-      </w:pPr>
-      <w:r>
-        <w:rPr>
-          <w:b/>
-          <w:bCs/>
-        </w:rPr>
-        <w:lastRenderedPageBreak/>
+        <w:t xml:space="preserve">écnica </w:t>
+      </w:r>
+      <w:r>
+        <w:t>n</w:t>
+      </w:r>
+      <w:r>
+        <w:t>°2) solo permite cargar 18 bovinos (por restricción de peso). </w:t>
+      </w:r>
+    </w:p>
+    <w:p>
+      <w:pPr>
+        <w:spacing w:beforeLines="160" w:before="384" w:afterLines="120" w:after="288"/>
+      </w:pPr>
+      <w:r>
+        <w:rPr>
+          <w:b/>
+          <w:bCs/>
+        </w:rPr>
         <w:t>Entonces</w:t>
       </w:r>
       <w:r>
@@ -16614,10 +16281,8 @@
       <w:pPr>
         <w:pStyle w:val="Tabla"/>
         <w:spacing w:beforeLines="160" w:before="384" w:afterLines="120" w:after="288" w:line="360" w:lineRule="auto"/>
-        <w:jc w:val="center"/>
-      </w:pPr>
-      <w:r>
-        <w:lastRenderedPageBreak/>
+      </w:pPr>
+      <w:r>
         <w:t>Regulaciones bienestar y protección animal</w:t>
       </w:r>
     </w:p>
@@ -16771,11 +16436,7 @@
               <w:t xml:space="preserve">trasportadores, </w:t>
             </w:r>
             <w:r>
-              <w:t xml:space="preserve">conductores y propietarios para cumplir con el bienestar animal en </w:t>
-            </w:r>
-            <w:r>
-              <w:lastRenderedPageBreak/>
-              <w:t>todas las etapas del transporte terrestre y fluvial. </w:t>
+              <w:t>conductores y propietarios para cumplir con el bienestar animal en todas las etapas del transporte terrestre y fluvial. </w:t>
             </w:r>
           </w:p>
         </w:tc>
@@ -16790,7 +16451,6 @@
               <w:ind w:firstLine="0"/>
             </w:pPr>
             <w:r>
-              <w:lastRenderedPageBreak/>
               <w:t>Resolución 20223040006915 (Art. 1, 2): adopta el manual para el transporte, manejo y movilización de especies de producción. </w:t>
             </w:r>
           </w:p>
@@ -16903,9 +16563,8 @@
     </w:p>
     <w:p>
       <w:pPr>
-        <w:pStyle w:val="Prrafodelista"/>
-        <w:spacing w:beforeLines="160" w:before="384" w:afterLines="120" w:after="288"/>
-        <w:ind w:left="1429" w:firstLine="0"/>
+        <w:spacing w:beforeLines="160" w:before="384" w:afterLines="120" w:after="288"/>
+        <w:ind w:left="1069" w:firstLine="0"/>
       </w:pPr>
       <w:r>
         <w:t>Establece el deber de protección y prohíbe la crueldad</w:t>
@@ -16924,15 +16583,12 @@
         <w:spacing w:beforeLines="160" w:before="384" w:afterLines="120" w:after="288"/>
       </w:pPr>
       <w:r>
-        <w:lastRenderedPageBreak/>
         <w:t>Ley 1774 de 2016 </w:t>
       </w:r>
     </w:p>
     <w:p>
       <w:pPr>
-        <w:pStyle w:val="Prrafodelista"/>
-        <w:spacing w:beforeLines="160" w:before="384" w:afterLines="120" w:after="288"/>
-        <w:ind w:left="1429" w:firstLine="0"/>
+        <w:spacing w:beforeLines="160" w:before="384" w:afterLines="120" w:after="288"/>
       </w:pPr>
       <w:r>
         <w:t>Es la ley clave. Reconoce a los animales como seres sintientes (no cosas) y tipifica el maltrato animal (incluyendo el causado por negligencia en el transporte) como un delito penal y civil. </w:t>
@@ -16953,9 +16609,7 @@
     </w:p>
     <w:p>
       <w:pPr>
-        <w:pStyle w:val="Prrafodelista"/>
-        <w:spacing w:beforeLines="160" w:before="384" w:afterLines="120" w:after="288"/>
-        <w:ind w:left="1429" w:firstLine="0"/>
+        <w:spacing w:beforeLines="160" w:before="384" w:afterLines="120" w:after="288"/>
       </w:pPr>
       <w:r>
         <w:t>Es el manual técnico que traduce las leyes anteriores en procedimientos obligatorios (el "cómo hacer") para el transporte. </w:t>
@@ -17025,10 +16679,8 @@
       <w:pPr>
         <w:pStyle w:val="Tabla"/>
         <w:spacing w:beforeLines="160" w:before="384" w:afterLines="120" w:after="288" w:line="360" w:lineRule="auto"/>
-        <w:jc w:val="center"/>
-      </w:pPr>
-      <w:r>
-        <w:lastRenderedPageBreak/>
+      </w:pPr>
+      <w:r>
         <w:t>Principios rectores</w:t>
       </w:r>
     </w:p>
@@ -17219,7 +16871,6 @@
               <w:ind w:firstLine="0"/>
             </w:pPr>
             <w:r>
-              <w:lastRenderedPageBreak/>
               <w:t>Selección de Animales Aptos</w:t>
             </w:r>
           </w:p>
@@ -17323,7 +16974,6 @@
         <w:spacing w:beforeLines="160" w:before="384" w:afterLines="120" w:after="288"/>
       </w:pPr>
       <w:r>
-        <w:lastRenderedPageBreak/>
         <w:t>Libre de hambre y sed </w:t>
       </w:r>
     </w:p>
@@ -17331,7 +16981,6 @@
       <w:pPr>
         <w:pStyle w:val="Ttulo8"/>
         <w:spacing w:beforeLines="160" w:before="384" w:afterLines="120" w:after="288"/>
-        <w:ind w:left="1429" w:firstLine="0"/>
         <w:rPr>
           <w:b w:val="0"/>
           <w:bCs w:val="0"/>
@@ -17349,7 +16998,6 @@
       <w:pPr>
         <w:pStyle w:val="Ttulo8"/>
         <w:spacing w:beforeLines="160" w:before="384" w:afterLines="120" w:after="288"/>
-        <w:ind w:left="1429" w:firstLine="0"/>
         <w:rPr>
           <w:b w:val="0"/>
           <w:bCs w:val="0"/>
@@ -17378,9 +17026,7 @@
     </w:p>
     <w:p>
       <w:pPr>
-        <w:pStyle w:val="Prrafodelista"/>
-        <w:spacing w:beforeLines="160" w:before="384" w:afterLines="120" w:after="288"/>
-        <w:ind w:left="1429" w:firstLine="0"/>
+        <w:spacing w:beforeLines="160" w:before="384" w:afterLines="120" w:after="288"/>
       </w:pPr>
       <w:r>
         <w:t>Uso de pisos antideslizantes, separación de animales hostiles y uso de cama si es necesario. </w:t>
@@ -17388,9 +17034,7 @@
     </w:p>
     <w:p>
       <w:pPr>
-        <w:pStyle w:val="Prrafodelista"/>
-        <w:spacing w:beforeLines="160" w:before="384" w:afterLines="120" w:after="288"/>
-        <w:ind w:left="1429" w:firstLine="0"/>
+        <w:spacing w:beforeLines="160" w:before="384" w:afterLines="120" w:after="288"/>
       </w:pPr>
       <w:r>
         <w:t>Se garantiza con vehículos adecuados (pisos antideslizantes, ventilación, techos). </w:t>
@@ -17411,9 +17055,7 @@
     </w:p>
     <w:p>
       <w:pPr>
-        <w:pStyle w:val="Prrafodelista"/>
-        <w:spacing w:beforeLines="160" w:before="384" w:afterLines="120" w:after="288"/>
-        <w:ind w:left="1429" w:firstLine="0"/>
+        <w:spacing w:beforeLines="160" w:before="384" w:afterLines="120" w:after="288"/>
       </w:pPr>
       <w:r>
         <w:t>Garantía de densidad de carga suficiente (espacio para animales) que les permita levantarse, echarse y cambiar de postura. </w:t>
@@ -17421,9 +17063,7 @@
     </w:p>
     <w:p>
       <w:pPr>
-        <w:pStyle w:val="Prrafodelista"/>
-        <w:spacing w:beforeLines="160" w:before="384" w:afterLines="120" w:after="288"/>
-        <w:ind w:left="1429" w:firstLine="0"/>
+        <w:spacing w:beforeLines="160" w:before="384" w:afterLines="120" w:after="288"/>
       </w:pPr>
       <w:r>
         <w:t>Se garantiza con una densidad de carga correcta (que permita al menos echarse y pararse). </w:t>
@@ -17444,9 +17084,7 @@
     </w:p>
     <w:p>
       <w:pPr>
-        <w:pStyle w:val="Prrafodelista"/>
-        <w:spacing w:beforeLines="160" w:before="384" w:afterLines="120" w:after="288"/>
-        <w:ind w:left="1429" w:firstLine="0"/>
+        <w:spacing w:beforeLines="160" w:before="384" w:afterLines="120" w:after="288"/>
       </w:pPr>
       <w:r>
         <w:t>Selección previa para excluir animales no aptos, manejo cuidadoso, diseño del vehículo sin salientes y aviones de contingencia para emergencias.  </w:t>
@@ -17462,15 +17100,12 @@
         <w:spacing w:beforeLines="160" w:before="384" w:afterLines="120" w:after="288"/>
       </w:pPr>
       <w:r>
-        <w:lastRenderedPageBreak/>
         <w:t>Libre de miedo y angustia </w:t>
       </w:r>
     </w:p>
     <w:p>
       <w:pPr>
-        <w:pStyle w:val="Prrafodelista"/>
-        <w:spacing w:beforeLines="160" w:before="384" w:afterLines="120" w:after="288"/>
-        <w:ind w:left="1429" w:firstLine="0"/>
+        <w:spacing w:beforeLines="160" w:before="384" w:afterLines="120" w:after="288"/>
       </w:pPr>
       <w:r>
         <w:t>Manejo silencioso y sin hostigamiento, uso de técnicas de manejo adecuadas y conocimiento del comportamiento animal por parte del personal. </w:t>
@@ -17478,9 +17113,7 @@
     </w:p>
     <w:p>
       <w:pPr>
-        <w:pStyle w:val="Prrafodelista"/>
-        <w:spacing w:beforeLines="160" w:before="384" w:afterLines="120" w:after="288"/>
-        <w:ind w:left="1429" w:firstLine="0"/>
+        <w:spacing w:beforeLines="160" w:before="384" w:afterLines="120" w:after="288"/>
       </w:pPr>
       <w:r>
         <w:t>Se garantiza con un manejo etológico (sin gritos, sin picaduras excesivas) y una conducción suave. </w:t>
@@ -17635,7 +17268,6 @@
         <w:spacing w:beforeLines="160" w:before="384" w:afterLines="120" w:after="288"/>
       </w:pPr>
       <w:r>
-        <w:lastRenderedPageBreak/>
         <w:t>Glosario de normativa específica del bienestar </w:t>
       </w:r>
     </w:p>
@@ -17651,7 +17283,6 @@
       <w:pPr>
         <w:pStyle w:val="Tabla"/>
         <w:spacing w:beforeLines="160" w:before="384" w:afterLines="120" w:after="288" w:line="360" w:lineRule="auto"/>
-        <w:jc w:val="center"/>
       </w:pPr>
       <w:r>
         <w:t>Glosario de normativa</w:t>
@@ -17821,11 +17452,7 @@
               <w:ind w:firstLine="0"/>
             </w:pPr>
             <w:r>
-              <w:t xml:space="preserve">El número o peso corporal de los animales por unidad de área en el medio de transporte. (Es la clave para prevenir el </w:t>
-            </w:r>
-            <w:r>
-              <w:lastRenderedPageBreak/>
-              <w:t>hacinamiento y el estrés por calor). </w:t>
+              <w:t>El número o peso corporal de los animales por unidad de área en el medio de transporte. (Es la clave para prevenir el hacinamiento y el estrés por calor). </w:t>
             </w:r>
           </w:p>
         </w:tc>
@@ -17840,7 +17467,6 @@
               <w:ind w:firstLine="0"/>
             </w:pPr>
             <w:r>
-              <w:lastRenderedPageBreak/>
               <w:t>Manual de procedimiento (</w:t>
             </w:r>
             <w:proofErr w:type="spellStart"/>
@@ -17983,7 +17609,6 @@
           <w:rFonts w:ascii="Calibri" w:eastAsia="Times New Roman" w:hAnsi="Calibri" w:cs="Calibri"/>
           <w:sz w:val="22"/>
         </w:rPr>
-        <w:lastRenderedPageBreak/>
         <w:t> </w:t>
       </w:r>
       <w:bookmarkStart w:id="14" w:name="_Toc217686808"/>
@@ -18033,7 +17658,6 @@
       <w:pPr>
         <w:pStyle w:val="Tabla"/>
         <w:spacing w:beforeLines="160" w:before="384" w:afterLines="120" w:after="288" w:line="360" w:lineRule="auto"/>
-        <w:jc w:val="center"/>
       </w:pPr>
       <w:r>
         <w:t>Principios de conducción</w:t>
@@ -18136,11 +17760,7 @@
               <w:ind w:firstLine="0"/>
             </w:pPr>
             <w:r>
-              <w:t xml:space="preserve">La conducción debe ser suave y estable. Se deben evitar los frenazos bruscos y las aceleraciones repentinas </w:t>
-            </w:r>
-            <w:r>
-              <w:lastRenderedPageBreak/>
-              <w:t>que desequilibren a los animales y provoquen caídas o choques contra las paredes del vehículo. </w:t>
+              <w:t>La conducción debe ser suave y estable. Se deben evitar los frenazos bruscos y las aceleraciones repentinas que desequilibren a los animales y provoquen caídas o choques contra las paredes del vehículo. </w:t>
             </w:r>
           </w:p>
         </w:tc>
@@ -18155,7 +17775,6 @@
               <w:ind w:firstLine="0"/>
             </w:pPr>
             <w:r>
-              <w:lastRenderedPageBreak/>
               <w:t xml:space="preserve">Manual de </w:t>
             </w:r>
             <w:r>
@@ -18250,11 +17869,7 @@
               <w:ind w:firstLine="0"/>
             </w:pPr>
             <w:r>
-              <w:t xml:space="preserve">Las curvas y los giros deben tomarse a baja velocidad y de manera gradual para evitar que la fuerza centrífuga empuje a los animales contra las </w:t>
-            </w:r>
-            <w:r>
-              <w:lastRenderedPageBreak/>
-              <w:t>divisiones o los lados del vehículo. </w:t>
+              <w:t>Las curvas y los giros deben tomarse a baja velocidad y de manera gradual para evitar que la fuerza centrífuga empuje a los animales contra las divisiones o los lados del vehículo. </w:t>
             </w:r>
           </w:p>
         </w:tc>
@@ -18269,7 +17884,6 @@
               <w:ind w:firstLine="0"/>
             </w:pPr>
             <w:r>
-              <w:lastRenderedPageBreak/>
               <w:t>Manual de procedimiento (Implícito en Numeral 4): las divisiones deben ser fuertes para resistir la presión, pero la conducción debe mitigar esta presión. </w:t>
             </w:r>
           </w:p>
@@ -18376,10 +17990,8 @@
       <w:pPr>
         <w:pStyle w:val="Tabla"/>
         <w:spacing w:beforeLines="160" w:before="384" w:afterLines="120" w:after="288" w:line="360" w:lineRule="auto"/>
-        <w:jc w:val="center"/>
-      </w:pPr>
-      <w:r>
-        <w:lastRenderedPageBreak/>
+      </w:pPr>
+      <w:r>
         <w:t>Protocolos en técnicas de conducción</w:t>
       </w:r>
     </w:p>
@@ -18575,7 +18187,6 @@
               <w:ind w:firstLine="0"/>
             </w:pPr>
             <w:r>
-              <w:lastRenderedPageBreak/>
               <w:t>Atención a la ventilación</w:t>
             </w:r>
           </w:p>
@@ -18676,7 +18287,6 @@
     <w:p>
       <w:pPr>
         <w:spacing w:beforeLines="160" w:before="384" w:afterLines="120" w:after="288"/>
-        <w:ind w:left="1069" w:firstLine="0"/>
       </w:pPr>
       <w:r>
         <w:t>La velocidad debe reducirse excesivamente para mitigar las vibraciones y los golpes transmitidos a la carrocería, que pueden causar hematomas y fatiga en los animales.</w:t>
@@ -18700,7 +18310,6 @@
           <w:b/>
           <w:bCs/>
         </w:rPr>
-        <w:lastRenderedPageBreak/>
         <w:t>Clima extremo (lluvia/</w:t>
       </w:r>
       <w:r>
@@ -18715,7 +18324,6 @@
       <w:pPr>
         <w:pStyle w:val="Sangradetextonormal"/>
         <w:spacing w:beforeLines="160" w:before="384" w:afterLines="120" w:after="288"/>
-        <w:ind w:left="1429" w:firstLine="0"/>
       </w:pPr>
       <w:r>
         <w:t>Vehículos no motorizados halados por una unidad tractora. Existen de tipo:</w:t>
@@ -18821,7 +18429,6 @@
         <w:spacing w:beforeLines="160" w:before="384" w:afterLines="120" w:after="288"/>
       </w:pPr>
       <w:r>
-        <w:lastRenderedPageBreak/>
         <w:t>Tipos de inspección </w:t>
       </w:r>
     </w:p>
@@ -18837,7 +18444,6 @@
       <w:pPr>
         <w:pStyle w:val="Tabla"/>
         <w:spacing w:beforeLines="160" w:before="384" w:afterLines="120" w:after="288" w:line="360" w:lineRule="auto"/>
-        <w:jc w:val="center"/>
       </w:pPr>
       <w:r>
         <w:t>Tipos de inspección</w:t>
@@ -19010,7 +18616,6 @@
               <w:ind w:firstLine="0"/>
             </w:pPr>
             <w:r>
-              <w:lastRenderedPageBreak/>
               <w:t>Inspección en ruta</w:t>
             </w:r>
           </w:p>
@@ -19122,11 +18727,7 @@
               <w:ind w:firstLine="0"/>
             </w:pPr>
             <w:r>
-              <w:t xml:space="preserve">Resolución 20223040006915 (Art. 4, Parágrafo): "Las personas naturales y/o jurídicas... están en la obligación de permitir la inspección, vigilancia y control, por parte de los funcionarios del Instituto Colombiano </w:t>
-            </w:r>
-            <w:r>
-              <w:lastRenderedPageBreak/>
-              <w:t>Agropecuario - ICA, o quien este delega o autorice". </w:t>
+              <w:t>Resolución 20223040006915 (Art. 4, Parágrafo): "Las personas naturales y/o jurídicas... están en la obligación de permitir la inspección, vigilancia y control, por parte de los funcionarios del Instituto Colombiano Agropecuario - ICA, o quien este delega o autorice". </w:t>
             </w:r>
           </w:p>
         </w:tc>
@@ -19146,7 +18747,6 @@
           <w:lang w:eastAsia="es-CO"/>
           <w14:ligatures w14:val="none"/>
         </w:rPr>
-        <w:lastRenderedPageBreak/>
         <w:t> </w:t>
       </w:r>
     </w:p>
@@ -19209,7 +18809,6 @@
       <w:pPr>
         <w:pStyle w:val="Tabla"/>
         <w:spacing w:beforeLines="160" w:before="384" w:afterLines="120" w:after="288" w:line="360" w:lineRule="auto"/>
-        <w:jc w:val="center"/>
       </w:pPr>
       <w:r>
         <w:t>Estructura y materiales</w:t>
@@ -19355,7 +18954,6 @@
               <w:ind w:firstLine="0"/>
             </w:pPr>
             <w:r>
-              <w:lastRenderedPageBreak/>
               <w:t>Materiales y bordes</w:t>
             </w:r>
           </w:p>
@@ -19491,10 +19089,8 @@
       <w:pPr>
         <w:pStyle w:val="Tabla"/>
         <w:spacing w:beforeLines="160" w:before="384" w:afterLines="120" w:after="288" w:line="360" w:lineRule="auto"/>
-        <w:jc w:val="center"/>
-      </w:pPr>
-      <w:r>
-        <w:lastRenderedPageBreak/>
+      </w:pPr>
+      <w:r>
         <w:t>Piso y contención</w:t>
       </w:r>
     </w:p>
@@ -19773,7 +19369,6 @@
           <w:b/>
           <w:bCs/>
         </w:rPr>
-        <w:lastRenderedPageBreak/>
         <w:t>Inspección de condiciones de manejo (cargue y traslado) </w:t>
       </w:r>
     </w:p>
@@ -19806,7 +19401,6 @@
       <w:pPr>
         <w:pStyle w:val="Tabla"/>
         <w:spacing w:beforeLines="160" w:before="384" w:afterLines="120" w:after="288" w:line="360" w:lineRule="auto"/>
-        <w:jc w:val="center"/>
       </w:pPr>
       <w:r>
         <w:t>Condiciones de manejo</w:t>
@@ -19968,11 +19562,7 @@
               <w:ind w:firstLine="0"/>
             </w:pPr>
             <w:r>
-              <w:t xml:space="preserve">Verifique la existencia de dispositivos (aberturas laterales, ventilación mecánica) para mantener </w:t>
-            </w:r>
-            <w:r>
-              <w:lastRenderedPageBreak/>
-              <w:t>el flujo de aire y la temperatura adecuada. </w:t>
+              <w:t>Verifique la existencia de dispositivos (aberturas laterales, ventilación mecánica) para mantener el flujo de aire y la temperatura adecuada. </w:t>
             </w:r>
           </w:p>
         </w:tc>
@@ -19987,7 +19577,6 @@
               <w:ind w:firstLine="0"/>
             </w:pPr>
             <w:r>
-              <w:lastRenderedPageBreak/>
               <w:t>Manual (</w:t>
             </w:r>
             <w:proofErr w:type="spellStart"/>
@@ -20137,7 +19726,6 @@
       </w:pPr>
       <w:bookmarkStart w:id="16" w:name="_Toc217686810"/>
       <w:r>
-        <w:lastRenderedPageBreak/>
         <w:t xml:space="preserve">2.5 </w:t>
       </w:r>
       <w:r>
@@ -20164,21 +19752,9 @@
     <w:p>
       <w:pPr>
         <w:pStyle w:val="Figura"/>
-        <w:spacing w:beforeLines="160" w:before="384" w:afterLines="120" w:after="288"/>
-        <w:rPr>
-          <w:b w:val="0"/>
-          <w:bCs w:val="0"/>
-        </w:rPr>
-      </w:pPr>
-      <w:r>
-        <w:t>Figura 3. </w:t>
-      </w:r>
-      <w:r>
-        <w:rPr>
-          <w:b w:val="0"/>
-          <w:bCs w:val="0"/>
-        </w:rPr>
-        <w:t>Protocolos de bioseguridad </w:t>
+      </w:pPr>
+      <w:r>
+        <w:t>Figura 3. Protocolos de bioseguridad </w:t>
       </w:r>
     </w:p>
     <w:p>
@@ -20253,13 +19829,11 @@
         <w:pStyle w:val="Ttulo7"/>
       </w:pPr>
       <w:r>
-        <w:lastRenderedPageBreak/>
         <w:t>Protocolos de bioseguridad</w:t>
       </w:r>
     </w:p>
     <w:p>
       <w:pPr>
-        <w:ind w:left="709" w:firstLine="0"/>
         <w:rPr>
           <w:lang w:eastAsia="es-CO"/>
         </w:rPr>
@@ -20286,6 +19860,7 @@
     <w:p>
       <w:pPr>
         <w:spacing w:beforeLines="160" w:before="384" w:afterLines="120" w:after="288"/>
+        <w:ind w:firstLine="708"/>
       </w:pPr>
       <w:r>
         <w:t>La unidad de transporte debe estar diseñada con materiales y características que faciliten la higiene y contengan los contaminantes biológicos. Además, tener en cuenta lo siguiente: </w:t>
@@ -20295,7 +19870,6 @@
       <w:pPr>
         <w:pStyle w:val="Tabla"/>
         <w:spacing w:beforeLines="160" w:before="384" w:afterLines="120" w:after="288" w:line="360" w:lineRule="auto"/>
-        <w:jc w:val="center"/>
       </w:pPr>
       <w:r>
         <w:t>Requisitos de bioseguridad</w:t>
@@ -20396,11 +19970,7 @@
               <w:ind w:firstLine="0"/>
             </w:pPr>
             <w:r>
-              <w:t xml:space="preserve">Los materiales de la carrocería, incluidos los guacales o cajas, deben ser de superficies lisas y resistentes para permitir su lavado y desinfección de manera efectiva después de cada uso, evitando la </w:t>
-            </w:r>
-            <w:r>
-              <w:lastRenderedPageBreak/>
-              <w:t>acumulación de materia orgánica. </w:t>
+              <w:t>Los materiales de la carrocería, incluidos los guacales o cajas, deben ser de superficies lisas y resistentes para permitir su lavado y desinfección de manera efectiva después de cada uso, evitando la acumulación de materia orgánica. </w:t>
             </w:r>
           </w:p>
         </w:tc>
@@ -20415,7 +19985,6 @@
               <w:ind w:firstLine="0"/>
             </w:pPr>
             <w:r>
-              <w:lastRenderedPageBreak/>
               <w:t>Resolución 20223040006915 (Numeral 2.2.ci): "Ser seguros, tener un adecuado estado y elaborados de materiales resistentes al impacto, de superficies lisas, con bordes redondeados, que permitan su lavado y desinfección". </w:t>
             </w:r>
           </w:p>
@@ -20538,7 +20107,6 @@
           <w:b/>
           <w:bCs/>
         </w:rPr>
-        <w:lastRenderedPageBreak/>
         <w:t>Protocolos de bioseguridad operacional (limpieza y manejo) </w:t>
       </w:r>
     </w:p>
@@ -20554,7 +20122,6 @@
       <w:pPr>
         <w:pStyle w:val="Tabla"/>
         <w:spacing w:beforeLines="160" w:before="384" w:afterLines="120" w:after="288" w:line="360" w:lineRule="auto"/>
-        <w:jc w:val="center"/>
       </w:pPr>
       <w:r>
         <w:t>Protocolo operacional</w:t>
@@ -20704,11 +20271,7 @@
               <w:ind w:firstLine="0"/>
             </w:pPr>
             <w:r>
-              <w:t xml:space="preserve">En el caso de especies avícolas transportadas en cajas (ej. pollitos de un día), </w:t>
-            </w:r>
-            <w:r>
-              <w:lastRenderedPageBreak/>
-              <w:t>estas deben ser seguras y estar dispuestas de manera que eviten su desplazamiento o volcamiento, lo cual evita la dispersión de desechos y fluidos en caso de accidente. </w:t>
+              <w:t>En el caso de especies avícolas transportadas en cajas (ej. pollitos de un día), estas deben ser seguras y estar dispuestas de manera que eviten su desplazamiento o volcamiento, lo cual evita la dispersión de desechos y fluidos en caso de accidente. </w:t>
             </w:r>
           </w:p>
         </w:tc>
@@ -20723,12 +20286,7 @@
               <w:ind w:firstLine="0"/>
             </w:pPr>
             <w:r>
-              <w:lastRenderedPageBreak/>
-              <w:t xml:space="preserve">Resolución 20223040006915 (Numeral 2.2.cv): "Estar fijados o dispuestos de manera tal, que se </w:t>
-            </w:r>
-            <w:r>
-              <w:lastRenderedPageBreak/>
-              <w:t>evite su desplazamiento y/o volcamiento". </w:t>
+              <w:t>Resolución 20223040006915 (Numeral 2.2.cv): "Estar fijados o dispuestos de manera tal, que se evite su desplazamiento y/o volcamiento". </w:t>
             </w:r>
           </w:p>
         </w:tc>
@@ -20740,7 +20298,6 @@
         <w:spacing w:beforeLines="160" w:before="384" w:afterLines="120" w:after="288"/>
       </w:pPr>
       <w:r>
-        <w:lastRenderedPageBreak/>
         <w:t>Manejo de contingencias </w:t>
       </w:r>
       <w:proofErr w:type="spellStart"/>
@@ -20773,10 +20330,8 @@
       <w:pPr>
         <w:pStyle w:val="Tabla"/>
         <w:spacing w:beforeLines="160" w:before="384" w:afterLines="120" w:after="288" w:line="360" w:lineRule="auto"/>
-        <w:jc w:val="center"/>
-      </w:pPr>
-      <w:r>
-        <w:lastRenderedPageBreak/>
+      </w:pPr>
+      <w:r>
         <w:t>Contingencias </w:t>
       </w:r>
       <w:proofErr w:type="spellStart"/>
@@ -20944,11 +20499,7 @@
               <w:ind w:firstLine="0"/>
             </w:pPr>
             <w:r>
-              <w:t xml:space="preserve">La notificación inmediata al ICA es un protocolo de bioseguridad clave para </w:t>
-            </w:r>
-            <w:r>
-              <w:lastRenderedPageBreak/>
-              <w:t>el control oficial, permitiendo a la autoridad activar medidas sanitarias y de rastreo si es necesario. </w:t>
+              <w:t>La notificación inmediata al ICA es un protocolo de bioseguridad clave para el control oficial, permitiendo a la autoridad activar medidas sanitarias y de rastreo si es necesario. </w:t>
             </w:r>
           </w:p>
         </w:tc>
@@ -20963,12 +20514,7 @@
               <w:ind w:firstLine="0"/>
             </w:pPr>
             <w:r>
-              <w:lastRenderedPageBreak/>
-              <w:t xml:space="preserve">ABC Manual de Procedimientos para el Transporte, Manejo y Movilización de Animales en </w:t>
-            </w:r>
-            <w:r>
-              <w:lastRenderedPageBreak/>
-              <w:t>Pie (Pág. 6): menciona la necesidad de informar a la oficina del Instituto Colombiano Agropecuario ICA más cercana en caso de animales enfermos o muertos. </w:t>
+              <w:t>ABC Manual de Procedimientos para el Transporte, Manejo y Movilización de Animales en Pie (Pág. 6): menciona la necesidad de informar a la oficina del Instituto Colombiano Agropecuario ICA más cercana en caso de animales enfermos o muertos. </w:t>
             </w:r>
           </w:p>
         </w:tc>
@@ -20997,7 +20543,6 @@
           <w:lang w:eastAsia="es-CO"/>
           <w14:ligatures w14:val="none"/>
         </w:rPr>
-        <w:lastRenderedPageBreak/>
         <w:t> </w:t>
       </w:r>
     </w:p>
@@ -21086,10 +20631,8 @@
       <w:pPr>
         <w:pStyle w:val="Tabla"/>
         <w:spacing w:beforeLines="160" w:before="384" w:afterLines="120" w:after="288" w:line="360" w:lineRule="auto"/>
-        <w:jc w:val="center"/>
-      </w:pPr>
-      <w:r>
-        <w:lastRenderedPageBreak/>
+      </w:pPr>
+      <w:r>
         <w:t>Estándares de limpieza y aseo</w:t>
       </w:r>
     </w:p>
@@ -21377,14 +20920,7 @@
               <w:rPr>
                 <w:lang w:val="es-ES" w:eastAsia="es-CO"/>
               </w:rPr>
-              <w:t xml:space="preserve">El vehículo debe contar con un sistema para evitar la filtración de fluidos biológicos hacia la vía pública, lo que implica una técnica de contención </w:t>
-            </w:r>
-            <w:r>
-              <w:rPr>
-                <w:lang w:val="es-ES" w:eastAsia="es-CO"/>
-              </w:rPr>
-              <w:lastRenderedPageBreak/>
-              <w:t>total de los desechos durante el viaje. La limpieza posterior debe centrarse en el retiro seguro de estos desechos estancados.</w:t>
+              <w:t>El vehículo debe contar con un sistema para evitar la filtración de fluidos biológicos hacia la vía pública, lo que implica una técnica de contención total de los desechos durante el viaje. La limpieza posterior debe centrarse en el retiro seguro de estos desechos estancados.</w:t>
             </w:r>
             <w:r>
               <w:rPr>
@@ -21414,7 +20950,6 @@
               <w:rPr>
                 <w:lang w:val="es-ES" w:eastAsia="es-CO"/>
               </w:rPr>
-              <w:lastRenderedPageBreak/>
               <w:t>Manual de procedimiento (</w:t>
             </w:r>
             <w:proofErr w:type="spellStart"/>
@@ -21429,14 +20964,7 @@
               <w:rPr>
                 <w:lang w:val="es-ES" w:eastAsia="es-CO"/>
               </w:rPr>
-              <w:t xml:space="preserve">. 2.2.c.ii): "El piso deberá ser antideslizante y contar con un sistema que evite la filtración de </w:t>
-            </w:r>
-            <w:r>
-              <w:rPr>
-                <w:lang w:val="es-ES" w:eastAsia="es-CO"/>
-              </w:rPr>
-              <w:lastRenderedPageBreak/>
-              <w:t>orina y heces hacia la vía pública".</w:t>
+              <w:t>. 2.2.c.ii): "El piso deberá ser antideslizante y contar con un sistema que evite la filtración de orina y heces hacia la vía pública".</w:t>
             </w:r>
             <w:r>
               <w:rPr>
@@ -21472,7 +21000,6 @@
               <w:rPr>
                 <w:lang w:val="es-ES" w:eastAsia="es-CO"/>
               </w:rPr>
-              <w:lastRenderedPageBreak/>
               <w:t>Periodicidad de la bioseguridad</w:t>
             </w:r>
           </w:p>
@@ -21610,14 +21137,7 @@
               <w:rPr>
                 <w:lang w:val="es-ES" w:eastAsia="es-CO"/>
               </w:rPr>
-              <w:t xml:space="preserve">Aunque no está textualmente detallada, una técnica crítica posterior </w:t>
-            </w:r>
-            <w:r>
-              <w:rPr>
-                <w:lang w:val="es-ES" w:eastAsia="es-CO"/>
-              </w:rPr>
-              <w:lastRenderedPageBreak/>
-              <w:t>al lavado y desinfección es el secado. Los vehículos deben contar con ventilación (</w:t>
+              <w:t>Aunque no está textualmente detallada, una técnica crítica posterior al lavado y desinfección es el secado. Los vehículos deben contar con ventilación (</w:t>
             </w:r>
             <w:proofErr w:type="spellStart"/>
             <w:r>
@@ -21661,7 +21181,6 @@
               <w:rPr>
                 <w:lang w:val="es-ES" w:eastAsia="es-CO"/>
               </w:rPr>
-              <w:lastRenderedPageBreak/>
               <w:t>Manual de procedimiento (</w:t>
             </w:r>
             <w:proofErr w:type="spellStart"/>
@@ -21676,14 +21195,7 @@
               <w:rPr>
                 <w:lang w:val="es-ES" w:eastAsia="es-CO"/>
               </w:rPr>
-              <w:t xml:space="preserve">. 4.f): exige sistemas para </w:t>
-            </w:r>
-            <w:r>
-              <w:rPr>
-                <w:lang w:val="es-ES" w:eastAsia="es-CO"/>
-              </w:rPr>
-              <w:lastRenderedPageBreak/>
-              <w:t>mantener la ventilación constante.</w:t>
+              <w:t>. 4.f): exige sistemas para mantener la ventilación constante.</w:t>
             </w:r>
             <w:r>
               <w:rPr>
@@ -21713,7 +21225,6 @@
           <w:lang w:eastAsia="es-CO"/>
           <w14:ligatures w14:val="none"/>
         </w:rPr>
-        <w:lastRenderedPageBreak/>
         <w:t> </w:t>
       </w:r>
       <w:r>
@@ -21753,7 +21264,6 @@
           <w:sz w:val="22"/>
           <w:lang w:eastAsia="es-CO"/>
         </w:rPr>
-        <w:lastRenderedPageBreak/>
         <w:t> </w:t>
       </w:r>
       <w:r>
@@ -21802,9 +21312,7 @@
     </w:p>
     <w:p>
       <w:pPr>
-        <w:pStyle w:val="Prrafodelista"/>
-        <w:spacing w:beforeLines="160" w:before="384" w:afterLines="120" w:after="288"/>
-        <w:ind w:left="1429" w:firstLine="0"/>
+        <w:spacing w:beforeLines="160" w:before="384" w:afterLines="120" w:after="288"/>
       </w:pPr>
       <w:r>
         <w:t>Productos usados ​​para remover la suciedad gruesa y la materia orgánica (heces, orina, barro, sangre). Esta etapa es fundamental, ya que la materia orgánica inactiva la mayoría de los desinfectantes. </w:t>
@@ -21833,9 +21341,7 @@
     </w:p>
     <w:p>
       <w:pPr>
-        <w:pStyle w:val="Prrafodelista"/>
-        <w:spacing w:beforeLines="160" w:before="384" w:afterLines="120" w:after="288"/>
-        <w:ind w:left="1429" w:firstLine="0"/>
+        <w:spacing w:beforeLines="160" w:before="384" w:afterLines="120" w:after="288"/>
       </w:pPr>
       <w:r>
         <w:t>Productos químicos (ej. yodo, amonios cuaternarios, formalina, hipoclorito) que se aplican después de la limpieza para eliminar microorganismos (bacterias, virus, hongos) de las superficies. </w:t>
@@ -21890,9 +21396,7 @@
     </w:p>
     <w:p>
       <w:pPr>
-        <w:pStyle w:val="Prrafodelista"/>
-        <w:spacing w:beforeLines="160" w:before="384" w:afterLines="120" w:after="288"/>
-        <w:ind w:left="1429" w:firstLine="0"/>
+        <w:spacing w:beforeLines="160" w:before="384" w:afterLines="120" w:after="288"/>
       </w:pPr>
       <w:r>
         <w:t>Los productos químicos y desinfectantes utilizados en la cadena pecuaria deben estar registrados y aprobados por la autoridad sanitaria competente (ICA o Invima), garantizando que son seguros y efectivos para el propósito de bioseguridad en las granjas y vehículos de transporte. </w:t>
@@ -21908,15 +21412,12 @@
         <w:spacing w:beforeLines="160" w:before="384" w:afterLines="120" w:after="288"/>
       </w:pPr>
       <w:r>
-        <w:lastRenderedPageBreak/>
         <w:t>Requisito de cumplimiento </w:t>
       </w:r>
     </w:p>
     <w:p>
       <w:pPr>
-        <w:pStyle w:val="Prrafodelista"/>
-        <w:spacing w:beforeLines="160" w:before="384" w:afterLines="120" w:after="288"/>
-        <w:ind w:left="1429" w:firstLine="0"/>
+        <w:spacing w:beforeLines="160" w:before="384" w:afterLines="120" w:after="288"/>
       </w:pPr>
       <w:r>
         <w:t>Los transportadores deben emplear productos que cumplan con la normativa sanitaria vigente para el control de patógenos en instalaciones y equipos pecuarios. </w:t>
@@ -21937,9 +21438,7 @@
     </w:p>
     <w:p>
       <w:pPr>
-        <w:pStyle w:val="Prrafodelista"/>
-        <w:spacing w:beforeLines="160" w:before="384" w:afterLines="120" w:after="288"/>
-        <w:ind w:left="1429" w:firstLine="0"/>
+        <w:spacing w:beforeLines="160" w:before="384" w:afterLines="120" w:after="288"/>
       </w:pPr>
       <w:r>
         <w:t>La resolución establece la necesidad de condiciones sanitarias y fitosanitarias</w:t>
@@ -22008,21 +21507,9 @@
     <w:p>
       <w:pPr>
         <w:pStyle w:val="Figura"/>
-        <w:spacing w:beforeLines="160" w:before="384" w:afterLines="120" w:after="288"/>
-        <w:rPr>
-          <w:b w:val="0"/>
-          <w:bCs w:val="0"/>
-        </w:rPr>
-      </w:pPr>
-      <w:r>
-        <w:t>Figura 4. </w:t>
-      </w:r>
-      <w:r>
-        <w:rPr>
-          <w:b w:val="0"/>
-          <w:bCs w:val="0"/>
-        </w:rPr>
-        <w:t>Vigilancia del animal en pie</w:t>
+      </w:pPr>
+      <w:r>
+        <w:t>Figura 4. Vigilancia del animal en pie</w:t>
       </w:r>
     </w:p>
     <w:p>
@@ -22048,9 +21535,9 @@
           <w:noProof/>
         </w:rPr>
         <w:drawing>
-          <wp:inline distT="0" distB="0" distL="0" distR="0" wp14:anchorId="6FCFEA2F" wp14:editId="37A6359E">
-            <wp:extent cx="4646474" cy="3214757"/>
-            <wp:effectExtent l="0" t="0" r="1905" b="0"/>
+          <wp:inline distT="0" distB="0" distL="0" distR="0" wp14:anchorId="6FCFEA2F" wp14:editId="2A5039C1">
+            <wp:extent cx="5091584" cy="3522715"/>
+            <wp:effectExtent l="0" t="0" r="0" b="0"/>
             <wp:docPr id="23" name="Imagen 23" descr="Figura 4 que relaciona un animal en pie (mula) junto a un estand del ICA que simboliza el cuidado que la entidad le brinda a estos animales."/>
             <wp:cNvGraphicFramePr>
               <a:graphicFrameLocks xmlns:a="http://schemas.openxmlformats.org/drawingml/2006/main" noChangeAspect="1"/>
@@ -22080,7 +21567,7 @@
                   <pic:spPr bwMode="auto">
                     <a:xfrm>
                       <a:off x="0" y="0"/>
-                      <a:ext cx="4660548" cy="3224494"/>
+                      <a:ext cx="5115857" cy="3539509"/>
                     </a:xfrm>
                     <a:prstGeom prst="rect">
                       <a:avLst/>
@@ -22118,9 +21605,6 @@
       </w:r>
     </w:p>
     <w:p>
-      <w:pPr>
-        <w:ind w:left="709" w:firstLine="0"/>
-      </w:pPr>
       <w:r>
         <w:t>La figura 4 refleja la necesidad de cumplir con lo</w:t>
       </w:r>
@@ -22175,10 +21659,8 @@
       <w:pPr>
         <w:pStyle w:val="Tabla"/>
         <w:spacing w:beforeLines="160" w:before="384" w:afterLines="120" w:after="288" w:line="360" w:lineRule="auto"/>
-        <w:jc w:val="center"/>
-      </w:pPr>
-      <w:r>
-        <w:lastRenderedPageBreak/>
+      </w:pPr>
+      <w:r>
         <w:t>Entidades reguladoras de la seguridad del animal</w:t>
       </w:r>
     </w:p>
@@ -22446,7 +21928,6 @@
           <w:b/>
           <w:bCs/>
         </w:rPr>
-        <w:lastRenderedPageBreak/>
         <w:t>Clases de medidas y lineamientos de control </w:t>
       </w:r>
     </w:p>
@@ -22492,7 +21973,6 @@
         <w:tabs>
           <w:tab w:val="left" w:pos="1560"/>
         </w:tabs>
-        <w:ind w:left="1418" w:firstLine="0"/>
       </w:pPr>
       <w:r>
         <w:t>Acciones destinadas a evitar que el riesgo se materialice, como exigir la reducción de la densidad o el ajuste de la ventilación en un punto de control ante una alerta de estrés térmico. </w:t>
@@ -22519,9 +21999,6 @@
       </w:r>
     </w:p>
     <w:p>
-      <w:pPr>
-        <w:ind w:left="1418" w:hanging="2"/>
-      </w:pPr>
       <w:r>
         <w:t>Monitoreo y seguimiento del cumplimiento de los protocolos sanitarios (ej. revisión de la limpieza y la estanqueidad del vehículo) e inspección de documentos (GSM y Certificado). </w:t>
       </w:r>
@@ -22547,9 +22024,6 @@
       </w:r>
     </w:p>
     <w:p>
-      <w:pPr>
-        <w:ind w:left="1418" w:firstLine="0"/>
-      </w:pPr>
       <w:r>
         <w:t>Intervenciones directas como la inmovilización del vehículo o la aplicación de sanciones (multas), ante el incumplimiento de la capacidad de carga o la evidencia de maltrato o riesgo sanitario inminente. </w:t>
       </w:r>
@@ -22575,9 +22049,6 @@
       </w:r>
     </w:p>
     <w:p>
-      <w:pPr>
-        <w:ind w:left="1418" w:firstLine="0"/>
-      </w:pPr>
       <w:r>
         <w:t>L</w:t>
       </w:r>
@@ -22591,7 +22062,6 @@
         <w:spacing w:beforeLines="160" w:before="384" w:afterLines="120" w:after="288"/>
       </w:pPr>
       <w:r>
-        <w:lastRenderedPageBreak/>
         <w:t> Protocolos y clases de riesgos sanitarios </w:t>
       </w:r>
     </w:p>
@@ -22648,9 +22118,7 @@
     </w:p>
     <w:p>
       <w:pPr>
-        <w:pStyle w:val="Prrafodelista"/>
-        <w:spacing w:beforeLines="160" w:before="384" w:afterLines="120" w:after="288"/>
-        <w:ind w:left="1429" w:firstLine="0"/>
+        <w:spacing w:beforeLines="160" w:before="384" w:afterLines="120" w:after="288"/>
       </w:pPr>
       <w:r>
         <w:t>Se verifica que el vehículo esté libre de residuos orgánicos de cargas anteriores y que el diseño estructural (superficies lisas, bordes redondeados) permita un aseo eficiente. </w:t>
@@ -22690,7 +22158,6 @@
       <w:pPr>
         <w:pStyle w:val="Sangradetextonormal"/>
         <w:spacing w:beforeLines="160" w:before="384" w:afterLines="120" w:after="288"/>
-        <w:ind w:left="1429" w:firstLine="0"/>
       </w:pPr>
       <w:r>
         <w:t>Se revisa que el piso sea estanco para evitar que las excretas se filtren hacia la vía pública, previniendo la dispersión de patógenos. </w:t>
@@ -22698,9 +22165,7 @@
     </w:p>
     <w:p>
       <w:pPr>
-        <w:pStyle w:val="Prrafodelista"/>
-        <w:spacing w:beforeLines="160" w:before="384" w:afterLines="120" w:after="288"/>
-        <w:ind w:left="1429" w:firstLine="0"/>
+        <w:spacing w:beforeLines="160" w:before="384" w:afterLines="120" w:after="288"/>
       </w:pPr>
       <w:r>
         <w:rPr>
@@ -22719,7 +22184,6 @@
         <w:spacing w:beforeLines="160" w:before="384" w:afterLines="120" w:after="288"/>
       </w:pPr>
       <w:r>
-        <w:lastRenderedPageBreak/>
         <w:t> Clases de riesgos sanitarios </w:t>
       </w:r>
     </w:p>
@@ -22735,7 +22199,6 @@
       <w:pPr>
         <w:pStyle w:val="Tabla"/>
         <w:spacing w:beforeLines="160" w:before="384" w:afterLines="120" w:after="288" w:line="360" w:lineRule="auto"/>
-        <w:jc w:val="center"/>
       </w:pPr>
       <w:r>
         <w:t>Acciones de los riesgos sanitarios</w:t>
@@ -22889,11 +22352,7 @@
               <w:ind w:firstLine="0"/>
             </w:pPr>
             <w:r>
-              <w:t xml:space="preserve">Vehículo sin ventilación, hacinamiento (por alta densidad de carga) o lesiones que puedan </w:t>
-            </w:r>
-            <w:r>
-              <w:lastRenderedPageBreak/>
-              <w:t>llevar a la muerte del animal. </w:t>
+              <w:t>Vehículo sin ventilación, hacinamiento (por alta densidad de carga) o lesiones que puedan llevar a la muerte del animal. </w:t>
             </w:r>
           </w:p>
         </w:tc>
@@ -22908,7 +22367,6 @@
               <w:ind w:firstLine="0"/>
             </w:pPr>
             <w:r>
-              <w:lastRenderedPageBreak/>
               <w:t>El ICA puede exigir la descarga, la atención inmediata o la redistribución de la carga. </w:t>
             </w:r>
           </w:p>
@@ -23008,9 +22466,7 @@
     </w:p>
     <w:p>
       <w:pPr>
-        <w:pStyle w:val="Prrafodelista"/>
-        <w:spacing w:beforeLines="160" w:before="384" w:afterLines="120" w:after="288"/>
-        <w:ind w:left="1429" w:firstLine="0"/>
+        <w:spacing w:beforeLines="160" w:before="384" w:afterLines="120" w:after="288"/>
       </w:pPr>
       <w:r>
         <w:t>Documento principal de control sanitario. Verifica la legalidad y el estado sanitario de la carga. El formato está estandarizado por el ICA. </w:t>
@@ -23039,12 +22495,9 @@
     </w:p>
     <w:p>
       <w:pPr>
-        <w:pStyle w:val="Prrafodelista"/>
-        <w:spacing w:beforeLines="160" w:before="384" w:afterLines="120" w:after="288"/>
-        <w:ind w:left="1429" w:firstLine="0"/>
-      </w:pPr>
-      <w:r>
-        <w:lastRenderedPageBreak/>
+        <w:spacing w:beforeLines="160" w:before="384" w:afterLines="120" w:after="288"/>
+      </w:pPr>
+      <w:r>
         <w:t>Formato donde el funcionario del ICA registra el cumplimiento de los requisitos estructurales (pisos, rampas, ventilación) y la densidad de carga en el momento de la inspección. </w:t>
       </w:r>
     </w:p>
@@ -23080,9 +22533,7 @@
     </w:p>
     <w:p>
       <w:pPr>
-        <w:pStyle w:val="Prrafodelista"/>
-        <w:spacing w:beforeLines="160" w:before="384" w:afterLines="120" w:after="288"/>
-        <w:ind w:left="1429" w:firstLine="0"/>
+        <w:spacing w:beforeLines="160" w:before="384" w:afterLines="120" w:after="288"/>
       </w:pPr>
       <w:r>
         <w:t>Toda persona involucrada en el proceso debe tener y portar el documento que certifique que aprobó el curso de capacitación en bienestar animal. </w:t>
@@ -23103,9 +22554,7 @@
     </w:p>
     <w:p>
       <w:pPr>
-        <w:pStyle w:val="Prrafodelista"/>
-        <w:spacing w:beforeLines="160" w:before="384" w:afterLines="120" w:after="288"/>
-        <w:ind w:left="1429" w:firstLine="0"/>
+        <w:spacing w:beforeLines="160" w:before="384" w:afterLines="120" w:after="288"/>
       </w:pPr>
       <w:r>
         <w:t>Este documento podrá ser exigido por las autoridades de tránsito o por el ICA en cualquier punto de control. </w:t>
@@ -23126,9 +22575,7 @@
     </w:p>
     <w:p>
       <w:pPr>
-        <w:pStyle w:val="Prrafodelista"/>
-        <w:spacing w:beforeLines="160" w:before="384" w:afterLines="120" w:after="288"/>
-        <w:ind w:left="1429" w:firstLine="0"/>
+        <w:spacing w:beforeLines="160" w:before="384" w:afterLines="120" w:after="288"/>
       </w:pPr>
       <w:r>
         <w:t>El curso debe ser impartido por instituciones avaladas (SENA, ICA). </w:t>
@@ -23147,7 +22594,6 @@
         <w:rPr>
           <w:rFonts w:eastAsia="Times New Roman"/>
         </w:rPr>
-        <w:lastRenderedPageBreak/>
         <w:t xml:space="preserve">2.8 </w:t>
       </w:r>
       <w:r>
@@ -23217,7 +22663,6 @@
       <w:pPr>
         <w:pStyle w:val="Tabla"/>
         <w:spacing w:beforeLines="160" w:before="384" w:afterLines="120" w:after="288" w:line="360" w:lineRule="auto"/>
-        <w:jc w:val="center"/>
       </w:pPr>
       <w:r>
         <w:t>Requisitos de cumplimiento del curso</w:t>
@@ -23340,11 +22785,7 @@
             </w:r>
             <w:proofErr w:type="spellEnd"/>
             <w:r>
-              <w:t xml:space="preserve">. 6): "Toda persona involucrada en el proceso de transporte de animales en pie deberá realizar </w:t>
-            </w:r>
-            <w:r>
-              <w:lastRenderedPageBreak/>
-              <w:t>un curso de capacitación en bienestar animal y portar el documento que certifique o conste que aprobó el curso...". </w:t>
+              <w:t>. 6): "Toda persona involucrada en el proceso de transporte de animales en pie deberá realizar un curso de capacitación en bienestar animal y portar el documento que certifique o conste que aprobó el curso...". </w:t>
             </w:r>
           </w:p>
         </w:tc>
@@ -23364,7 +22805,6 @@
               <w:ind w:firstLine="0"/>
             </w:pPr>
             <w:r>
-              <w:lastRenderedPageBreak/>
               <w:t>Sujetos obligados</w:t>
             </w:r>
           </w:p>
@@ -23431,11 +22871,7 @@
               <w:ind w:firstLine="0"/>
             </w:pPr>
             <w:r>
-              <w:t xml:space="preserve">El documento que certifica la aprobación del curso debe ser portado en todo momento, ya que es </w:t>
-            </w:r>
-            <w:r>
-              <w:lastRenderedPageBreak/>
-              <w:t>exigible por las autoridades de control en ruta. </w:t>
+              <w:t>El documento que certifica la aprobación del curso debe ser portado en todo momento, ya que es exigible por las autoridades de control en ruta. </w:t>
             </w:r>
           </w:p>
         </w:tc>
@@ -23450,12 +22886,7 @@
               <w:ind w:firstLine="0"/>
             </w:pPr>
             <w:r>
-              <w:lastRenderedPageBreak/>
-              <w:t xml:space="preserve">Manual de procedimiento (Núm. 6): "...el cual podrá ser exigido por las autoridades de tránsito y/o por </w:t>
-            </w:r>
-            <w:r>
-              <w:lastRenderedPageBreak/>
-              <w:t>el Instituto Colombiano Agropecuario - ICA". </w:t>
+              <w:t>Manual de procedimiento (Núm. 6): "...el cual podrá ser exigido por las autoridades de tránsito y/o por el Instituto Colombiano Agropecuario - ICA". </w:t>
             </w:r>
           </w:p>
         </w:tc>
@@ -23467,7 +22898,6 @@
         <w:spacing w:beforeLines="160" w:before="384" w:afterLines="120" w:after="288"/>
       </w:pPr>
       <w:r>
-        <w:lastRenderedPageBreak/>
         <w:t>Contenido temático mínimo </w:t>
       </w:r>
     </w:p>
@@ -23525,9 +22955,7 @@
     </w:p>
     <w:p>
       <w:pPr>
-        <w:pStyle w:val="Prrafodelista"/>
-        <w:spacing w:beforeLines="160" w:before="384" w:afterLines="120" w:after="288"/>
-        <w:ind w:left="1429" w:firstLine="0"/>
+        <w:spacing w:beforeLines="160" w:before="384" w:afterLines="120" w:after="288"/>
       </w:pPr>
       <w:r>
         <w:t>Resolución 20223040006915, Ley 1774 de 2016 y normas regulatorias de especie. </w:t>
@@ -23556,13 +22984,16 @@
     </w:p>
     <w:p>
       <w:pPr>
-        <w:pStyle w:val="Prrafodelista"/>
-        <w:spacing w:beforeLines="160" w:before="384" w:afterLines="120" w:after="288"/>
-        <w:ind w:left="1429" w:firstLine="0"/>
+        <w:spacing w:beforeLines="160" w:before="384" w:afterLines="120" w:after="288"/>
       </w:pPr>
       <w:r>
         <w:t>Las Cinco Libertades o Dominios aplicados al transporte. </w:t>
       </w:r>
+    </w:p>
+    <w:p>
+      <w:pPr>
+        <w:spacing w:beforeLines="160" w:before="384" w:afterLines="120" w:after="288"/>
+      </w:pPr>
     </w:p>
     <w:p>
       <w:pPr>
@@ -23587,27 +23018,11 @@
     </w:p>
     <w:p>
       <w:pPr>
-        <w:pStyle w:val="Prrafodelista"/>
-        <w:spacing w:beforeLines="160" w:before="384" w:afterLines="120" w:after="288"/>
-        <w:ind w:left="1429" w:firstLine="0"/>
+        <w:spacing w:beforeLines="160" w:before="384" w:afterLines="120" w:after="288"/>
       </w:pPr>
       <w:r>
         <w:t>Características estructurales de pisos, rampas, ventilación y divisiones. </w:t>
       </w:r>
-    </w:p>
-    <w:p>
-      <w:pPr>
-        <w:pStyle w:val="Prrafodelista"/>
-        <w:spacing w:beforeLines="160" w:before="384" w:afterLines="120" w:after="288"/>
-        <w:ind w:left="1429" w:firstLine="0"/>
-      </w:pPr>
-    </w:p>
-    <w:p>
-      <w:pPr>
-        <w:pStyle w:val="Prrafodelista"/>
-        <w:spacing w:beforeLines="160" w:before="384" w:afterLines="120" w:after="288"/>
-        <w:ind w:left="1429" w:firstLine="0"/>
-      </w:pPr>
     </w:p>
     <w:p>
       <w:pPr>
@@ -23627,15 +23042,12 @@
           <w:b/>
           <w:bCs/>
         </w:rPr>
-        <w:lastRenderedPageBreak/>
         <w:t>Manejo operacional </w:t>
       </w:r>
     </w:p>
     <w:p>
       <w:pPr>
-        <w:pStyle w:val="Prrafodelista"/>
-        <w:spacing w:beforeLines="160" w:before="384" w:afterLines="120" w:after="288"/>
-        <w:ind w:left="1429" w:firstLine="0"/>
+        <w:spacing w:beforeLines="160" w:before="384" w:afterLines="120" w:after="288"/>
         <w:rPr>
           <w:b/>
           <w:bCs/>
@@ -23667,9 +23079,7 @@
     </w:p>
     <w:p>
       <w:pPr>
-        <w:pStyle w:val="Prrafodelista"/>
-        <w:spacing w:beforeLines="160" w:before="384" w:afterLines="120" w:after="288"/>
-        <w:ind w:left="1429" w:firstLine="0"/>
+        <w:spacing w:beforeLines="160" w:before="384" w:afterLines="120" w:after="288"/>
       </w:pPr>
       <w:r>
         <w:t>Uso de las tablas y fórmulas de cálculo para evitar el hacinamiento. </w:t>
@@ -23698,9 +23108,7 @@
     </w:p>
     <w:p>
       <w:pPr>
-        <w:pStyle w:val="Prrafodelista"/>
-        <w:spacing w:beforeLines="160" w:before="384" w:afterLines="120" w:after="288"/>
-        <w:ind w:left="1429" w:firstLine="0"/>
+        <w:spacing w:beforeLines="160" w:before="384" w:afterLines="120" w:after="288"/>
       </w:pPr>
       <w:r>
         <w:t>Técnicas de limpieza, desinfección y contención de excretas. </w:t>
@@ -23729,9 +23137,7 @@
     </w:p>
     <w:p>
       <w:pPr>
-        <w:pStyle w:val="Prrafodelista"/>
-        <w:spacing w:beforeLines="160" w:before="384" w:afterLines="120" w:after="288"/>
-        <w:ind w:left="1429" w:firstLine="0"/>
+        <w:spacing w:beforeLines="160" w:before="384" w:afterLines="120" w:after="288"/>
       </w:pPr>
       <w:r>
         <w:t>Protocolos para animales enfermos, muertos o accidentes en ruta. </w:t>
@@ -23843,38 +23249,12 @@
         <w:ind w:firstLine="0"/>
         <w:textAlignment w:val="baseline"/>
         <w:rPr>
-          <w:rFonts w:ascii="Segoe UI" w:eastAsia="Times New Roman" w:hAnsi="Segoe UI" w:cs="Segoe UI"/>
-          <w:kern w:val="0"/>
-          <w:sz w:val="18"/>
-          <w:szCs w:val="18"/>
-          <w:lang w:eastAsia="es-CO"/>
-          <w14:ligatures w14:val="none"/>
-        </w:rPr>
-      </w:pPr>
-      <w:r>
-        <w:rPr>
           <w:rFonts w:ascii="Calibri" w:eastAsia="Times New Roman" w:hAnsi="Calibri" w:cs="Calibri"/>
           <w:kern w:val="0"/>
           <w:sz w:val="22"/>
           <w:lang w:eastAsia="es-CO"/>
           <w14:ligatures w14:val="none"/>
         </w:rPr>
-        <w:t> </w:t>
-      </w:r>
-    </w:p>
-    <w:p>
-      <w:pPr>
-        <w:spacing w:beforeLines="160" w:before="384" w:afterLines="120" w:after="288"/>
-        <w:ind w:firstLine="0"/>
-        <w:textAlignment w:val="baseline"/>
-        <w:rPr>
-          <w:rFonts w:ascii="Segoe UI" w:eastAsia="Times New Roman" w:hAnsi="Segoe UI" w:cs="Segoe UI"/>
-          <w:kern w:val="0"/>
-          <w:sz w:val="18"/>
-          <w:szCs w:val="18"/>
-          <w:lang w:eastAsia="es-CO"/>
-          <w14:ligatures w14:val="none"/>
-        </w:rPr>
       </w:pPr>
       <w:r>
         <w:rPr>
@@ -23889,142 +23269,12 @@
     </w:p>
     <w:p>
       <w:pPr>
-        <w:spacing w:beforeLines="160" w:before="384" w:afterLines="120" w:after="288"/>
-        <w:ind w:firstLine="0"/>
-        <w:textAlignment w:val="baseline"/>
-        <w:rPr>
-          <w:rFonts w:ascii="Segoe UI" w:eastAsia="Times New Roman" w:hAnsi="Segoe UI" w:cs="Segoe UI"/>
-          <w:kern w:val="0"/>
-          <w:sz w:val="18"/>
-          <w:szCs w:val="18"/>
-          <w:lang w:eastAsia="es-CO"/>
-          <w14:ligatures w14:val="none"/>
-        </w:rPr>
-      </w:pPr>
-      <w:r>
-        <w:rPr>
-          <w:rFonts w:ascii="Calibri" w:eastAsia="Times New Roman" w:hAnsi="Calibri" w:cs="Calibri"/>
-          <w:kern w:val="0"/>
-          <w:sz w:val="22"/>
-          <w:lang w:eastAsia="es-CO"/>
-          <w14:ligatures w14:val="none"/>
-        </w:rPr>
-        <w:t> </w:t>
-      </w:r>
-    </w:p>
-    <w:p>
-      <w:pPr>
-        <w:spacing w:beforeLines="160" w:before="384" w:afterLines="120" w:after="288"/>
-        <w:ind w:firstLine="0"/>
-        <w:textAlignment w:val="baseline"/>
-        <w:rPr>
-          <w:rFonts w:ascii="Segoe UI" w:eastAsia="Times New Roman" w:hAnsi="Segoe UI" w:cs="Segoe UI"/>
-          <w:kern w:val="0"/>
-          <w:sz w:val="18"/>
-          <w:szCs w:val="18"/>
-          <w:lang w:eastAsia="es-CO"/>
-          <w14:ligatures w14:val="none"/>
-        </w:rPr>
-      </w:pPr>
-      <w:r>
-        <w:rPr>
-          <w:rFonts w:ascii="Calibri" w:eastAsia="Times New Roman" w:hAnsi="Calibri" w:cs="Calibri"/>
-          <w:kern w:val="0"/>
-          <w:sz w:val="22"/>
-          <w:lang w:eastAsia="es-CO"/>
-          <w14:ligatures w14:val="none"/>
-        </w:rPr>
-        <w:t> </w:t>
-      </w:r>
-    </w:p>
-    <w:p>
-      <w:pPr>
-        <w:spacing w:beforeLines="160" w:before="384" w:afterLines="120" w:after="288"/>
-        <w:ind w:firstLine="0"/>
-        <w:textAlignment w:val="baseline"/>
-        <w:rPr>
-          <w:rFonts w:ascii="Segoe UI" w:eastAsia="Times New Roman" w:hAnsi="Segoe UI" w:cs="Segoe UI"/>
-          <w:kern w:val="0"/>
-          <w:sz w:val="18"/>
-          <w:szCs w:val="18"/>
-          <w:lang w:eastAsia="es-CO"/>
-          <w14:ligatures w14:val="none"/>
-        </w:rPr>
-      </w:pPr>
-      <w:r>
-        <w:rPr>
-          <w:rFonts w:ascii="Calibri" w:eastAsia="Times New Roman" w:hAnsi="Calibri" w:cs="Calibri"/>
-          <w:kern w:val="0"/>
-          <w:sz w:val="22"/>
-          <w:lang w:eastAsia="es-CO"/>
-          <w14:ligatures w14:val="none"/>
-        </w:rPr>
-        <w:t> </w:t>
-      </w:r>
-    </w:p>
-    <w:p>
-      <w:pPr>
-        <w:spacing w:beforeLines="160" w:before="384" w:afterLines="120" w:after="288"/>
-        <w:ind w:firstLine="0"/>
-        <w:textAlignment w:val="baseline"/>
-        <w:rPr>
-          <w:rFonts w:ascii="Segoe UI" w:eastAsia="Times New Roman" w:hAnsi="Segoe UI" w:cs="Segoe UI"/>
-          <w:kern w:val="0"/>
-          <w:sz w:val="18"/>
-          <w:szCs w:val="18"/>
-          <w:lang w:eastAsia="es-CO"/>
-          <w14:ligatures w14:val="none"/>
-        </w:rPr>
-      </w:pPr>
-      <w:r>
-        <w:rPr>
-          <w:rFonts w:ascii="Calibri" w:eastAsia="Times New Roman" w:hAnsi="Calibri" w:cs="Calibri"/>
-          <w:kern w:val="0"/>
-          <w:sz w:val="22"/>
-          <w:lang w:eastAsia="es-CO"/>
-          <w14:ligatures w14:val="none"/>
-        </w:rPr>
-        <w:t> </w:t>
-      </w:r>
-    </w:p>
-    <w:p>
-      <w:pPr>
-        <w:spacing w:beforeLines="160" w:before="384" w:afterLines="120" w:after="288"/>
-        <w:ind w:firstLine="0"/>
-        <w:textAlignment w:val="baseline"/>
-        <w:rPr>
-          <w:rFonts w:ascii="Calibri" w:eastAsia="Times New Roman" w:hAnsi="Calibri" w:cs="Calibri"/>
-          <w:kern w:val="0"/>
-          <w:sz w:val="22"/>
-          <w:lang w:eastAsia="es-CO"/>
-          <w14:ligatures w14:val="none"/>
-        </w:rPr>
-      </w:pPr>
-      <w:r>
-        <w:rPr>
-          <w:rFonts w:ascii="Calibri" w:eastAsia="Times New Roman" w:hAnsi="Calibri" w:cs="Calibri"/>
-          <w:kern w:val="0"/>
-          <w:sz w:val="22"/>
-          <w:lang w:eastAsia="es-CO"/>
-          <w14:ligatures w14:val="none"/>
-        </w:rPr>
-        <w:lastRenderedPageBreak/>
-        <w:t> </w:t>
-      </w:r>
-    </w:p>
-    <w:p>
-      <w:pPr>
         <w:pStyle w:val="Ttulo1"/>
         <w:spacing w:beforeLines="160" w:before="384" w:afterLines="120" w:after="288"/>
       </w:pPr>
       <w:bookmarkStart w:id="20" w:name="_Toc217686814"/>
-      <w:proofErr w:type="gramStart"/>
-      <w:r>
-        <w:t>Interacción humano</w:t>
-      </w:r>
-      <w:proofErr w:type="gramEnd"/>
-      <w:r>
-        <w:t> – animal, comportamiento, sentidos animal y etología</w:t>
+      <w:r>
+        <w:t>Interacción humano – animal, comportamiento, sentidos animal y etología</w:t>
       </w:r>
       <w:bookmarkEnd w:id="20"/>
       <w:r>
@@ -24080,9 +23330,7 @@
     </w:p>
     <w:p>
       <w:pPr>
-        <w:pStyle w:val="Prrafodelista"/>
-        <w:spacing w:beforeLines="160" w:before="384" w:afterLines="120" w:after="288"/>
-        <w:ind w:left="1429" w:firstLine="0"/>
+        <w:spacing w:beforeLines="160" w:before="384" w:afterLines="120" w:after="288"/>
       </w:pPr>
       <w:r>
         <w:t>La interacción debe basarse en la calma, eliminando el hostigamiento, los gritos y el uso de la fuerza innecesaria. El estrés es el principal causante de lesiones y caídas durante el cargue y descargue y afecta la calidad del canal. </w:t>
@@ -24090,9 +23338,7 @@
     </w:p>
     <w:p>
       <w:pPr>
-        <w:pStyle w:val="Prrafodelista"/>
-        <w:spacing w:beforeLines="160" w:before="384" w:afterLines="120" w:after="288"/>
-        <w:ind w:left="1429" w:firstLine="0"/>
+        <w:spacing w:beforeLines="160" w:before="384" w:afterLines="120" w:after="288"/>
       </w:pPr>
       <w:r>
         <w:rPr>
@@ -24132,15 +23378,12 @@
           <w:b/>
           <w:bCs/>
         </w:rPr>
-        <w:lastRenderedPageBreak/>
         <w:t>Conocimiento del comportamiento </w:t>
       </w:r>
     </w:p>
     <w:p>
       <w:pPr>
-        <w:pStyle w:val="Prrafodelista"/>
-        <w:spacing w:beforeLines="160" w:before="384" w:afterLines="120" w:after="288"/>
-        <w:ind w:left="1429" w:firstLine="0"/>
+        <w:spacing w:beforeLines="160" w:before="384" w:afterLines="120" w:after="288"/>
       </w:pPr>
       <w:r>
         <w:t>El personal debe conocer el comportamiento natural de la especie que maneja (ej. bovinos vs. porcinos) para utilizar técnicas que cooperan con el animal en lugar de forzarlo. </w:t>
@@ -24148,9 +23391,7 @@
     </w:p>
     <w:p>
       <w:pPr>
-        <w:pStyle w:val="Prrafodelista"/>
-        <w:spacing w:beforeLines="160" w:before="384" w:afterLines="120" w:after="288"/>
-        <w:ind w:left="1429" w:firstLine="0"/>
+        <w:spacing w:beforeLines="160" w:before="384" w:afterLines="120" w:after="288"/>
       </w:pPr>
       <w:r>
         <w:rPr>
@@ -24165,9 +23406,7 @@
     </w:p>
     <w:p>
       <w:pPr>
-        <w:pStyle w:val="Prrafodelista"/>
-        <w:spacing w:beforeLines="160" w:before="384" w:afterLines="120" w:after="288"/>
-        <w:ind w:left="1429" w:firstLine="0"/>
+        <w:spacing w:beforeLines="160" w:before="384" w:afterLines="120" w:after="288"/>
       </w:pPr>
       <w:r>
         <w:rPr>
@@ -24182,9 +23421,7 @@
     </w:p>
     <w:p>
       <w:pPr>
-        <w:pStyle w:val="Prrafodelista"/>
-        <w:spacing w:beforeLines="160" w:before="384" w:afterLines="120" w:after="288"/>
-        <w:ind w:left="1429" w:firstLine="0"/>
+        <w:spacing w:beforeLines="160" w:before="384" w:afterLines="120" w:after="288"/>
       </w:pPr>
       <w:r>
         <w:rPr>
@@ -24226,9 +23463,6 @@
       </w:r>
     </w:p>
     <w:p>
-      <w:pPr>
-        <w:ind w:left="1418" w:firstLine="0"/>
-      </w:pPr>
       <w:r>
         <w:t>Es el espacio alrededor del animal que, si es invadido por el humano, provoca que el animal se sienta amenazado y huya. </w:t>
       </w:r>
@@ -24254,15 +23488,10 @@
       </w:r>
     </w:p>
     <w:p>
-      <w:pPr>
-        <w:ind w:left="1418" w:hanging="1"/>
-      </w:pPr>
       <w:r>
         <w:t>El manejador debe trabajar justo en el borde de esta zona de fuga para mover al animal de forma efectiva y sin estrés. Avanzar dentro de esta zona genera pánico y resistencia. </w:t>
       </w:r>
     </w:p>
-    <w:p/>
-    <w:p/>
     <w:p>
       <w:pPr>
         <w:pStyle w:val="Prrafodelista"/>
@@ -24280,14 +23509,10 @@
           <w:b/>
           <w:bCs/>
         </w:rPr>
-        <w:lastRenderedPageBreak/>
         <w:t>Punto de equilibrio </w:t>
       </w:r>
     </w:p>
     <w:p>
-      <w:pPr>
-        <w:ind w:left="1418" w:firstLine="0"/>
-      </w:pPr>
       <w:r>
         <w:t>Es un punto imaginario (usualmente a la altura del hombro) que, si es cruzado por el manejador, hace que el animal avance (si se mueve detrás) o retroceda (si se mueve delante). </w:t>
       </w:r>
@@ -24303,20 +23528,11 @@
     <w:p>
       <w:pPr>
         <w:pStyle w:val="Figura"/>
-        <w:spacing w:beforeLines="160" w:before="384" w:afterLines="120" w:after="288"/>
-        <w:rPr>
-          <w:b w:val="0"/>
-          <w:bCs w:val="0"/>
-        </w:rPr>
       </w:pPr>
       <w:r>
         <w:t>Figura 5. </w:t>
       </w:r>
       <w:r>
-        <w:rPr>
-          <w:b w:val="0"/>
-          <w:bCs w:val="0"/>
-        </w:rPr>
         <w:t>Zona de fuga o área de seguridad</w:t>
       </w:r>
     </w:p>
@@ -24411,7 +23627,6 @@
           <w:b/>
           <w:bCs/>
         </w:rPr>
-        <w:lastRenderedPageBreak/>
         <w:t>Zona de fuga o área de seguridad</w:t>
       </w:r>
     </w:p>
@@ -24423,7 +23638,7 @@
           <w:tab w:val="clear" w:pos="8838"/>
         </w:tabs>
         <w:spacing w:beforeLines="160" w:before="384" w:afterLines="120" w:after="288" w:line="360" w:lineRule="auto"/>
-        <w:ind w:left="708" w:firstLine="1"/>
+        <w:ind w:left="708" w:firstLine="0"/>
       </w:pPr>
       <w:r>
         <w:t>La figura 5 refleja la existencia de la zona de figa o área de seguridad integrada por:</w:t>
@@ -24517,7 +23732,6 @@
       <w:pPr>
         <w:pStyle w:val="Tabla"/>
         <w:spacing w:beforeLines="160" w:before="384" w:afterLines="120" w:after="288" w:line="360" w:lineRule="auto"/>
-        <w:jc w:val="center"/>
       </w:pPr>
       <w:r>
         <w:t>Percepción animal y su impacto en el manejo y transporte</w:t>
@@ -24609,11 +23823,7 @@
               <w:ind w:firstLine="0"/>
             </w:pPr>
             <w:r>
-              <w:t xml:space="preserve">Los bovinos y otras especies tienen visión binocular limitada y una visión panorámica amplia. Esto significa que son muy </w:t>
-            </w:r>
-            <w:r>
-              <w:lastRenderedPageBreak/>
-              <w:t>sensibles a los movimientos laterales ya los contrastes de luz y sombra (manchas en el piso o rampas). </w:t>
+              <w:t>Los bovinos y otras especies tienen visión binocular limitada y una visión panorámica amplia. Esto significa que son muy sensibles a los movimientos laterales ya los contrastes de luz y sombra (manchas en el piso o rampas). </w:t>
             </w:r>
           </w:p>
         </w:tc>
@@ -24634,7 +23844,6 @@
               <w:ind w:firstLine="0"/>
             </w:pPr>
             <w:r>
-              <w:lastRenderedPageBreak/>
               <w:t>Oído (sensibilidad al sonido</w:t>
             </w:r>
           </w:p>
@@ -24763,7 +23972,6 @@
           <w:sz w:val="22"/>
           <w:lang w:eastAsia="es-CO"/>
         </w:rPr>
-        <w:lastRenderedPageBreak/>
         <w:t> </w:t>
       </w:r>
       <w:r>
@@ -24797,9 +24005,7 @@
     </w:p>
     <w:p>
       <w:pPr>
-        <w:pStyle w:val="Prrafodelista"/>
-        <w:spacing w:beforeLines="160" w:before="384" w:afterLines="120" w:after="288"/>
-        <w:ind w:left="1429" w:firstLine="0"/>
+        <w:spacing w:beforeLines="160" w:before="384" w:afterLines="120" w:after="288"/>
       </w:pPr>
       <w:r>
         <w:t>Es la fase de mayor riesgo de lesión. El manejo etológico exige el uso de rampas con baja inclinación (máximo 20</w:t>
@@ -24834,9 +24040,7 @@
     </w:p>
     <w:p>
       <w:pPr>
-        <w:pStyle w:val="Prrafodelista"/>
-        <w:spacing w:beforeLines="160" w:before="384" w:afterLines="120" w:after="288"/>
-        <w:ind w:left="1429" w:firstLine="0"/>
+        <w:spacing w:beforeLines="160" w:before="384" w:afterLines="120" w:after="288"/>
       </w:pPr>
       <w:r>
         <w:t>El conductor debe aplicar técnicas de conducción suave (frenado y aceleración progresiva) para contrarrestar la inercia y evitar que el animal pierda el equilibrio, lo que activa el miedo y el instinto de defensa. </w:t>
@@ -24865,9 +24069,7 @@
     </w:p>
     <w:p>
       <w:pPr>
-        <w:pStyle w:val="Prrafodelista"/>
-        <w:spacing w:beforeLines="160" w:before="384" w:afterLines="120" w:after="288"/>
-        <w:ind w:left="1429" w:firstLine="0"/>
+        <w:spacing w:beforeLines="160" w:before="384" w:afterLines="120" w:after="288"/>
       </w:pPr>
       <w:r>
         <w:t>El manejo exige la separación por grupos (toros, vacas, animales con cuernos) y el respeto a la densidad de carga para permitir al animal un comportamiento natural básico (levantarse o acostarse) y reducir el conflicto social dentro del vehículo. </w:t>
@@ -24891,6 +24093,7 @@
     <w:p>
       <w:pPr>
         <w:spacing w:beforeLines="160" w:before="384" w:afterLines="120" w:after="288"/>
+        <w:ind w:firstLine="0"/>
       </w:pPr>
       <w:r>
         <w:t>La separación de animales es un requisito explícito para evitar hostilidad.</w:t>
@@ -24903,7 +24106,6 @@
       </w:pPr>
       <w:bookmarkStart w:id="21" w:name="_Toc217686815"/>
       <w:r>
-        <w:lastRenderedPageBreak/>
         <w:t xml:space="preserve">3.1 </w:t>
       </w:r>
       <w:r>
@@ -24960,6 +24162,7 @@
     <w:p>
       <w:pPr>
         <w:spacing w:beforeLines="160" w:before="384" w:afterLines="120" w:after="288"/>
+        <w:ind w:firstLine="708"/>
       </w:pPr>
       <w:r>
         <w:t>El objetivo de la Resolución 20223040006915, en materia sanitaria, es dual: </w:t>
@@ -24980,9 +24183,7 @@
     </w:p>
     <w:p>
       <w:pPr>
-        <w:pStyle w:val="Prrafodelista"/>
-        <w:spacing w:beforeLines="160" w:before="384" w:afterLines="120" w:after="288"/>
-        <w:ind w:left="1429" w:firstLine="0"/>
+        <w:spacing w:beforeLines="160" w:before="384" w:afterLines="120" w:after="288"/>
       </w:pPr>
       <w:r>
         <w:t>Evitar el sufrimiento, el dolor y las enfermedades que comprometen la vida de los animales durante el viaje. </w:t>
@@ -24998,15 +24199,12 @@
         <w:spacing w:beforeLines="160" w:before="384" w:afterLines="120" w:after="288"/>
       </w:pPr>
       <w:r>
-        <w:lastRenderedPageBreak/>
         <w:t>Asegurar la inocuidad </w:t>
       </w:r>
     </w:p>
     <w:p>
       <w:pPr>
-        <w:pStyle w:val="Prrafodelista"/>
-        <w:spacing w:beforeLines="160" w:before="384" w:afterLines="120" w:after="288"/>
-        <w:ind w:left="1429" w:firstLine="0"/>
+        <w:spacing w:beforeLines="160" w:before="384" w:afterLines="120" w:after="288"/>
       </w:pPr>
       <w:r>
         <w:t>Mejorar la calidad e inocuidad de la carne en beneficio de los consumidores, ya que un animal estresado o enfermo compromete la calidad sanitaria del canal. </w:t>
@@ -25104,26 +24302,16 @@
         <w:spacing w:beforeLines="160" w:before="384" w:afterLines="120" w:after="288"/>
       </w:pPr>
       <w:r>
-        <w:lastRenderedPageBreak/>
         <w:t>Rango de temperatura permitido </w:t>
       </w:r>
     </w:p>
     <w:p>
       <w:pPr>
-        <w:pStyle w:val="Prrafodelista"/>
-        <w:spacing w:beforeLines="160" w:before="384" w:afterLines="120" w:after="288"/>
-        <w:ind w:left="1429" w:firstLine="0"/>
+        <w:spacing w:beforeLines="160" w:before="384" w:afterLines="120" w:after="288"/>
       </w:pPr>
       <w:r>
         <w:t>Si el vehículo de transporte no cuenta con ventilación mecánica, deben procurarse las medidas necesarias para que la temperatura dentro del vehículo se mantenga comprendida entre 5 °C y 30 °C. </w:t>
       </w:r>
-    </w:p>
-    <w:p>
-      <w:pPr>
-        <w:pStyle w:val="Prrafodelista"/>
-        <w:spacing w:beforeLines="160" w:before="384" w:afterLines="120" w:after="288"/>
-        <w:ind w:left="1429" w:firstLine="0"/>
-      </w:pPr>
     </w:p>
     <w:p>
       <w:pPr>
@@ -25148,20 +24336,7 @@
     </w:p>
     <w:p>
       <w:pPr>
-        <w:pStyle w:val="Prrafodelista"/>
-        <w:spacing w:beforeLines="160" w:before="384" w:afterLines="120" w:after="288"/>
-        <w:ind w:left="1429" w:firstLine="0"/>
-        <w:rPr>
-          <w:b/>
-          <w:bCs/>
-        </w:rPr>
-      </w:pPr>
-    </w:p>
-    <w:p>
-      <w:pPr>
-        <w:pStyle w:val="Prrafodelista"/>
-        <w:spacing w:beforeLines="160" w:before="384" w:afterLines="120" w:after="288"/>
-        <w:ind w:left="1429" w:firstLine="0"/>
+        <w:spacing w:beforeLines="160" w:before="384" w:afterLines="120" w:after="288"/>
       </w:pPr>
       <w:r>
         <w:t>Esta disposición se menciona en el contexto de los requisitos técnicos para la especie porcina en camiones con ventilación natural, indicando la altura mínima de 90 cm, necesario para una correcta ventilación. Sin embargo, el principio es aplicable a todas las especies. </w:t>
@@ -25182,9 +24357,7 @@
     </w:p>
     <w:p>
       <w:pPr>
-        <w:pStyle w:val="Prrafodelista"/>
-        <w:spacing w:beforeLines="160" w:before="384" w:afterLines="120" w:after="288"/>
-        <w:ind w:left="1429" w:firstLine="0"/>
+        <w:spacing w:beforeLines="160" w:before="384" w:afterLines="120" w:after="288"/>
       </w:pPr>
       <w:r>
         <w:t>La ventilación constante y el control de la temperatura garantizan que los animales no sufran de hipertermia (calor excesivo) o hipotermia (frío excesivo), las cuales debilitan su sistema inmune y aumentan el riesgo de enfermedad y muerte. </w:t>
@@ -25206,15 +24379,18 @@
       <w:r>
         <w:t>La sanidad animal está directamente ligada a las condiciones de higiene del vehículo y el control oficial, cuyo objetivo es la prevención, vigilancia y control de los riesgos sanitarios, biológicos y químicos; por lo anterior, se deben tener en cuenta las siguientes medidas y normativas: </w:t>
       </w:r>
+    </w:p>
+    <w:p>
+      <w:pPr>
+        <w:spacing w:beforeLines="160" w:before="384" w:afterLines="120" w:after="288"/>
+      </w:pPr>
     </w:p>
     <w:p>
       <w:pPr>
         <w:pStyle w:val="Tabla"/>
         <w:spacing w:beforeLines="160" w:before="384" w:afterLines="120" w:after="288" w:line="360" w:lineRule="auto"/>
-        <w:jc w:val="center"/>
-      </w:pPr>
-      <w:r>
-        <w:lastRenderedPageBreak/>
+      </w:pPr>
+      <w:r>
         <w:t>Medidas de seguridad sanitaria</w:t>
       </w:r>
     </w:p>
@@ -25397,11 +24573,7 @@
               <w:ind w:firstLine="0"/>
             </w:pPr>
             <w:r>
-              <w:t xml:space="preserve">La limpieza es la remoción de la materia orgánica e inorgánica visible (heces, orina, barro) en las superficies, realizada </w:t>
-            </w:r>
-            <w:r>
-              <w:lastRenderedPageBreak/>
-              <w:t>generalmente con agua y detergente. Es un paso previo obligatorio para que la desinfección sea efectiva. </w:t>
+              <w:t>La limpieza es la remoción de la materia orgánica e inorgánica visible (heces, orina, barro) en las superficies, realizada generalmente con agua y detergente. Es un paso previo obligatorio para que la desinfección sea efectiva. </w:t>
             </w:r>
           </w:p>
         </w:tc>
@@ -25416,7 +24588,6 @@
               <w:ind w:firstLine="0"/>
             </w:pPr>
             <w:r>
-              <w:lastRenderedPageBreak/>
               <w:t>Manual de procedimiento (</w:t>
             </w:r>
             <w:proofErr w:type="spellStart"/>
@@ -25425,11 +24596,7 @@
             </w:r>
             <w:proofErr w:type="spellEnd"/>
             <w:r>
-              <w:t xml:space="preserve">. 1. Limpieza): "Es la remoción de la materia orgánica e inorgánica visible presente en las superficies, </w:t>
-            </w:r>
-            <w:r>
-              <w:lastRenderedPageBreak/>
-              <w:t>realizada generalmente con agua y detergente". </w:t>
+              <w:t>. 1. Limpieza): "Es la remoción de la materia orgánica e inorgánica visible presente en las superficies, realizada generalmente con agua y detergente". </w:t>
             </w:r>
           </w:p>
         </w:tc>
@@ -25450,7 +24617,6 @@
               <w:ind w:firstLine="0"/>
             </w:pPr>
             <w:r>
-              <w:lastRenderedPageBreak/>
               <w:t>Piso estanco</w:t>
             </w:r>
           </w:p>
@@ -25524,11 +24690,7 @@
               <w:ind w:firstLine="0"/>
             </w:pPr>
             <w:r>
-              <w:t xml:space="preserve">Las unidades de transporte deben ser elaboradas con materiales de superficies </w:t>
-            </w:r>
-            <w:r>
-              <w:lastRenderedPageBreak/>
-              <w:t>lisas que faciliten la limpieza y desinfección. </w:t>
+              <w:t>Las unidades de transporte deben ser elaboradas con materiales de superficies lisas que faciliten la limpieza y desinfección. </w:t>
             </w:r>
           </w:p>
         </w:tc>
@@ -25543,7 +24705,6 @@
               <w:ind w:firstLine="0"/>
             </w:pPr>
             <w:r>
-              <w:lastRenderedPageBreak/>
               <w:t>Manual de procedimiento (</w:t>
             </w:r>
             <w:proofErr w:type="spellStart"/>
@@ -25552,11 +24713,7 @@
             </w:r>
             <w:proofErr w:type="spellEnd"/>
             <w:r>
-              <w:t xml:space="preserve">. 2.2.ci): "...elaboradas de materiales </w:t>
-            </w:r>
-            <w:r>
-              <w:lastRenderedPageBreak/>
-              <w:t>que facilitan la limpieza y desinfección, seguras y lisas..." </w:t>
+              <w:t>. 2.2.ci): "...elaboradas de materiales que facilitan la limpieza y desinfección, seguras y lisas..." </w:t>
             </w:r>
           </w:p>
         </w:tc>
@@ -25604,9 +24761,7 @@
     </w:p>
     <w:p>
       <w:pPr>
-        <w:pStyle w:val="Prrafodelista"/>
-        <w:spacing w:beforeLines="160" w:before="384" w:afterLines="120" w:after="288"/>
-        <w:ind w:left="1429" w:firstLine="0"/>
+        <w:spacing w:beforeLines="160" w:before="384" w:afterLines="120" w:after="288"/>
       </w:pPr>
       <w:r>
         <w:t>El Instituto Colombiano Agropecuario (ICA) o quien este delegue o autorice, es la autoridad competente para supervisar el cumplimiento de estas disposiciones. </w:t>
@@ -25627,13 +24782,16 @@
     </w:p>
     <w:p>
       <w:pPr>
-        <w:pStyle w:val="Prrafodelista"/>
-        <w:spacing w:beforeLines="160" w:before="384" w:afterLines="120" w:after="288"/>
-        <w:ind w:left="1429" w:firstLine="0"/>
+        <w:spacing w:beforeLines="160" w:before="384" w:afterLines="120" w:after="288"/>
       </w:pPr>
       <w:r>
         <w:t>Los funcionarios del ICA que realizan estas funciones de inspección, vigilancia y control tienen el carácter de inspectores de policía sanitaria.</w:t>
       </w:r>
+    </w:p>
+    <w:p>
+      <w:pPr>
+        <w:spacing w:beforeLines="160" w:before="384" w:afterLines="120" w:after="288"/>
+      </w:pPr>
     </w:p>
     <w:p>
       <w:pPr>
@@ -25660,26 +24818,12 @@
           <w:b/>
           <w:bCs/>
         </w:rPr>
-        <w:lastRenderedPageBreak/>
         <w:t>Objetivo superior </w:t>
       </w:r>
     </w:p>
     <w:p>
       <w:pPr>
-        <w:pStyle w:val="Prrafodelista"/>
-        <w:spacing w:beforeLines="160" w:before="384" w:afterLines="120" w:after="288"/>
-        <w:ind w:left="1429" w:firstLine="0"/>
-        <w:rPr>
-          <w:b/>
-          <w:bCs/>
-        </w:rPr>
-      </w:pPr>
-    </w:p>
-    <w:p>
-      <w:pPr>
-        <w:pStyle w:val="Prrafodelista"/>
-        <w:spacing w:beforeLines="160" w:before="384" w:afterLines="120" w:after="288"/>
-        <w:ind w:left="1429" w:firstLine="0"/>
+        <w:spacing w:beforeLines="160" w:before="384" w:afterLines="120" w:after="288"/>
       </w:pPr>
       <w:r>
         <w:t>Al adoptar estas medidas se busca proteger la salud de las personas, los animales y las plantas, y asegurar las condiciones del comercio, contribuyendo a la inocuidad de sus productos en la producción primaria. </w:t>
@@ -25775,9 +24919,7 @@
     </w:p>
     <w:p>
       <w:pPr>
-        <w:pStyle w:val="Prrafodelista"/>
-        <w:spacing w:beforeLines="160" w:before="384" w:afterLines="120" w:after="288"/>
-        <w:ind w:left="1429" w:firstLine="0"/>
+        <w:spacing w:beforeLines="160" w:before="384" w:afterLines="120" w:after="288"/>
       </w:pPr>
       <w:r>
         <w:t>La técnica de manejo inicial es la observación y selección de la carga. Es obligatorio detectar y excluir del transporte a los animales que, por su condición física o de salud, no pueden soportar el viaje sin sufrir injustificadamente. Los animales no aptos incluyen aquellos que están enfermos, lesionados o presentan prolapsos o que no pueden mantener su posición de estación de equilibrio estático animal (mantenerse de pie). </w:t>
@@ -25801,15 +24943,12 @@
           <w:b/>
           <w:bCs/>
         </w:rPr>
-        <w:lastRenderedPageBreak/>
         <w:t>Limpieza y desinfección del vehículo </w:t>
       </w:r>
     </w:p>
     <w:p>
       <w:pPr>
-        <w:pStyle w:val="Prrafodelista"/>
-        <w:spacing w:beforeLines="160" w:before="384" w:afterLines="120" w:after="288"/>
-        <w:ind w:left="1429" w:firstLine="0"/>
+        <w:spacing w:beforeLines="160" w:before="384" w:afterLines="120" w:after="288"/>
       </w:pPr>
       <w:r>
         <w:t>La preparación sanitaria es una técnica de cuidado animal. Antes de cargar, el vehículo debe estar limpio y desinfectado, pues la materia orgánica remanente es un riesgo sanitario que afecta la salud de la nueva carga. </w:t>
@@ -25854,20 +24993,11 @@
     </w:p>
     <w:p>
       <w:pPr>
-        <w:pStyle w:val="Prrafodelista"/>
-        <w:spacing w:beforeLines="160" w:before="384" w:afterLines="120" w:after="288"/>
-        <w:ind w:left="1429" w:firstLine="0"/>
+        <w:spacing w:beforeLines="160" w:before="384" w:afterLines="120" w:after="288"/>
       </w:pPr>
       <w:r>
         <w:t>Las rampas son el principal método de manejo para el embarque y desembarque. Deben ser seguros, con superficies antideslizantes y deben estar al nivel del piso del vehículo para evitar caídas, lesiones o fracturas. </w:t>
       </w:r>
-    </w:p>
-    <w:p>
-      <w:pPr>
-        <w:pStyle w:val="Prrafodelista"/>
-        <w:spacing w:beforeLines="160" w:before="384" w:afterLines="120" w:after="288"/>
-        <w:ind w:left="1429" w:firstLine="0"/>
-      </w:pPr>
     </w:p>
     <w:p>
       <w:pPr>
@@ -25894,18 +25024,10 @@
       <w:pPr>
         <w:pStyle w:val="Sangradetextonormal"/>
         <w:spacing w:beforeLines="160" w:before="384" w:afterLines="120" w:after="288"/>
-        <w:ind w:left="1429" w:firstLine="0"/>
       </w:pPr>
       <w:r>
         <w:t>La técnica de manejo exige que la rampa tenga una inclinación máxima de 20 grados para facilitar el movimiento natural del animal y evitar el esfuerzo excesivo. </w:t>
       </w:r>
-    </w:p>
-    <w:p>
-      <w:pPr>
-        <w:pStyle w:val="Sangradetextonormal"/>
-        <w:spacing w:beforeLines="160" w:before="384" w:afterLines="120" w:after="288"/>
-        <w:ind w:left="1429" w:firstLine="0"/>
-      </w:pPr>
     </w:p>
     <w:p>
       <w:pPr>
@@ -25932,7 +25054,6 @@
           <w:b/>
           <w:bCs/>
         </w:rPr>
-        <w:lastRenderedPageBreak/>
         <w:t>Manejo calmo y sin hostigamiento </w:t>
       </w:r>
     </w:p>
@@ -25940,7 +25061,6 @@
       <w:pPr>
         <w:pStyle w:val="Sangradetextonormal"/>
         <w:spacing w:beforeLines="160" w:before="384" w:afterLines="120" w:after="288"/>
-        <w:ind w:left="1429" w:firstLine="0"/>
       </w:pPr>
       <w:r>
         <w:t>La técnica primordial es el manejo tranquilo, respetando la zona de fuga del animal y evitando los gritos, golpes o el uso excesivo de instrumentos de estímulo (instrumentos para incitar a que los animales se desplacen). </w:t>
@@ -25969,20 +25089,7 @@
     </w:p>
     <w:p>
       <w:pPr>
-        <w:pStyle w:val="Prrafodelista"/>
-        <w:spacing w:beforeLines="160" w:before="384" w:afterLines="120" w:after="288"/>
-        <w:ind w:left="1429" w:firstLine="0"/>
-        <w:rPr>
-          <w:b/>
-          <w:bCs/>
-        </w:rPr>
-      </w:pPr>
-    </w:p>
-    <w:p>
-      <w:pPr>
-        <w:pStyle w:val="Prrafodelista"/>
-        <w:spacing w:beforeLines="160" w:before="384" w:afterLines="120" w:after="288"/>
-        <w:ind w:left="1429" w:firstLine="0"/>
+        <w:spacing w:beforeLines="160" w:before="384" w:afterLines="120" w:after="288"/>
       </w:pPr>
       <w:r>
         <w:t>Es</w:t>
@@ -26036,13 +25143,16 @@
     </w:p>
     <w:p>
       <w:pPr>
-        <w:pStyle w:val="Prrafodelista"/>
-        <w:spacing w:beforeLines="160" w:before="384" w:afterLines="120" w:after="288"/>
-        <w:ind w:left="1429" w:firstLine="0"/>
+        <w:spacing w:beforeLines="160" w:before="384" w:afterLines="120" w:after="288"/>
       </w:pPr>
       <w:r>
         <w:t>Este es un método de cuidado esencial. Se debe garantizar que la densidad de carga animal (número o peso corporal de los animales por unidad de área) no exceda los límites, permitiendo a los animales tener espacio disponible para levantarse, acostarse, dar vuelta y mantener su posición de equilibrio estático animal. </w:t>
       </w:r>
+    </w:p>
+    <w:p>
+      <w:pPr>
+        <w:spacing w:beforeLines="160" w:before="384" w:afterLines="120" w:after="288"/>
+      </w:pPr>
     </w:p>
     <w:p>
       <w:pPr>
@@ -26069,22 +25179,12 @@
           <w:b/>
           <w:bCs/>
         </w:rPr>
-        <w:lastRenderedPageBreak/>
         <w:t>Vigilancia continua </w:t>
       </w:r>
     </w:p>
     <w:p>
       <w:pPr>
-        <w:pStyle w:val="Prrafodelista"/>
-        <w:spacing w:beforeLines="160" w:before="384" w:afterLines="120" w:after="288"/>
-        <w:ind w:left="1429" w:firstLine="0"/>
-      </w:pPr>
-    </w:p>
-    <w:p>
-      <w:pPr>
-        <w:pStyle w:val="Prrafodelista"/>
-        <w:spacing w:beforeLines="160" w:before="384" w:afterLines="120" w:after="288"/>
-        <w:ind w:left="1429" w:firstLine="0"/>
+        <w:spacing w:beforeLines="160" w:before="384" w:afterLines="120" w:after="288"/>
       </w:pPr>
       <w:r>
         <w:t>El método de cuidado incluye la observación regular de los animales durante el viaje. Esto se logra mediante la inspección visual periódica de la unidad de transporte y la carga, lo cual no es aplicable a todas las especies que se transportan en guacales cerrados (como las aves de corral). </w:t>
@@ -26105,9 +25205,7 @@
     </w:p>
     <w:p>
       <w:pPr>
-        <w:pStyle w:val="Prrafodelista"/>
-        <w:spacing w:beforeLines="160" w:before="384" w:afterLines="120" w:after="288"/>
-        <w:ind w:left="1429" w:firstLine="0"/>
+        <w:spacing w:beforeLines="160" w:before="384" w:afterLines="120" w:after="288"/>
       </w:pPr>
       <w:r>
         <w:t>Los animales deben ser colocados de manera que sea posible observarlos con regularidad durante el viaje, velando por su seguridad y bienestar. </w:t>
@@ -26128,20 +25226,11 @@
     </w:p>
     <w:p>
       <w:pPr>
-        <w:pStyle w:val="Prrafodelista"/>
-        <w:spacing w:beforeLines="160" w:before="384" w:afterLines="120" w:after="288"/>
-        <w:ind w:left="1429" w:firstLine="0"/>
+        <w:spacing w:beforeLines="160" w:before="384" w:afterLines="120" w:after="288"/>
       </w:pPr>
       <w:r>
         <w:t>Para prevenir el estrés térmico, es una técnica de cuidado esencial procurar las medidas necesarias para que la temperatura dentro del vehículo se mantenga entre 5 °C y 30 °C. </w:t>
       </w:r>
-    </w:p>
-    <w:p>
-      <w:pPr>
-        <w:pStyle w:val="Prrafodelista"/>
-        <w:spacing w:beforeLines="160" w:before="384" w:afterLines="120" w:after="288"/>
-        <w:ind w:left="1429" w:firstLine="0"/>
-      </w:pPr>
     </w:p>
     <w:p>
       <w:pPr>
@@ -26169,23 +25258,7 @@
     </w:p>
     <w:p>
       <w:pPr>
-        <w:pStyle w:val="Prrafodelista"/>
-        <w:tabs>
-          <w:tab w:val="left" w:pos="2145"/>
-        </w:tabs>
-        <w:spacing w:beforeLines="160" w:before="384" w:afterLines="120" w:after="288"/>
-        <w:ind w:left="1429" w:firstLine="0"/>
-        <w:rPr>
-          <w:b/>
-          <w:bCs/>
-        </w:rPr>
-      </w:pPr>
-    </w:p>
-    <w:p>
-      <w:pPr>
-        <w:pStyle w:val="Prrafodelista"/>
-        <w:spacing w:beforeLines="160" w:before="384" w:afterLines="120" w:after="288"/>
-        <w:ind w:left="1429" w:firstLine="0"/>
+        <w:spacing w:beforeLines="160" w:before="384" w:afterLines="120" w:after="288"/>
       </w:pPr>
       <w:r>
         <w:t>En viajes largos, deben realizarse interrupciones en un lugar de descanso de los animales para realizar actividades de inspección, alojamiento, hidratación o alimentación. </w:t>
@@ -26204,7 +25277,6 @@
         <w:rPr>
           <w:rFonts w:eastAsia="Times New Roman"/>
         </w:rPr>
-        <w:lastRenderedPageBreak/>
         <w:t xml:space="preserve">3.4 </w:t>
       </w:r>
       <w:r>
@@ -26284,10 +25356,8 @@
       <w:pPr>
         <w:pStyle w:val="Tabla"/>
         <w:spacing w:beforeLines="160" w:before="384" w:afterLines="120" w:after="288" w:line="360" w:lineRule="auto"/>
-        <w:jc w:val="center"/>
-      </w:pPr>
-      <w:r>
-        <w:lastRenderedPageBreak/>
+      </w:pPr>
+      <w:r>
         <w:t>Animales excluidos</w:t>
       </w:r>
     </w:p>
@@ -26443,11 +25513,7 @@
               <w:ind w:firstLine="0"/>
             </w:pPr>
             <w:r>
-              <w:t xml:space="preserve">Animales que no puedan permanecer en la posición de estación de equilibrio estático animal sin ayuda (es decir, que no puedan </w:t>
-            </w:r>
-            <w:r>
-              <w:lastRenderedPageBreak/>
-              <w:t>mantenerse de pie o caminar por sí mismos). </w:t>
+              <w:t>Animales que no puedan permanecer en la posición de estación de equilibrio estático animal sin ayuda (es decir, que no puedan mantenerse de pie o caminar por sí mismos). </w:t>
             </w:r>
           </w:p>
         </w:tc>
@@ -26462,7 +25528,6 @@
               <w:ind w:firstLine="0"/>
             </w:pPr>
             <w:r>
-              <w:lastRenderedPageBreak/>
               <w:t xml:space="preserve">Manual de </w:t>
             </w:r>
             <w:r>
@@ -26561,6 +25626,21 @@
     </w:p>
     <w:p>
       <w:pPr>
+        <w:spacing w:beforeLines="160" w:before="384" w:afterLines="120" w:after="288"/>
+      </w:pPr>
+    </w:p>
+    <w:p>
+      <w:pPr>
+        <w:spacing w:beforeLines="160" w:before="384" w:afterLines="120" w:after="288"/>
+      </w:pPr>
+    </w:p>
+    <w:p>
+      <w:pPr>
+        <w:spacing w:beforeLines="160" w:before="384" w:afterLines="120" w:after="288"/>
+      </w:pPr>
+    </w:p>
+    <w:p>
+      <w:pPr>
         <w:pStyle w:val="Prrafodelista"/>
         <w:numPr>
           <w:ilvl w:val="0"/>
@@ -26582,16 +25662,10 @@
     </w:p>
     <w:p>
       <w:pPr>
-        <w:pStyle w:val="Prrafodelista"/>
-        <w:spacing w:beforeLines="160" w:before="384" w:afterLines="120" w:after="288"/>
-        <w:ind w:left="1429" w:firstLine="0"/>
-      </w:pPr>
-      <w:r>
-        <w:t xml:space="preserve">Los animales con cuernos que puedan lesionar a otros, los machos sexualmente maduros de las hembras y los animales de diferente edad o </w:t>
-      </w:r>
-      <w:r>
-        <w:lastRenderedPageBreak/>
-        <w:t>tamaño deben ser separados utilizando barreras o divisiones fuertes dentro del vehículo. </w:t>
+        <w:spacing w:beforeLines="160" w:before="384" w:afterLines="120" w:after="288"/>
+      </w:pPr>
+      <w:r>
+        <w:t>Los animales con cuernos que puedan lesionar a otros, los machos sexualmente maduros de las hembras y los animales de diferente edad o tamaño deben ser separados utilizando barreras o divisiones fuertes dentro del vehículo. </w:t>
       </w:r>
     </w:p>
     <w:p>
@@ -26617,9 +25691,7 @@
     </w:p>
     <w:p>
       <w:pPr>
-        <w:pStyle w:val="Prrafodelista"/>
-        <w:spacing w:beforeLines="160" w:before="384" w:afterLines="120" w:after="288"/>
-        <w:ind w:left="1429" w:firstLine="0"/>
+        <w:spacing w:beforeLines="160" w:before="384" w:afterLines="120" w:after="288"/>
       </w:pPr>
       <w:r>
         <w:t>Las heridas que no impiden la movilización ni el equilibrio deben ser evaluadas por un profesional. Si la herida es mínima, el animal puede ser transportado, asegurando que se minimice el riesgo de contacto con otros. </w:t>
@@ -26645,18 +25717,43 @@
     </w:p>
     <w:p>
       <w:pPr>
+        <w:pStyle w:val="Sangradetextonormal"/>
+        <w:spacing w:beforeLines="160" w:before="384" w:afterLines="120" w:after="288"/>
+      </w:pPr>
+    </w:p>
+    <w:p>
+      <w:pPr>
+        <w:pStyle w:val="Sangradetextonormal"/>
+        <w:spacing w:beforeLines="160" w:before="384" w:afterLines="120" w:after="288"/>
+      </w:pPr>
+    </w:p>
+    <w:p>
+      <w:pPr>
+        <w:pStyle w:val="Sangradetextonormal"/>
+        <w:spacing w:beforeLines="160" w:before="384" w:afterLines="120" w:after="288"/>
+      </w:pPr>
+    </w:p>
+    <w:p>
+      <w:pPr>
+        <w:pStyle w:val="Sangradetextonormal"/>
+        <w:spacing w:beforeLines="160" w:before="384" w:afterLines="120" w:after="288"/>
+      </w:pPr>
+    </w:p>
+    <w:p>
+      <w:pPr>
+        <w:pStyle w:val="Sangradetextonormal"/>
+        <w:spacing w:beforeLines="160" w:before="384" w:afterLines="120" w:after="288"/>
+      </w:pPr>
+    </w:p>
+    <w:p>
+      <w:pPr>
         <w:pStyle w:val="Figura"/>
       </w:pPr>
       <w:r>
         <w:t xml:space="preserve">Figura. 6 </w:t>
       </w:r>
-      <w:proofErr w:type="gramStart"/>
-      <w:r>
-        <w:t>Resultados</w:t>
-      </w:r>
-      <w:proofErr w:type="gramEnd"/>
-      <w:r>
-        <w:t xml:space="preserve"> acertados de inferencia</w:t>
+      <w:r>
+        <w:t>Resultados acertados de inferencia</w:t>
       </w:r>
     </w:p>
     <w:p>
@@ -26718,7 +25815,13 @@
         <w:jc w:val="center"/>
       </w:pPr>
       <w:r>
-        <w:t>Fuente: Ramírez, Guarín Montoya &amp; Bedoya (2022)</w:t>
+        <w:rPr>
+          <w:b/>
+        </w:rPr>
+        <w:t>Fuente</w:t>
+      </w:r>
+      <w:r>
+        <w:t>: Ramírez, Guarín Montoya &amp; Bedoya (2022)</w:t>
       </w:r>
     </w:p>
     <w:p>
@@ -26727,7 +25830,6 @@
         <w:spacing w:beforeLines="160" w:before="384" w:afterLines="120" w:after="288"/>
       </w:pPr>
       <w:r>
-        <w:lastRenderedPageBreak/>
         <w:t>La principal técnica de exclusión se basa en la capacidad del animal para mantenerse en pie y</w:t>
       </w:r>
       <w:r>
@@ -26768,9 +25870,7 @@
     </w:p>
     <w:p>
       <w:pPr>
-        <w:pStyle w:val="Prrafodelista"/>
-        <w:spacing w:beforeLines="160" w:before="384" w:afterLines="120" w:after="288"/>
-        <w:ind w:left="1429" w:firstLine="0"/>
+        <w:spacing w:beforeLines="160" w:before="384" w:afterLines="120" w:after="288"/>
       </w:pPr>
       <w:r>
         <w:t>Se refiere a la capacidad del animal de mantenerse sobre sus cuatro extremidades (o las que corresponden a su especie), con su peso corporal distribuido de manera uniforme, lo cual es esencial para su supervivencia durante el viaje. </w:t>
@@ -26813,9 +25913,7 @@
     </w:p>
     <w:p>
       <w:pPr>
-        <w:pStyle w:val="Prrafodelista"/>
-        <w:spacing w:beforeLines="160" w:before="384" w:afterLines="120" w:after="288"/>
-        <w:ind w:left="1429" w:firstLine="0"/>
+        <w:spacing w:beforeLines="160" w:before="384" w:afterLines="120" w:after="288"/>
       </w:pPr>
       <w:r>
         <w:t>Manual de procedimiento (</w:t>
@@ -26881,11 +25979,7 @@
         <w:spacing w:beforeLines="160" w:before="384" w:afterLines="120" w:after="288"/>
       </w:pPr>
       <w:r>
-        <w:t xml:space="preserve">Las instalaciones pecuarias en el contexto de la normativa (enfocada en el transporte terrestre) se centra en los puntos de origen, destino y manejo de los </w:t>
-      </w:r>
-      <w:r>
-        <w:lastRenderedPageBreak/>
-        <w:t>animales; es decir, la finca o los corrales donde se realiza el cargue, descargue y, en su caso, el descanso. </w:t>
+        <w:t>Las instalaciones pecuarias en el contexto de la normativa (enfocada en el transporte terrestre) se centra en los puntos de origen, destino y manejo de los animales; es decir, la finca o los corrales donde se realiza el cargue, descargue y, en su caso, el descanso. </w:t>
       </w:r>
     </w:p>
     <w:p>
@@ -26917,7 +26011,6 @@
       <w:pPr>
         <w:pStyle w:val="Tabla"/>
         <w:spacing w:beforeLines="160" w:before="384" w:afterLines="120" w:after="288" w:line="360" w:lineRule="auto"/>
-        <w:jc w:val="center"/>
       </w:pPr>
       <w:r>
         <w:t>Propósito y función de las instalaciones pecuarias</w:t>
@@ -27059,7 +26152,6 @@
               <w:ind w:firstLine="0"/>
             </w:pPr>
             <w:r>
-              <w:lastRenderedPageBreak/>
               <w:t>Cumplimiento de bienestar</w:t>
             </w:r>
           </w:p>
@@ -27237,10 +26329,8 @@
       <w:pPr>
         <w:pStyle w:val="Tabla"/>
         <w:spacing w:beforeLines="160" w:before="384" w:afterLines="120" w:after="288" w:line="360" w:lineRule="auto"/>
-        <w:jc w:val="center"/>
-      </w:pPr>
-      <w:r>
-        <w:lastRenderedPageBreak/>
+      </w:pPr>
+      <w:r>
         <w:t>Requisitos de la rampa</w:t>
       </w:r>
     </w:p>
@@ -27529,14 +26619,12 @@
           <w:b/>
           <w:bCs/>
         </w:rPr>
-        <w:lastRenderedPageBreak/>
         <w:t>Corrales y mangas (técnicas de manejo) </w:t>
       </w:r>
     </w:p>
     <w:p>
       <w:pPr>
         <w:spacing w:beforeLines="160" w:before="384" w:afterLines="120" w:after="288"/>
-        <w:ind w:left="1134" w:firstLine="0"/>
       </w:pPr>
       <w:r>
         <w:t>Las mangas y corrales de la instalación deben estar diseñados para evitar el pánico, siempre apuntado a: </w:t>
@@ -27558,9 +26646,7 @@
     </w:p>
     <w:p>
       <w:pPr>
-        <w:pStyle w:val="Prrafodelista"/>
-        <w:spacing w:beforeLines="160" w:before="384" w:afterLines="120" w:after="288"/>
-        <w:ind w:left="1843" w:firstLine="0"/>
+        <w:spacing w:beforeLines="160" w:before="384" w:afterLines="120" w:after="288"/>
       </w:pPr>
       <w:r>
         <w:t>Deben evitar los contrastes fuertes de luz y sombra que asustan a los animales y dificultan el flujo hacia el vehículo. </w:t>
@@ -27582,9 +26668,7 @@
     </w:p>
     <w:p>
       <w:pPr>
-        <w:pStyle w:val="Prrafodelista"/>
-        <w:spacing w:beforeLines="160" w:before="384" w:afterLines="120" w:after="288"/>
-        <w:ind w:left="1843" w:firstLine="0"/>
+        <w:spacing w:beforeLines="160" w:before="384" w:afterLines="120" w:after="288"/>
       </w:pPr>
       <w:r>
         <w:t xml:space="preserve">Los corrales deben permitir el manejo sin gritos, sin ruidos </w:t>
@@ -27636,10 +26720,8 @@
       <w:pPr>
         <w:pStyle w:val="Tabla"/>
         <w:spacing w:beforeLines="160" w:before="384" w:afterLines="120" w:after="288" w:line="360" w:lineRule="auto"/>
-        <w:jc w:val="center"/>
-      </w:pPr>
-      <w:r>
-        <w:lastRenderedPageBreak/>
+      </w:pPr>
+      <w:r>
         <w:t>Necesidad de instalaciones</w:t>
       </w:r>
     </w:p>
@@ -27813,11 +26895,7 @@
               <w:t xml:space="preserve">animales </w:t>
             </w:r>
             <w:r>
-              <w:t xml:space="preserve">que permita realizar actividades de inspección, acomodación, hidratación o alimentación de la carga viva. Estos lugares deben cumplir con los </w:t>
-            </w:r>
-            <w:r>
-              <w:lastRenderedPageBreak/>
-              <w:t>estándares sanitarios para evitar la contaminación. </w:t>
+              <w:t>que permita realizar actividades de inspección, acomodación, hidratación o alimentación de la carga viva. Estos lugares deben cumplir con los estándares sanitarios para evitar la contaminación. </w:t>
             </w:r>
           </w:p>
         </w:tc>
@@ -27832,7 +26910,6 @@
               <w:ind w:firstLine="0"/>
             </w:pPr>
             <w:r>
-              <w:lastRenderedPageBreak/>
               <w:t>Manual de procedimiento (</w:t>
             </w:r>
             <w:proofErr w:type="spellStart"/>
@@ -27963,7 +27040,6 @@
       </w:pPr>
       <w:bookmarkStart w:id="26" w:name="_Toc217686820"/>
       <w:r>
-        <w:lastRenderedPageBreak/>
         <w:t>Síntesis</w:t>
       </w:r>
       <w:bookmarkEnd w:id="26"/>
@@ -28017,7 +27093,6 @@
           <w:rFonts w:cstheme="minorHAnsi"/>
           <w:noProof/>
         </w:rPr>
-        <w:lastRenderedPageBreak/>
         <w:drawing>
           <wp:inline distT="0" distB="0" distL="0" distR="0" wp14:anchorId="2954D6E2" wp14:editId="6C822182">
             <wp:extent cx="6332220" cy="3881120"/>
@@ -28081,7 +27156,6 @@
       </w:pPr>
       <w:bookmarkStart w:id="27" w:name="_Toc217686821"/>
       <w:r>
-        <w:lastRenderedPageBreak/>
         <w:t>Material complementario</w:t>
       </w:r>
       <w:bookmarkEnd w:id="27"/>
@@ -28336,11 +27410,7 @@
               <w:ind w:firstLine="0"/>
             </w:pPr>
             <w:r>
-              <w:t xml:space="preserve">Ministerio de Transporte - ICA (2022, 11 de febrero). Resolución </w:t>
-            </w:r>
-            <w:r>
-              <w:lastRenderedPageBreak/>
-              <w:t>20223040006915 de 2022. Por la cual se adopta el Manual de Procedimientos para el Transporte, manejo y movilización de Animales en Pie y se dictan otras disposiciones.</w:t>
+              <w:t>Ministerio de Transporte - ICA (2022, 11 de febrero). Resolución 20223040006915 de 2022. Por la cual se adopta el Manual de Procedimientos para el Transporte, manejo y movilización de Animales en Pie y se dictan otras disposiciones.</w:t>
             </w:r>
           </w:p>
         </w:tc>
@@ -28354,7 +27424,6 @@
               <w:ind w:firstLine="0"/>
             </w:pPr>
             <w:r>
-              <w:lastRenderedPageBreak/>
               <w:t>Documento oficial</w:t>
             </w:r>
             <w:r>
@@ -28376,14 +27445,7 @@
                 <w:rPr>
                   <w:rStyle w:val="Hipervnculo"/>
                 </w:rPr>
-                <w:t>https://www.ica.gov.co/getattachment/ab7e54ab-28a0-4c58-9a86-</w:t>
-              </w:r>
-              <w:r>
-                <w:rPr>
-                  <w:rStyle w:val="Hipervnculo"/>
-                </w:rPr>
-                <w:lastRenderedPageBreak/>
-                <w:t>8ecc49fea4a9/2022R3040006915.aspx</w:t>
+                <w:t>https://www.ica.gov.co/getattachment/ab7e54ab-28a0-4c58-9a86-8ecc49fea4a9/2022R3040006915.aspx</w:t>
               </w:r>
             </w:hyperlink>
             <w:r>
@@ -28412,7 +27474,6 @@
         </w:rPr>
       </w:pPr>
       <w:r>
-        <w:lastRenderedPageBreak/>
         <w:br w:type="page"/>
       </w:r>
     </w:p>
@@ -28427,7 +27488,6 @@
       </w:pPr>
       <w:bookmarkStart w:id="28" w:name="_Toc217686822"/>
       <w:r>
-        <w:lastRenderedPageBreak/>
         <w:t>Glosario</w:t>
       </w:r>
       <w:bookmarkEnd w:id="28"/>
@@ -28568,7 +27628,6 @@
       </w:pPr>
       <w:bookmarkStart w:id="29" w:name="_Toc217686823"/>
       <w:r>
-        <w:lastRenderedPageBreak/>
         <w:t>Referencias bibliográficas</w:t>
       </w:r>
       <w:bookmarkEnd w:id="29"/>
@@ -28686,7 +27745,6 @@
         <w:spacing w:beforeLines="160" w:before="384" w:afterLines="120" w:after="288"/>
       </w:pPr>
       <w:r>
-        <w:lastRenderedPageBreak/>
         <w:t>Ministerio de Transporte - ICA (2022, 11 de febrero). Resolución 20223040006915 de 2022. Por la cual se adopta el Manual de Procedimientos para el Transporte, manejo y movilización de Animales en Pie y se dictan otras disposiciones. </w:t>
       </w:r>
     </w:p>
@@ -28790,7 +27848,6 @@
       </w:pPr>
       <w:bookmarkStart w:id="30" w:name="_Toc217686824"/>
       <w:r>
-        <w:lastRenderedPageBreak/>
         <w:t>Créditos</w:t>
       </w:r>
       <w:bookmarkEnd w:id="30"/>
@@ -29200,7 +28257,6 @@
                 <w:rStyle w:val="normaltextrun"/>
                 <w:rFonts w:cs="Calibri"/>
               </w:rPr>
-              <w:lastRenderedPageBreak/>
               <w:t>Oscar Iván Uribe Ortiz</w:t>
             </w:r>
             <w:r>
@@ -29721,7 +28777,6 @@
                 <w:rStyle w:val="normaltextrun"/>
                 <w:rFonts w:cs="Calibri"/>
               </w:rPr>
-              <w:lastRenderedPageBreak/>
               <w:t>Gilberto Junior Rodríguez </w:t>
             </w:r>
             <w:proofErr w:type="spellStart"/>
@@ -29989,7 +29044,7 @@
 </file>
 
 <file path=word/endnotes.xml><?xml version="1.0" encoding="utf-8"?>
-<w:endnotes xmlns:wpc="http://schemas.microsoft.com/office/word/2010/wordprocessingCanvas" xmlns:cx="http://schemas.microsoft.com/office/drawing/2014/chartex" xmlns:cx1="http://schemas.microsoft.com/office/drawing/2015/9/8/chartex" xmlns:cx2="http://schemas.microsoft.com/office/drawing/2015/10/21/chartex" xmlns:cx3="http://schemas.microsoft.com/office/drawing/2016/5/9/chartex" xmlns:cx4="http://schemas.microsoft.com/office/drawing/2016/5/10/chartex" xmlns:cx5="http://schemas.microsoft.com/office/drawing/2016/5/11/chartex" xmlns:cx6="http://schemas.microsoft.com/office/drawing/2016/5/12/chartex" xmlns:cx7="http://schemas.microsoft.com/office/drawing/2016/5/13/chartex" xmlns:cx8="http://schemas.microsoft.com/office/drawing/2016/5/14/chartex" xmlns:mc="http://schemas.openxmlformats.org/markup-compatibility/2006" xmlns:aink="http://schemas.microsoft.com/office/drawing/2016/ink" xmlns:am3d="http://schemas.microsoft.com/office/drawing/2017/model3d" xmlns:o="urn:schemas-microsoft-com:office:office" xmlns:r="http://schemas.openxmlformats.org/officeDocument/2006/relationships" xmlns:m="http://schemas.openxmlformats.org/officeDocument/2006/math" xmlns:v="urn:schemas-microsoft-com:vml" xmlns:wp14="http://schemas.microsoft.com/office/word/2010/wordprocessingDrawing" xmlns:wp="http://schemas.openxmlformats.org/drawingml/2006/wordprocessingDrawing" xmlns:w10="urn:schemas-microsoft-com:office:word" xmlns:w="http://schemas.openxmlformats.org/wordprocessingml/2006/main" xmlns:w14="http://schemas.microsoft.com/office/word/2010/wordml" xmlns:w15="http://schemas.microsoft.com/office/word/2012/wordml" xmlns:w16cex="http://schemas.microsoft.com/office/word/2018/wordml/cex" xmlns:w16cid="http://schemas.microsoft.com/office/word/2016/wordml/cid" xmlns:w16="http://schemas.microsoft.com/office/word/2018/wordml" xmlns:w16se="http://schemas.microsoft.com/office/word/2015/wordml/symex" xmlns:wpg="http://schemas.microsoft.com/office/word/2010/wordprocessingGroup" xmlns:wpi="http://schemas.microsoft.com/office/word/2010/wordprocessingInk" xmlns:wne="http://schemas.microsoft.com/office/word/2006/wordml" xmlns:wps="http://schemas.microsoft.com/office/word/2010/wordprocessingShape" mc:Ignorable="w14 w15 w16se w16cid w16 w16cex wp14">
+<w:endnotes xmlns:wpc="http://schemas.microsoft.com/office/word/2010/wordprocessingCanvas" xmlns:cx="http://schemas.microsoft.com/office/drawing/2014/chartex" xmlns:cx1="http://schemas.microsoft.com/office/drawing/2015/9/8/chartex" xmlns:cx2="http://schemas.microsoft.com/office/drawing/2015/10/21/chartex" xmlns:cx3="http://schemas.microsoft.com/office/drawing/2016/5/9/chartex" xmlns:cx4="http://schemas.microsoft.com/office/drawing/2016/5/10/chartex" xmlns:cx5="http://schemas.microsoft.com/office/drawing/2016/5/11/chartex" xmlns:cx6="http://schemas.microsoft.com/office/drawing/2016/5/12/chartex" xmlns:cx7="http://schemas.microsoft.com/office/drawing/2016/5/13/chartex" xmlns:cx8="http://schemas.microsoft.com/office/drawing/2016/5/14/chartex" xmlns:mc="http://schemas.openxmlformats.org/markup-compatibility/2006" xmlns:aink="http://schemas.microsoft.com/office/drawing/2016/ink" xmlns:am3d="http://schemas.microsoft.com/office/drawing/2017/model3d" xmlns:o="urn:schemas-microsoft-com:office:office" xmlns:oel="http://schemas.microsoft.com/office/2019/extlst" xmlns:r="http://schemas.openxmlformats.org/officeDocument/2006/relationships" xmlns:m="http://schemas.openxmlformats.org/officeDocument/2006/math" xmlns:v="urn:schemas-microsoft-com:vml" xmlns:wp14="http://schemas.microsoft.com/office/word/2010/wordprocessingDrawing" xmlns:wp="http://schemas.openxmlformats.org/drawingml/2006/wordprocessingDrawing" xmlns:w10="urn:schemas-microsoft-com:office:word" xmlns:w="http://schemas.openxmlformats.org/wordprocessingml/2006/main" xmlns:w14="http://schemas.microsoft.com/office/word/2010/wordml" xmlns:w15="http://schemas.microsoft.com/office/word/2012/wordml" xmlns:w16cex="http://schemas.microsoft.com/office/word/2018/wordml/cex" xmlns:w16cid="http://schemas.microsoft.com/office/word/2016/wordml/cid" xmlns:w16="http://schemas.microsoft.com/office/word/2018/wordml" xmlns:w16du="http://schemas.microsoft.com/office/word/2023/wordml/word16du" xmlns:w16sdtdh="http://schemas.microsoft.com/office/word/2020/wordml/sdtdatahash" xmlns:w16sdtfl="http://schemas.microsoft.com/office/word/2024/wordml/sdtformatlock" xmlns:w16se="http://schemas.microsoft.com/office/word/2015/wordml/symex" xmlns:wpg="http://schemas.microsoft.com/office/word/2010/wordprocessingGroup" xmlns:wpi="http://schemas.microsoft.com/office/word/2010/wordprocessingInk" xmlns:wne="http://schemas.microsoft.com/office/word/2006/wordml" xmlns:wps="http://schemas.microsoft.com/office/word/2010/wordprocessingShape" mc:Ignorable="w14 w15 w16se w16cid w16 w16cex w16sdtdh w16sdtfl w16du wp14">
   <w:endnote w:type="separator" w:id="-1">
     <w:p>
       <w:pPr>
@@ -30014,7 +29069,7 @@
 </file>
 
 <file path=word/footer1.xml><?xml version="1.0" encoding="utf-8"?>
-<w:ftr xmlns:wpc="http://schemas.microsoft.com/office/word/2010/wordprocessingCanvas" xmlns:cx="http://schemas.microsoft.com/office/drawing/2014/chartex" xmlns:cx1="http://schemas.microsoft.com/office/drawing/2015/9/8/chartex" xmlns:cx2="http://schemas.microsoft.com/office/drawing/2015/10/21/chartex" xmlns:cx3="http://schemas.microsoft.com/office/drawing/2016/5/9/chartex" xmlns:cx4="http://schemas.microsoft.com/office/drawing/2016/5/10/chartex" xmlns:cx5="http://schemas.microsoft.com/office/drawing/2016/5/11/chartex" xmlns:cx6="http://schemas.microsoft.com/office/drawing/2016/5/12/chartex" xmlns:cx7="http://schemas.microsoft.com/office/drawing/2016/5/13/chartex" xmlns:cx8="http://schemas.microsoft.com/office/drawing/2016/5/14/chartex" xmlns:mc="http://schemas.openxmlformats.org/markup-compatibility/2006" xmlns:aink="http://schemas.microsoft.com/office/drawing/2016/ink" xmlns:am3d="http://schemas.microsoft.com/office/drawing/2017/model3d" xmlns:o="urn:schemas-microsoft-com:office:office" xmlns:r="http://schemas.openxmlformats.org/officeDocument/2006/relationships" xmlns:m="http://schemas.openxmlformats.org/officeDocument/2006/math" xmlns:v="urn:schemas-microsoft-com:vml" xmlns:wp14="http://schemas.microsoft.com/office/word/2010/wordprocessingDrawing" xmlns:wp="http://schemas.openxmlformats.org/drawingml/2006/wordprocessingDrawing" xmlns:w10="urn:schemas-microsoft-com:office:word" xmlns:w="http://schemas.openxmlformats.org/wordprocessingml/2006/main" xmlns:w14="http://schemas.microsoft.com/office/word/2010/wordml" xmlns:w15="http://schemas.microsoft.com/office/word/2012/wordml" xmlns:w16cex="http://schemas.microsoft.com/office/word/2018/wordml/cex" xmlns:w16cid="http://schemas.microsoft.com/office/word/2016/wordml/cid" xmlns:w16="http://schemas.microsoft.com/office/word/2018/wordml" xmlns:w16se="http://schemas.microsoft.com/office/word/2015/wordml/symex" xmlns:wpg="http://schemas.microsoft.com/office/word/2010/wordprocessingGroup" xmlns:wpi="http://schemas.microsoft.com/office/word/2010/wordprocessingInk" xmlns:wne="http://schemas.microsoft.com/office/word/2006/wordml" xmlns:wps="http://schemas.microsoft.com/office/word/2010/wordprocessingShape" mc:Ignorable="w14 w15 w16se w16cid w16 w16cex wp14">
+<w:ftr xmlns:wpc="http://schemas.microsoft.com/office/word/2010/wordprocessingCanvas" xmlns:cx="http://schemas.microsoft.com/office/drawing/2014/chartex" xmlns:cx1="http://schemas.microsoft.com/office/drawing/2015/9/8/chartex" xmlns:cx2="http://schemas.microsoft.com/office/drawing/2015/10/21/chartex" xmlns:cx3="http://schemas.microsoft.com/office/drawing/2016/5/9/chartex" xmlns:cx4="http://schemas.microsoft.com/office/drawing/2016/5/10/chartex" xmlns:cx5="http://schemas.microsoft.com/office/drawing/2016/5/11/chartex" xmlns:cx6="http://schemas.microsoft.com/office/drawing/2016/5/12/chartex" xmlns:cx7="http://schemas.microsoft.com/office/drawing/2016/5/13/chartex" xmlns:cx8="http://schemas.microsoft.com/office/drawing/2016/5/14/chartex" xmlns:mc="http://schemas.openxmlformats.org/markup-compatibility/2006" xmlns:aink="http://schemas.microsoft.com/office/drawing/2016/ink" xmlns:am3d="http://schemas.microsoft.com/office/drawing/2017/model3d" xmlns:o="urn:schemas-microsoft-com:office:office" xmlns:oel="http://schemas.microsoft.com/office/2019/extlst" xmlns:r="http://schemas.openxmlformats.org/officeDocument/2006/relationships" xmlns:m="http://schemas.openxmlformats.org/officeDocument/2006/math" xmlns:v="urn:schemas-microsoft-com:vml" xmlns:wp14="http://schemas.microsoft.com/office/word/2010/wordprocessingDrawing" xmlns:wp="http://schemas.openxmlformats.org/drawingml/2006/wordprocessingDrawing" xmlns:w10="urn:schemas-microsoft-com:office:word" xmlns:w="http://schemas.openxmlformats.org/wordprocessingml/2006/main" xmlns:w14="http://schemas.microsoft.com/office/word/2010/wordml" xmlns:w15="http://schemas.microsoft.com/office/word/2012/wordml" xmlns:w16cex="http://schemas.microsoft.com/office/word/2018/wordml/cex" xmlns:w16cid="http://schemas.microsoft.com/office/word/2016/wordml/cid" xmlns:w16="http://schemas.microsoft.com/office/word/2018/wordml" xmlns:w16du="http://schemas.microsoft.com/office/word/2023/wordml/word16du" xmlns:w16sdtdh="http://schemas.microsoft.com/office/word/2020/wordml/sdtdatahash" xmlns:w16sdtfl="http://schemas.microsoft.com/office/word/2024/wordml/sdtformatlock" xmlns:w16se="http://schemas.microsoft.com/office/word/2015/wordml/symex" xmlns:wpg="http://schemas.microsoft.com/office/word/2010/wordprocessingGroup" xmlns:wpi="http://schemas.microsoft.com/office/word/2010/wordprocessingInk" xmlns:wne="http://schemas.microsoft.com/office/word/2006/wordml" xmlns:wps="http://schemas.microsoft.com/office/word/2010/wordprocessingShape" mc:Ignorable="w14 w15 w16se w16cid w16 w16cex w16sdtdh w16sdtfl w16du wp14">
   <w:sdt>
     <w:sdtPr>
       <w:id w:val="-701017035"/>
@@ -30042,7 +29097,7 @@
 </file>
 
 <file path=word/footer2.xml><?xml version="1.0" encoding="utf-8"?>
-<w:ftr xmlns:wpc="http://schemas.microsoft.com/office/word/2010/wordprocessingCanvas" xmlns:cx="http://schemas.microsoft.com/office/drawing/2014/chartex" xmlns:cx1="http://schemas.microsoft.com/office/drawing/2015/9/8/chartex" xmlns:cx2="http://schemas.microsoft.com/office/drawing/2015/10/21/chartex" xmlns:cx3="http://schemas.microsoft.com/office/drawing/2016/5/9/chartex" xmlns:cx4="http://schemas.microsoft.com/office/drawing/2016/5/10/chartex" xmlns:cx5="http://schemas.microsoft.com/office/drawing/2016/5/11/chartex" xmlns:cx6="http://schemas.microsoft.com/office/drawing/2016/5/12/chartex" xmlns:cx7="http://schemas.microsoft.com/office/drawing/2016/5/13/chartex" xmlns:cx8="http://schemas.microsoft.com/office/drawing/2016/5/14/chartex" xmlns:mc="http://schemas.openxmlformats.org/markup-compatibility/2006" xmlns:aink="http://schemas.microsoft.com/office/drawing/2016/ink" xmlns:am3d="http://schemas.microsoft.com/office/drawing/2017/model3d" xmlns:o="urn:schemas-microsoft-com:office:office" xmlns:r="http://schemas.openxmlformats.org/officeDocument/2006/relationships" xmlns:m="http://schemas.openxmlformats.org/officeDocument/2006/math" xmlns:v="urn:schemas-microsoft-com:vml" xmlns:wp14="http://schemas.microsoft.com/office/word/2010/wordprocessingDrawing" xmlns:wp="http://schemas.openxmlformats.org/drawingml/2006/wordprocessingDrawing" xmlns:w10="urn:schemas-microsoft-com:office:word" xmlns:w="http://schemas.openxmlformats.org/wordprocessingml/2006/main" xmlns:w14="http://schemas.microsoft.com/office/word/2010/wordml" xmlns:w15="http://schemas.microsoft.com/office/word/2012/wordml" xmlns:w16cex="http://schemas.microsoft.com/office/word/2018/wordml/cex" xmlns:w16cid="http://schemas.microsoft.com/office/word/2016/wordml/cid" xmlns:w16="http://schemas.microsoft.com/office/word/2018/wordml" xmlns:w16se="http://schemas.microsoft.com/office/word/2015/wordml/symex" xmlns:wpg="http://schemas.microsoft.com/office/word/2010/wordprocessingGroup" xmlns:wpi="http://schemas.microsoft.com/office/word/2010/wordprocessingInk" xmlns:wne="http://schemas.microsoft.com/office/word/2006/wordml" xmlns:wps="http://schemas.microsoft.com/office/word/2010/wordprocessingShape" mc:Ignorable="w14 w15 w16se w16cid w16 w16cex wp14">
+<w:ftr xmlns:wpc="http://schemas.microsoft.com/office/word/2010/wordprocessingCanvas" xmlns:cx="http://schemas.microsoft.com/office/drawing/2014/chartex" xmlns:cx1="http://schemas.microsoft.com/office/drawing/2015/9/8/chartex" xmlns:cx2="http://schemas.microsoft.com/office/drawing/2015/10/21/chartex" xmlns:cx3="http://schemas.microsoft.com/office/drawing/2016/5/9/chartex" xmlns:cx4="http://schemas.microsoft.com/office/drawing/2016/5/10/chartex" xmlns:cx5="http://schemas.microsoft.com/office/drawing/2016/5/11/chartex" xmlns:cx6="http://schemas.microsoft.com/office/drawing/2016/5/12/chartex" xmlns:cx7="http://schemas.microsoft.com/office/drawing/2016/5/13/chartex" xmlns:cx8="http://schemas.microsoft.com/office/drawing/2016/5/14/chartex" xmlns:mc="http://schemas.openxmlformats.org/markup-compatibility/2006" xmlns:aink="http://schemas.microsoft.com/office/drawing/2016/ink" xmlns:am3d="http://schemas.microsoft.com/office/drawing/2017/model3d" xmlns:o="urn:schemas-microsoft-com:office:office" xmlns:oel="http://schemas.microsoft.com/office/2019/extlst" xmlns:r="http://schemas.openxmlformats.org/officeDocument/2006/relationships" xmlns:m="http://schemas.openxmlformats.org/officeDocument/2006/math" xmlns:v="urn:schemas-microsoft-com:vml" xmlns:wp14="http://schemas.microsoft.com/office/word/2010/wordprocessingDrawing" xmlns:wp="http://schemas.openxmlformats.org/drawingml/2006/wordprocessingDrawing" xmlns:w10="urn:schemas-microsoft-com:office:word" xmlns:w="http://schemas.openxmlformats.org/wordprocessingml/2006/main" xmlns:w14="http://schemas.microsoft.com/office/word/2010/wordml" xmlns:w15="http://schemas.microsoft.com/office/word/2012/wordml" xmlns:w16cex="http://schemas.microsoft.com/office/word/2018/wordml/cex" xmlns:w16cid="http://schemas.microsoft.com/office/word/2016/wordml/cid" xmlns:w16="http://schemas.microsoft.com/office/word/2018/wordml" xmlns:w16du="http://schemas.microsoft.com/office/word/2023/wordml/word16du" xmlns:w16sdtdh="http://schemas.microsoft.com/office/word/2020/wordml/sdtdatahash" xmlns:w16sdtfl="http://schemas.microsoft.com/office/word/2024/wordml/sdtformatlock" xmlns:w16se="http://schemas.microsoft.com/office/word/2015/wordml/symex" xmlns:wpg="http://schemas.microsoft.com/office/word/2010/wordprocessingGroup" xmlns:wpi="http://schemas.microsoft.com/office/word/2010/wordprocessingInk" xmlns:wne="http://schemas.microsoft.com/office/word/2006/wordml" xmlns:wps="http://schemas.microsoft.com/office/word/2010/wordprocessingShape" mc:Ignorable="w14 w15 w16se w16cid w16 w16cex w16sdtdh w16sdtfl w16du wp14">
   <w:sdt>
     <w:sdtPr>
       <w:id w:val="-1465197936"/>
@@ -30088,7 +29143,7 @@
 </file>
 
 <file path=word/footnotes.xml><?xml version="1.0" encoding="utf-8"?>
-<w:footnotes xmlns:wpc="http://schemas.microsoft.com/office/word/2010/wordprocessingCanvas" xmlns:cx="http://schemas.microsoft.com/office/drawing/2014/chartex" xmlns:cx1="http://schemas.microsoft.com/office/drawing/2015/9/8/chartex" xmlns:cx2="http://schemas.microsoft.com/office/drawing/2015/10/21/chartex" xmlns:cx3="http://schemas.microsoft.com/office/drawing/2016/5/9/chartex" xmlns:cx4="http://schemas.microsoft.com/office/drawing/2016/5/10/chartex" xmlns:cx5="http://schemas.microsoft.com/office/drawing/2016/5/11/chartex" xmlns:cx6="http://schemas.microsoft.com/office/drawing/2016/5/12/chartex" xmlns:cx7="http://schemas.microsoft.com/office/drawing/2016/5/13/chartex" xmlns:cx8="http://schemas.microsoft.com/office/drawing/2016/5/14/chartex" xmlns:mc="http://schemas.openxmlformats.org/markup-compatibility/2006" xmlns:aink="http://schemas.microsoft.com/office/drawing/2016/ink" xmlns:am3d="http://schemas.microsoft.com/office/drawing/2017/model3d" xmlns:o="urn:schemas-microsoft-com:office:office" xmlns:r="http://schemas.openxmlformats.org/officeDocument/2006/relationships" xmlns:m="http://schemas.openxmlformats.org/officeDocument/2006/math" xmlns:v="urn:schemas-microsoft-com:vml" xmlns:wp14="http://schemas.microsoft.com/office/word/2010/wordprocessingDrawing" xmlns:wp="http://schemas.openxmlformats.org/drawingml/2006/wordprocessingDrawing" xmlns:w10="urn:schemas-microsoft-com:office:word" xmlns:w="http://schemas.openxmlformats.org/wordprocessingml/2006/main" xmlns:w14="http://schemas.microsoft.com/office/word/2010/wordml" xmlns:w15="http://schemas.microsoft.com/office/word/2012/wordml" xmlns:w16cex="http://schemas.microsoft.com/office/word/2018/wordml/cex" xmlns:w16cid="http://schemas.microsoft.com/office/word/2016/wordml/cid" xmlns:w16="http://schemas.microsoft.com/office/word/2018/wordml" xmlns:w16se="http://schemas.microsoft.com/office/word/2015/wordml/symex" xmlns:wpg="http://schemas.microsoft.com/office/word/2010/wordprocessingGroup" xmlns:wpi="http://schemas.microsoft.com/office/word/2010/wordprocessingInk" xmlns:wne="http://schemas.microsoft.com/office/word/2006/wordml" xmlns:wps="http://schemas.microsoft.com/office/word/2010/wordprocessingShape" mc:Ignorable="w14 w15 w16se w16cid w16 w16cex wp14">
+<w:footnotes xmlns:wpc="http://schemas.microsoft.com/office/word/2010/wordprocessingCanvas" xmlns:cx="http://schemas.microsoft.com/office/drawing/2014/chartex" xmlns:cx1="http://schemas.microsoft.com/office/drawing/2015/9/8/chartex" xmlns:cx2="http://schemas.microsoft.com/office/drawing/2015/10/21/chartex" xmlns:cx3="http://schemas.microsoft.com/office/drawing/2016/5/9/chartex" xmlns:cx4="http://schemas.microsoft.com/office/drawing/2016/5/10/chartex" xmlns:cx5="http://schemas.microsoft.com/office/drawing/2016/5/11/chartex" xmlns:cx6="http://schemas.microsoft.com/office/drawing/2016/5/12/chartex" xmlns:cx7="http://schemas.microsoft.com/office/drawing/2016/5/13/chartex" xmlns:cx8="http://schemas.microsoft.com/office/drawing/2016/5/14/chartex" xmlns:mc="http://schemas.openxmlformats.org/markup-compatibility/2006" xmlns:aink="http://schemas.microsoft.com/office/drawing/2016/ink" xmlns:am3d="http://schemas.microsoft.com/office/drawing/2017/model3d" xmlns:o="urn:schemas-microsoft-com:office:office" xmlns:oel="http://schemas.microsoft.com/office/2019/extlst" xmlns:r="http://schemas.openxmlformats.org/officeDocument/2006/relationships" xmlns:m="http://schemas.openxmlformats.org/officeDocument/2006/math" xmlns:v="urn:schemas-microsoft-com:vml" xmlns:wp14="http://schemas.microsoft.com/office/word/2010/wordprocessingDrawing" xmlns:wp="http://schemas.openxmlformats.org/drawingml/2006/wordprocessingDrawing" xmlns:w10="urn:schemas-microsoft-com:office:word" xmlns:w="http://schemas.openxmlformats.org/wordprocessingml/2006/main" xmlns:w14="http://schemas.microsoft.com/office/word/2010/wordml" xmlns:w15="http://schemas.microsoft.com/office/word/2012/wordml" xmlns:w16cex="http://schemas.microsoft.com/office/word/2018/wordml/cex" xmlns:w16cid="http://schemas.microsoft.com/office/word/2016/wordml/cid" xmlns:w16="http://schemas.microsoft.com/office/word/2018/wordml" xmlns:w16du="http://schemas.microsoft.com/office/word/2023/wordml/word16du" xmlns:w16sdtdh="http://schemas.microsoft.com/office/word/2020/wordml/sdtdatahash" xmlns:w16sdtfl="http://schemas.microsoft.com/office/word/2024/wordml/sdtformatlock" xmlns:w16se="http://schemas.microsoft.com/office/word/2015/wordml/symex" xmlns:wpg="http://schemas.microsoft.com/office/word/2010/wordprocessingGroup" xmlns:wpi="http://schemas.microsoft.com/office/word/2010/wordprocessingInk" xmlns:wne="http://schemas.microsoft.com/office/word/2006/wordml" xmlns:wps="http://schemas.microsoft.com/office/word/2010/wordprocessingShape" mc:Ignorable="w14 w15 w16se w16cid w16 w16cex w16sdtdh w16sdtfl w16du wp14">
   <w:footnote w:type="separator" w:id="-1">
     <w:p>
       <w:pPr>
@@ -30113,7 +29168,7 @@
 </file>
 
 <file path=word/header1.xml><?xml version="1.0" encoding="utf-8"?>
-<w:hdr xmlns:wpc="http://schemas.microsoft.com/office/word/2010/wordprocessingCanvas" xmlns:cx="http://schemas.microsoft.com/office/drawing/2014/chartex" xmlns:cx1="http://schemas.microsoft.com/office/drawing/2015/9/8/chartex" xmlns:cx2="http://schemas.microsoft.com/office/drawing/2015/10/21/chartex" xmlns:cx3="http://schemas.microsoft.com/office/drawing/2016/5/9/chartex" xmlns:cx4="http://schemas.microsoft.com/office/drawing/2016/5/10/chartex" xmlns:cx5="http://schemas.microsoft.com/office/drawing/2016/5/11/chartex" xmlns:cx6="http://schemas.microsoft.com/office/drawing/2016/5/12/chartex" xmlns:cx7="http://schemas.microsoft.com/office/drawing/2016/5/13/chartex" xmlns:cx8="http://schemas.microsoft.com/office/drawing/2016/5/14/chartex" xmlns:mc="http://schemas.openxmlformats.org/markup-compatibility/2006" xmlns:aink="http://schemas.microsoft.com/office/drawing/2016/ink" xmlns:am3d="http://schemas.microsoft.com/office/drawing/2017/model3d" xmlns:o="urn:schemas-microsoft-com:office:office" xmlns:r="http://schemas.openxmlformats.org/officeDocument/2006/relationships" xmlns:m="http://schemas.openxmlformats.org/officeDocument/2006/math" xmlns:v="urn:schemas-microsoft-com:vml" xmlns:wp14="http://schemas.microsoft.com/office/word/2010/wordprocessingDrawing" xmlns:wp="http://schemas.openxmlformats.org/drawingml/2006/wordprocessingDrawing" xmlns:w10="urn:schemas-microsoft-com:office:word" xmlns:w="http://schemas.openxmlformats.org/wordprocessingml/2006/main" xmlns:w14="http://schemas.microsoft.com/office/word/2010/wordml" xmlns:w15="http://schemas.microsoft.com/office/word/2012/wordml" xmlns:w16cex="http://schemas.microsoft.com/office/word/2018/wordml/cex" xmlns:w16cid="http://schemas.microsoft.com/office/word/2016/wordml/cid" xmlns:w16="http://schemas.microsoft.com/office/word/2018/wordml" xmlns:w16se="http://schemas.microsoft.com/office/word/2015/wordml/symex" xmlns:wpg="http://schemas.microsoft.com/office/word/2010/wordprocessingGroup" xmlns:wpi="http://schemas.microsoft.com/office/word/2010/wordprocessingInk" xmlns:wne="http://schemas.microsoft.com/office/word/2006/wordml" xmlns:wps="http://schemas.microsoft.com/office/word/2010/wordprocessingShape" mc:Ignorable="w14 w15 w16se w16cid w16 w16cex wp14">
+<w:hdr xmlns:wpc="http://schemas.microsoft.com/office/word/2010/wordprocessingCanvas" xmlns:cx="http://schemas.microsoft.com/office/drawing/2014/chartex" xmlns:cx1="http://schemas.microsoft.com/office/drawing/2015/9/8/chartex" xmlns:cx2="http://schemas.microsoft.com/office/drawing/2015/10/21/chartex" xmlns:cx3="http://schemas.microsoft.com/office/drawing/2016/5/9/chartex" xmlns:cx4="http://schemas.microsoft.com/office/drawing/2016/5/10/chartex" xmlns:cx5="http://schemas.microsoft.com/office/drawing/2016/5/11/chartex" xmlns:cx6="http://schemas.microsoft.com/office/drawing/2016/5/12/chartex" xmlns:cx7="http://schemas.microsoft.com/office/drawing/2016/5/13/chartex" xmlns:cx8="http://schemas.microsoft.com/office/drawing/2016/5/14/chartex" xmlns:mc="http://schemas.openxmlformats.org/markup-compatibility/2006" xmlns:aink="http://schemas.microsoft.com/office/drawing/2016/ink" xmlns:am3d="http://schemas.microsoft.com/office/drawing/2017/model3d" xmlns:o="urn:schemas-microsoft-com:office:office" xmlns:oel="http://schemas.microsoft.com/office/2019/extlst" xmlns:r="http://schemas.openxmlformats.org/officeDocument/2006/relationships" xmlns:m="http://schemas.openxmlformats.org/officeDocument/2006/math" xmlns:v="urn:schemas-microsoft-com:vml" xmlns:wp14="http://schemas.microsoft.com/office/word/2010/wordprocessingDrawing" xmlns:wp="http://schemas.openxmlformats.org/drawingml/2006/wordprocessingDrawing" xmlns:w10="urn:schemas-microsoft-com:office:word" xmlns:w="http://schemas.openxmlformats.org/wordprocessingml/2006/main" xmlns:w14="http://schemas.microsoft.com/office/word/2010/wordml" xmlns:w15="http://schemas.microsoft.com/office/word/2012/wordml" xmlns:w16cex="http://schemas.microsoft.com/office/word/2018/wordml/cex" xmlns:w16cid="http://schemas.microsoft.com/office/word/2016/wordml/cid" xmlns:w16="http://schemas.microsoft.com/office/word/2018/wordml" xmlns:w16du="http://schemas.microsoft.com/office/word/2023/wordml/word16du" xmlns:w16sdtdh="http://schemas.microsoft.com/office/word/2020/wordml/sdtdatahash" xmlns:w16sdtfl="http://schemas.microsoft.com/office/word/2024/wordml/sdtformatlock" xmlns:w16se="http://schemas.microsoft.com/office/word/2015/wordml/symex" xmlns:wpg="http://schemas.microsoft.com/office/word/2010/wordprocessingGroup" xmlns:wpi="http://schemas.microsoft.com/office/word/2010/wordprocessingInk" xmlns:wne="http://schemas.microsoft.com/office/word/2006/wordml" xmlns:wps="http://schemas.microsoft.com/office/word/2010/wordprocessingShape" mc:Ignorable="w14 w15 w16se w16cid w16 w16cex w16sdtdh w16sdtfl w16du wp14">
   <w:p>
     <w:pPr>
       <w:pStyle w:val="Encabezado"/>
@@ -30198,7 +29253,7 @@
 </file>
 
 <file path=word/numbering.xml><?xml version="1.0" encoding="utf-8"?>
-<w:numbering xmlns:wpc="http://schemas.microsoft.com/office/word/2010/wordprocessingCanvas" xmlns:cx="http://schemas.microsoft.com/office/drawing/2014/chartex" xmlns:cx1="http://schemas.microsoft.com/office/drawing/2015/9/8/chartex" xmlns:cx2="http://schemas.microsoft.com/office/drawing/2015/10/21/chartex" xmlns:cx3="http://schemas.microsoft.com/office/drawing/2016/5/9/chartex" xmlns:cx4="http://schemas.microsoft.com/office/drawing/2016/5/10/chartex" xmlns:cx5="http://schemas.microsoft.com/office/drawing/2016/5/11/chartex" xmlns:cx6="http://schemas.microsoft.com/office/drawing/2016/5/12/chartex" xmlns:cx7="http://schemas.microsoft.com/office/drawing/2016/5/13/chartex" xmlns:cx8="http://schemas.microsoft.com/office/drawing/2016/5/14/chartex" xmlns:mc="http://schemas.openxmlformats.org/markup-compatibility/2006" xmlns:aink="http://schemas.microsoft.com/office/drawing/2016/ink" xmlns:am3d="http://schemas.microsoft.com/office/drawing/2017/model3d" xmlns:o="urn:schemas-microsoft-com:office:office" xmlns:r="http://schemas.openxmlformats.org/officeDocument/2006/relationships" xmlns:m="http://schemas.openxmlformats.org/officeDocument/2006/math" xmlns:v="urn:schemas-microsoft-com:vml" xmlns:wp14="http://schemas.microsoft.com/office/word/2010/wordprocessingDrawing" xmlns:wp="http://schemas.openxmlformats.org/drawingml/2006/wordprocessingDrawing" xmlns:w10="urn:schemas-microsoft-com:office:word" xmlns:w="http://schemas.openxmlformats.org/wordprocessingml/2006/main" xmlns:w14="http://schemas.microsoft.com/office/word/2010/wordml" xmlns:w15="http://schemas.microsoft.com/office/word/2012/wordml" xmlns:w16cex="http://schemas.microsoft.com/office/word/2018/wordml/cex" xmlns:w16cid="http://schemas.microsoft.com/office/word/2016/wordml/cid" xmlns:w16="http://schemas.microsoft.com/office/word/2018/wordml" xmlns:w16se="http://schemas.microsoft.com/office/word/2015/wordml/symex" xmlns:wpg="http://schemas.microsoft.com/office/word/2010/wordprocessingGroup" xmlns:wpi="http://schemas.microsoft.com/office/word/2010/wordprocessingInk" xmlns:wne="http://schemas.microsoft.com/office/word/2006/wordml" xmlns:wps="http://schemas.microsoft.com/office/word/2010/wordprocessingShape" mc:Ignorable="w14 w15 w16se w16cid w16 w16cex wp14">
+<w:numbering xmlns:wpc="http://schemas.microsoft.com/office/word/2010/wordprocessingCanvas" xmlns:cx="http://schemas.microsoft.com/office/drawing/2014/chartex" xmlns:cx1="http://schemas.microsoft.com/office/drawing/2015/9/8/chartex" xmlns:cx2="http://schemas.microsoft.com/office/drawing/2015/10/21/chartex" xmlns:cx3="http://schemas.microsoft.com/office/drawing/2016/5/9/chartex" xmlns:cx4="http://schemas.microsoft.com/office/drawing/2016/5/10/chartex" xmlns:cx5="http://schemas.microsoft.com/office/drawing/2016/5/11/chartex" xmlns:cx6="http://schemas.microsoft.com/office/drawing/2016/5/12/chartex" xmlns:cx7="http://schemas.microsoft.com/office/drawing/2016/5/13/chartex" xmlns:cx8="http://schemas.microsoft.com/office/drawing/2016/5/14/chartex" xmlns:mc="http://schemas.openxmlformats.org/markup-compatibility/2006" xmlns:aink="http://schemas.microsoft.com/office/drawing/2016/ink" xmlns:am3d="http://schemas.microsoft.com/office/drawing/2017/model3d" xmlns:o="urn:schemas-microsoft-com:office:office" xmlns:oel="http://schemas.microsoft.com/office/2019/extlst" xmlns:r="http://schemas.openxmlformats.org/officeDocument/2006/relationships" xmlns:m="http://schemas.openxmlformats.org/officeDocument/2006/math" xmlns:v="urn:schemas-microsoft-com:vml" xmlns:wp14="http://schemas.microsoft.com/office/word/2010/wordprocessingDrawing" xmlns:wp="http://schemas.openxmlformats.org/drawingml/2006/wordprocessingDrawing" xmlns:w10="urn:schemas-microsoft-com:office:word" xmlns:w="http://schemas.openxmlformats.org/wordprocessingml/2006/main" xmlns:w14="http://schemas.microsoft.com/office/word/2010/wordml" xmlns:w15="http://schemas.microsoft.com/office/word/2012/wordml" xmlns:w16cex="http://schemas.microsoft.com/office/word/2018/wordml/cex" xmlns:w16cid="http://schemas.microsoft.com/office/word/2016/wordml/cid" xmlns:w16="http://schemas.microsoft.com/office/word/2018/wordml" xmlns:w16du="http://schemas.microsoft.com/office/word/2023/wordml/word16du" xmlns:w16sdtdh="http://schemas.microsoft.com/office/word/2020/wordml/sdtdatahash" xmlns:w16sdtfl="http://schemas.microsoft.com/office/word/2024/wordml/sdtformatlock" xmlns:w16se="http://schemas.microsoft.com/office/word/2015/wordml/symex" xmlns:wpg="http://schemas.microsoft.com/office/word/2010/wordprocessingGroup" xmlns:wpi="http://schemas.microsoft.com/office/word/2010/wordprocessingInk" xmlns:wne="http://schemas.microsoft.com/office/word/2006/wordml" xmlns:wps="http://schemas.microsoft.com/office/word/2010/wordprocessingShape" mc:Ignorable="w14 w15 w16se w16cid w16 w16cex w16sdtdh w16sdtfl w16du wp14">
   <w:abstractNum w:abstractNumId="0" w15:restartNumberingAfterBreak="0">
     <w:nsid w:val="FFFFFF89"/>
     <w:multiLevelType w:val="singleLevel"/>
@@ -31136,11 +30191,11 @@
   <w:abstractNum w:abstractNumId="9" w15:restartNumberingAfterBreak="0">
     <w:nsid w:val="281C0520"/>
     <w:multiLevelType w:val="hybridMultilevel"/>
-    <w:tmpl w:val="AEC09FA2"/>
-    <w:lvl w:ilvl="0" w:tplc="240A000F">
-      <w:start w:val="1"/>
-      <w:numFmt w:val="decimal"/>
-      <w:lvlText w:val="%1."/>
+    <w:tmpl w:val="BE2071E2"/>
+    <w:lvl w:ilvl="0" w:tplc="240A0017">
+      <w:start w:val="1"/>
+      <w:numFmt w:val="lowerLetter"/>
+      <w:lvlText w:val="%1)"/>
       <w:lvlJc w:val="left"/>
       <w:pPr>
         <w:ind w:left="1429" w:hanging="360"/>
@@ -31335,7 +30390,7 @@
   <w:abstractNum w:abstractNumId="11" w15:restartNumberingAfterBreak="0">
     <w:nsid w:val="2AC32E51"/>
     <w:multiLevelType w:val="hybridMultilevel"/>
-    <w:tmpl w:val="42C4E14A"/>
+    <w:tmpl w:val="E904E0C0"/>
     <w:lvl w:ilvl="0" w:tplc="240A0001">
       <w:start w:val="1"/>
       <w:numFmt w:val="bullet"/>
@@ -31446,6 +30501,119 @@
     </w:lvl>
   </w:abstractNum>
   <w:abstractNum w:abstractNumId="12" w15:restartNumberingAfterBreak="0">
+    <w:nsid w:val="315F52A8"/>
+    <w:multiLevelType w:val="hybridMultilevel"/>
+    <w:tmpl w:val="2C88CDE2"/>
+    <w:lvl w:ilvl="0" w:tplc="240A0001">
+      <w:start w:val="1"/>
+      <w:numFmt w:val="bullet"/>
+      <w:lvlText w:val=""/>
+      <w:lvlJc w:val="left"/>
+      <w:pPr>
+        <w:ind w:left="1429" w:hanging="360"/>
+      </w:pPr>
+      <w:rPr>
+        <w:rFonts w:ascii="Symbol" w:hAnsi="Symbol" w:hint="default"/>
+      </w:rPr>
+    </w:lvl>
+    <w:lvl w:ilvl="1" w:tplc="240A0003" w:tentative="1">
+      <w:start w:val="1"/>
+      <w:numFmt w:val="bullet"/>
+      <w:lvlText w:val="o"/>
+      <w:lvlJc w:val="left"/>
+      <w:pPr>
+        <w:ind w:left="2149" w:hanging="360"/>
+      </w:pPr>
+      <w:rPr>
+        <w:rFonts w:ascii="Courier New" w:hAnsi="Courier New" w:cs="Courier New" w:hint="default"/>
+      </w:rPr>
+    </w:lvl>
+    <w:lvl w:ilvl="2" w:tplc="240A0005" w:tentative="1">
+      <w:start w:val="1"/>
+      <w:numFmt w:val="bullet"/>
+      <w:lvlText w:val=""/>
+      <w:lvlJc w:val="left"/>
+      <w:pPr>
+        <w:ind w:left="2869" w:hanging="360"/>
+      </w:pPr>
+      <w:rPr>
+        <w:rFonts w:ascii="Wingdings" w:hAnsi="Wingdings" w:hint="default"/>
+      </w:rPr>
+    </w:lvl>
+    <w:lvl w:ilvl="3" w:tplc="240A0001" w:tentative="1">
+      <w:start w:val="1"/>
+      <w:numFmt w:val="bullet"/>
+      <w:lvlText w:val=""/>
+      <w:lvlJc w:val="left"/>
+      <w:pPr>
+        <w:ind w:left="3589" w:hanging="360"/>
+      </w:pPr>
+      <w:rPr>
+        <w:rFonts w:ascii="Symbol" w:hAnsi="Symbol" w:hint="default"/>
+      </w:rPr>
+    </w:lvl>
+    <w:lvl w:ilvl="4" w:tplc="240A0003" w:tentative="1">
+      <w:start w:val="1"/>
+      <w:numFmt w:val="bullet"/>
+      <w:lvlText w:val="o"/>
+      <w:lvlJc w:val="left"/>
+      <w:pPr>
+        <w:ind w:left="4309" w:hanging="360"/>
+      </w:pPr>
+      <w:rPr>
+        <w:rFonts w:ascii="Courier New" w:hAnsi="Courier New" w:cs="Courier New" w:hint="default"/>
+      </w:rPr>
+    </w:lvl>
+    <w:lvl w:ilvl="5" w:tplc="240A0005" w:tentative="1">
+      <w:start w:val="1"/>
+      <w:numFmt w:val="bullet"/>
+      <w:lvlText w:val=""/>
+      <w:lvlJc w:val="left"/>
+      <w:pPr>
+        <w:ind w:left="5029" w:hanging="360"/>
+      </w:pPr>
+      <w:rPr>
+        <w:rFonts w:ascii="Wingdings" w:hAnsi="Wingdings" w:hint="default"/>
+      </w:rPr>
+    </w:lvl>
+    <w:lvl w:ilvl="6" w:tplc="240A0001" w:tentative="1">
+      <w:start w:val="1"/>
+      <w:numFmt w:val="bullet"/>
+      <w:lvlText w:val=""/>
+      <w:lvlJc w:val="left"/>
+      <w:pPr>
+        <w:ind w:left="5749" w:hanging="360"/>
+      </w:pPr>
+      <w:rPr>
+        <w:rFonts w:ascii="Symbol" w:hAnsi="Symbol" w:hint="default"/>
+      </w:rPr>
+    </w:lvl>
+    <w:lvl w:ilvl="7" w:tplc="240A0003" w:tentative="1">
+      <w:start w:val="1"/>
+      <w:numFmt w:val="bullet"/>
+      <w:lvlText w:val="o"/>
+      <w:lvlJc w:val="left"/>
+      <w:pPr>
+        <w:ind w:left="6469" w:hanging="360"/>
+      </w:pPr>
+      <w:rPr>
+        <w:rFonts w:ascii="Courier New" w:hAnsi="Courier New" w:cs="Courier New" w:hint="default"/>
+      </w:rPr>
+    </w:lvl>
+    <w:lvl w:ilvl="8" w:tplc="240A0005" w:tentative="1">
+      <w:start w:val="1"/>
+      <w:numFmt w:val="bullet"/>
+      <w:lvlText w:val=""/>
+      <w:lvlJc w:val="left"/>
+      <w:pPr>
+        <w:ind w:left="7189" w:hanging="360"/>
+      </w:pPr>
+      <w:rPr>
+        <w:rFonts w:ascii="Wingdings" w:hAnsi="Wingdings" w:hint="default"/>
+      </w:rPr>
+    </w:lvl>
+  </w:abstractNum>
+  <w:abstractNum w:abstractNumId="13" w15:restartNumberingAfterBreak="0">
     <w:nsid w:val="32A358BB"/>
     <w:multiLevelType w:val="hybridMultilevel"/>
     <w:tmpl w:val="79D8F2AC"/>
@@ -31558,7 +30726,7 @@
       </w:rPr>
     </w:lvl>
   </w:abstractNum>
-  <w:abstractNum w:abstractNumId="13" w15:restartNumberingAfterBreak="0">
+  <w:abstractNum w:abstractNumId="14" w15:restartNumberingAfterBreak="0">
     <w:nsid w:val="353F6DA9"/>
     <w:multiLevelType w:val="hybridMultilevel"/>
     <w:tmpl w:val="935257BC"/>
@@ -31671,7 +30839,7 @@
       </w:rPr>
     </w:lvl>
   </w:abstractNum>
-  <w:abstractNum w:abstractNumId="14" w15:restartNumberingAfterBreak="0">
+  <w:abstractNum w:abstractNumId="15" w15:restartNumberingAfterBreak="0">
     <w:nsid w:val="368E176E"/>
     <w:multiLevelType w:val="hybridMultilevel"/>
     <w:tmpl w:val="BDF054FE"/>
@@ -31765,7 +30933,7 @@
       </w:pPr>
     </w:lvl>
   </w:abstractNum>
-  <w:abstractNum w:abstractNumId="15" w15:restartNumberingAfterBreak="0">
+  <w:abstractNum w:abstractNumId="16" w15:restartNumberingAfterBreak="0">
     <w:nsid w:val="372B1C24"/>
     <w:multiLevelType w:val="hybridMultilevel"/>
     <w:tmpl w:val="0E3081D8"/>
@@ -31878,14 +31046,14 @@
       </w:rPr>
     </w:lvl>
   </w:abstractNum>
-  <w:abstractNum w:abstractNumId="16" w15:restartNumberingAfterBreak="0">
+  <w:abstractNum w:abstractNumId="17" w15:restartNumberingAfterBreak="0">
     <w:nsid w:val="3C500A52"/>
     <w:multiLevelType w:val="hybridMultilevel"/>
-    <w:tmpl w:val="22A46184"/>
-    <w:lvl w:ilvl="0" w:tplc="240A000F">
-      <w:start w:val="1"/>
-      <w:numFmt w:val="decimal"/>
-      <w:lvlText w:val="%1."/>
+    <w:tmpl w:val="426A350A"/>
+    <w:lvl w:ilvl="0" w:tplc="240A0017">
+      <w:start w:val="1"/>
+      <w:numFmt w:val="lowerLetter"/>
+      <w:lvlText w:val="%1)"/>
       <w:lvlJc w:val="left"/>
       <w:pPr>
         <w:ind w:left="1429" w:hanging="360"/>
@@ -31964,7 +31132,7 @@
       </w:pPr>
     </w:lvl>
   </w:abstractNum>
-  <w:abstractNum w:abstractNumId="17" w15:restartNumberingAfterBreak="0">
+  <w:abstractNum w:abstractNumId="18" w15:restartNumberingAfterBreak="0">
     <w:nsid w:val="3F12510E"/>
     <w:multiLevelType w:val="hybridMultilevel"/>
     <w:tmpl w:val="8E200D70"/>
@@ -32077,7 +31245,7 @@
       </w:rPr>
     </w:lvl>
   </w:abstractNum>
-  <w:abstractNum w:abstractNumId="18" w15:restartNumberingAfterBreak="0">
+  <w:abstractNum w:abstractNumId="19" w15:restartNumberingAfterBreak="0">
     <w:nsid w:val="40FF37B9"/>
     <w:multiLevelType w:val="hybridMultilevel"/>
     <w:tmpl w:val="C6EE333C"/>
@@ -32190,7 +31358,7 @@
       </w:rPr>
     </w:lvl>
   </w:abstractNum>
-  <w:abstractNum w:abstractNumId="19" w15:restartNumberingAfterBreak="0">
+  <w:abstractNum w:abstractNumId="20" w15:restartNumberingAfterBreak="0">
     <w:nsid w:val="41081641"/>
     <w:multiLevelType w:val="hybridMultilevel"/>
     <w:tmpl w:val="E098DC16"/>
@@ -32303,7 +31471,7 @@
       </w:rPr>
     </w:lvl>
   </w:abstractNum>
-  <w:abstractNum w:abstractNumId="20" w15:restartNumberingAfterBreak="0">
+  <w:abstractNum w:abstractNumId="21" w15:restartNumberingAfterBreak="0">
     <w:nsid w:val="43D753B5"/>
     <w:multiLevelType w:val="hybridMultilevel"/>
     <w:tmpl w:val="C71E5346"/>
@@ -32416,7 +31584,7 @@
       </w:rPr>
     </w:lvl>
   </w:abstractNum>
-  <w:abstractNum w:abstractNumId="21" w15:restartNumberingAfterBreak="0">
+  <w:abstractNum w:abstractNumId="22" w15:restartNumberingAfterBreak="0">
     <w:nsid w:val="4483266A"/>
     <w:multiLevelType w:val="hybridMultilevel"/>
     <w:tmpl w:val="BFA0FEA0"/>
@@ -32502,7 +31670,7 @@
       </w:pPr>
     </w:lvl>
   </w:abstractNum>
-  <w:abstractNum w:abstractNumId="22" w15:restartNumberingAfterBreak="0">
+  <w:abstractNum w:abstractNumId="23" w15:restartNumberingAfterBreak="0">
     <w:nsid w:val="467F49A6"/>
     <w:multiLevelType w:val="multilevel"/>
     <w:tmpl w:val="D2E64B38"/>
@@ -32589,7 +31757,7 @@
       </w:pPr>
     </w:lvl>
   </w:abstractNum>
-  <w:abstractNum w:abstractNumId="23" w15:restartNumberingAfterBreak="0">
+  <w:abstractNum w:abstractNumId="24" w15:restartNumberingAfterBreak="0">
     <w:nsid w:val="4A002263"/>
     <w:multiLevelType w:val="hybridMultilevel"/>
     <w:tmpl w:val="2ED4DBC8"/>
@@ -32702,120 +31870,120 @@
       </w:rPr>
     </w:lvl>
   </w:abstractNum>
-  <w:abstractNum w:abstractNumId="24" w15:restartNumberingAfterBreak="0">
+  <w:abstractNum w:abstractNumId="25" w15:restartNumberingAfterBreak="0">
     <w:nsid w:val="4A112DD1"/>
     <w:multiLevelType w:val="hybridMultilevel"/>
-    <w:tmpl w:val="BF6056B8"/>
-    <w:lvl w:ilvl="0" w:tplc="240A000D">
+    <w:tmpl w:val="A9F23774"/>
+    <w:lvl w:ilvl="0" w:tplc="240A0003">
       <w:start w:val="1"/>
       <w:numFmt w:val="bullet"/>
-      <w:lvlText w:val=""/>
+      <w:lvlText w:val="o"/>
       <w:lvlJc w:val="left"/>
       <w:pPr>
         <w:ind w:left="2149" w:hanging="360"/>
+      </w:pPr>
+      <w:rPr>
+        <w:rFonts w:ascii="Courier New" w:hAnsi="Courier New" w:cs="Courier New" w:hint="default"/>
+      </w:rPr>
+    </w:lvl>
+    <w:lvl w:ilvl="1" w:tplc="240A0003" w:tentative="1">
+      <w:start w:val="1"/>
+      <w:numFmt w:val="bullet"/>
+      <w:lvlText w:val="o"/>
+      <w:lvlJc w:val="left"/>
+      <w:pPr>
+        <w:ind w:left="2869" w:hanging="360"/>
+      </w:pPr>
+      <w:rPr>
+        <w:rFonts w:ascii="Courier New" w:hAnsi="Courier New" w:cs="Courier New" w:hint="default"/>
+      </w:rPr>
+    </w:lvl>
+    <w:lvl w:ilvl="2" w:tplc="240A0005" w:tentative="1">
+      <w:start w:val="1"/>
+      <w:numFmt w:val="bullet"/>
+      <w:lvlText w:val=""/>
+      <w:lvlJc w:val="left"/>
+      <w:pPr>
+        <w:ind w:left="3589" w:hanging="360"/>
       </w:pPr>
       <w:rPr>
         <w:rFonts w:ascii="Wingdings" w:hAnsi="Wingdings" w:hint="default"/>
       </w:rPr>
     </w:lvl>
-    <w:lvl w:ilvl="1" w:tplc="240A0003" w:tentative="1">
+    <w:lvl w:ilvl="3" w:tplc="240A0001" w:tentative="1">
+      <w:start w:val="1"/>
+      <w:numFmt w:val="bullet"/>
+      <w:lvlText w:val=""/>
+      <w:lvlJc w:val="left"/>
+      <w:pPr>
+        <w:ind w:left="4309" w:hanging="360"/>
+      </w:pPr>
+      <w:rPr>
+        <w:rFonts w:ascii="Symbol" w:hAnsi="Symbol" w:hint="default"/>
+      </w:rPr>
+    </w:lvl>
+    <w:lvl w:ilvl="4" w:tplc="240A0003" w:tentative="1">
       <w:start w:val="1"/>
       <w:numFmt w:val="bullet"/>
       <w:lvlText w:val="o"/>
       <w:lvlJc w:val="left"/>
       <w:pPr>
-        <w:ind w:left="2869" w:hanging="360"/>
+        <w:ind w:left="5029" w:hanging="360"/>
       </w:pPr>
       <w:rPr>
         <w:rFonts w:ascii="Courier New" w:hAnsi="Courier New" w:cs="Courier New" w:hint="default"/>
       </w:rPr>
     </w:lvl>
-    <w:lvl w:ilvl="2" w:tplc="240A0005" w:tentative="1">
+    <w:lvl w:ilvl="5" w:tplc="240A0005" w:tentative="1">
       <w:start w:val="1"/>
       <w:numFmt w:val="bullet"/>
       <w:lvlText w:val=""/>
       <w:lvlJc w:val="left"/>
       <w:pPr>
-        <w:ind w:left="3589" w:hanging="360"/>
+        <w:ind w:left="5749" w:hanging="360"/>
       </w:pPr>
       <w:rPr>
         <w:rFonts w:ascii="Wingdings" w:hAnsi="Wingdings" w:hint="default"/>
       </w:rPr>
     </w:lvl>
-    <w:lvl w:ilvl="3" w:tplc="240A0001" w:tentative="1">
+    <w:lvl w:ilvl="6" w:tplc="240A0001" w:tentative="1">
       <w:start w:val="1"/>
       <w:numFmt w:val="bullet"/>
       <w:lvlText w:val=""/>
       <w:lvlJc w:val="left"/>
       <w:pPr>
-        <w:ind w:left="4309" w:hanging="360"/>
+        <w:ind w:left="6469" w:hanging="360"/>
       </w:pPr>
       <w:rPr>
         <w:rFonts w:ascii="Symbol" w:hAnsi="Symbol" w:hint="default"/>
       </w:rPr>
     </w:lvl>
-    <w:lvl w:ilvl="4" w:tplc="240A0003" w:tentative="1">
+    <w:lvl w:ilvl="7" w:tplc="240A0003" w:tentative="1">
       <w:start w:val="1"/>
       <w:numFmt w:val="bullet"/>
       <w:lvlText w:val="o"/>
       <w:lvlJc w:val="left"/>
       <w:pPr>
-        <w:ind w:left="5029" w:hanging="360"/>
+        <w:ind w:left="7189" w:hanging="360"/>
       </w:pPr>
       <w:rPr>
         <w:rFonts w:ascii="Courier New" w:hAnsi="Courier New" w:cs="Courier New" w:hint="default"/>
       </w:rPr>
     </w:lvl>
-    <w:lvl w:ilvl="5" w:tplc="240A0005" w:tentative="1">
+    <w:lvl w:ilvl="8" w:tplc="240A0005" w:tentative="1">
       <w:start w:val="1"/>
       <w:numFmt w:val="bullet"/>
       <w:lvlText w:val=""/>
       <w:lvlJc w:val="left"/>
       <w:pPr>
-        <w:ind w:left="5749" w:hanging="360"/>
+        <w:ind w:left="7909" w:hanging="360"/>
       </w:pPr>
       <w:rPr>
         <w:rFonts w:ascii="Wingdings" w:hAnsi="Wingdings" w:hint="default"/>
       </w:rPr>
     </w:lvl>
-    <w:lvl w:ilvl="6" w:tplc="240A0001" w:tentative="1">
-      <w:start w:val="1"/>
-      <w:numFmt w:val="bullet"/>
-      <w:lvlText w:val=""/>
-      <w:lvlJc w:val="left"/>
-      <w:pPr>
-        <w:ind w:left="6469" w:hanging="360"/>
-      </w:pPr>
-      <w:rPr>
-        <w:rFonts w:ascii="Symbol" w:hAnsi="Symbol" w:hint="default"/>
-      </w:rPr>
-    </w:lvl>
-    <w:lvl w:ilvl="7" w:tplc="240A0003" w:tentative="1">
-      <w:start w:val="1"/>
-      <w:numFmt w:val="bullet"/>
-      <w:lvlText w:val="o"/>
-      <w:lvlJc w:val="left"/>
-      <w:pPr>
-        <w:ind w:left="7189" w:hanging="360"/>
-      </w:pPr>
-      <w:rPr>
-        <w:rFonts w:ascii="Courier New" w:hAnsi="Courier New" w:cs="Courier New" w:hint="default"/>
-      </w:rPr>
-    </w:lvl>
-    <w:lvl w:ilvl="8" w:tplc="240A0005" w:tentative="1">
-      <w:start w:val="1"/>
-      <w:numFmt w:val="bullet"/>
-      <w:lvlText w:val=""/>
-      <w:lvlJc w:val="left"/>
-      <w:pPr>
-        <w:ind w:left="7909" w:hanging="360"/>
-      </w:pPr>
-      <w:rPr>
-        <w:rFonts w:ascii="Wingdings" w:hAnsi="Wingdings" w:hint="default"/>
-      </w:rPr>
-    </w:lvl>
   </w:abstractNum>
-  <w:abstractNum w:abstractNumId="25" w15:restartNumberingAfterBreak="0">
+  <w:abstractNum w:abstractNumId="26" w15:restartNumberingAfterBreak="0">
     <w:nsid w:val="4DA33BF7"/>
     <w:multiLevelType w:val="hybridMultilevel"/>
     <w:tmpl w:val="7564E802"/>
@@ -32928,7 +32096,7 @@
       </w:rPr>
     </w:lvl>
   </w:abstractNum>
-  <w:abstractNum w:abstractNumId="26" w15:restartNumberingAfterBreak="0">
+  <w:abstractNum w:abstractNumId="27" w15:restartNumberingAfterBreak="0">
     <w:nsid w:val="4EBE1EF6"/>
     <w:multiLevelType w:val="hybridMultilevel"/>
     <w:tmpl w:val="F6A60586"/>
@@ -33021,7 +32189,7 @@
       </w:pPr>
     </w:lvl>
   </w:abstractNum>
-  <w:abstractNum w:abstractNumId="27" w15:restartNumberingAfterBreak="0">
+  <w:abstractNum w:abstractNumId="28" w15:restartNumberingAfterBreak="0">
     <w:nsid w:val="531473E0"/>
     <w:multiLevelType w:val="multilevel"/>
     <w:tmpl w:val="681EAEAC"/>
@@ -33170,14 +32338,14 @@
       </w:rPr>
     </w:lvl>
   </w:abstractNum>
-  <w:abstractNum w:abstractNumId="28" w15:restartNumberingAfterBreak="0">
+  <w:abstractNum w:abstractNumId="29" w15:restartNumberingAfterBreak="0">
     <w:nsid w:val="57B8016A"/>
     <w:multiLevelType w:val="hybridMultilevel"/>
-    <w:tmpl w:val="BD32D0B4"/>
-    <w:lvl w:ilvl="0" w:tplc="240A000F">
-      <w:start w:val="1"/>
-      <w:numFmt w:val="decimal"/>
-      <w:lvlText w:val="%1."/>
+    <w:tmpl w:val="88943A6C"/>
+    <w:lvl w:ilvl="0" w:tplc="240A0017">
+      <w:start w:val="1"/>
+      <w:numFmt w:val="lowerLetter"/>
+      <w:lvlText w:val="%1)"/>
       <w:lvlJc w:val="left"/>
       <w:pPr>
         <w:ind w:left="1429" w:hanging="360"/>
@@ -33256,10 +32424,10 @@
       </w:pPr>
     </w:lvl>
   </w:abstractNum>
-  <w:abstractNum w:abstractNumId="29" w15:restartNumberingAfterBreak="0">
+  <w:abstractNum w:abstractNumId="30" w15:restartNumberingAfterBreak="0">
     <w:nsid w:val="584A6A94"/>
     <w:multiLevelType w:val="hybridMultilevel"/>
-    <w:tmpl w:val="D74C28DE"/>
+    <w:tmpl w:val="8D766CE8"/>
     <w:lvl w:ilvl="0" w:tplc="240A0001">
       <w:start w:val="1"/>
       <w:numFmt w:val="bullet"/>
@@ -33369,7 +32537,7 @@
       </w:rPr>
     </w:lvl>
   </w:abstractNum>
-  <w:abstractNum w:abstractNumId="30" w15:restartNumberingAfterBreak="0">
+  <w:abstractNum w:abstractNumId="31" w15:restartNumberingAfterBreak="0">
     <w:nsid w:val="58866793"/>
     <w:multiLevelType w:val="hybridMultilevel"/>
     <w:tmpl w:val="863C2766"/>
@@ -33482,14 +32650,14 @@
       </w:rPr>
     </w:lvl>
   </w:abstractNum>
-  <w:abstractNum w:abstractNumId="31" w15:restartNumberingAfterBreak="0">
+  <w:abstractNum w:abstractNumId="32" w15:restartNumberingAfterBreak="0">
     <w:nsid w:val="597C2050"/>
     <w:multiLevelType w:val="hybridMultilevel"/>
-    <w:tmpl w:val="D0501504"/>
-    <w:lvl w:ilvl="0" w:tplc="240A000F">
-      <w:start w:val="1"/>
-      <w:numFmt w:val="decimal"/>
-      <w:lvlText w:val="%1."/>
+    <w:tmpl w:val="89B0A380"/>
+    <w:lvl w:ilvl="0" w:tplc="240A0017">
+      <w:start w:val="1"/>
+      <w:numFmt w:val="lowerLetter"/>
+      <w:lvlText w:val="%1)"/>
       <w:lvlJc w:val="left"/>
       <w:pPr>
         <w:ind w:left="1429" w:hanging="360"/>
@@ -33568,7 +32736,7 @@
       </w:pPr>
     </w:lvl>
   </w:abstractNum>
-  <w:abstractNum w:abstractNumId="32" w15:restartNumberingAfterBreak="0">
+  <w:abstractNum w:abstractNumId="33" w15:restartNumberingAfterBreak="0">
     <w:nsid w:val="6007339B"/>
     <w:multiLevelType w:val="hybridMultilevel"/>
     <w:tmpl w:val="06C4E546"/>
@@ -33681,7 +32849,7 @@
       </w:rPr>
     </w:lvl>
   </w:abstractNum>
-  <w:abstractNum w:abstractNumId="33" w15:restartNumberingAfterBreak="0">
+  <w:abstractNum w:abstractNumId="34" w15:restartNumberingAfterBreak="0">
     <w:nsid w:val="6188624A"/>
     <w:multiLevelType w:val="hybridMultilevel"/>
     <w:tmpl w:val="ED102764"/>
@@ -33794,7 +32962,7 @@
       </w:rPr>
     </w:lvl>
   </w:abstractNum>
-  <w:abstractNum w:abstractNumId="34" w15:restartNumberingAfterBreak="0">
+  <w:abstractNum w:abstractNumId="35" w15:restartNumberingAfterBreak="0">
     <w:nsid w:val="64987757"/>
     <w:multiLevelType w:val="hybridMultilevel"/>
     <w:tmpl w:val="080C21D2"/>
@@ -33907,7 +33075,7 @@
       </w:rPr>
     </w:lvl>
   </w:abstractNum>
-  <w:abstractNum w:abstractNumId="35" w15:restartNumberingAfterBreak="0">
+  <w:abstractNum w:abstractNumId="36" w15:restartNumberingAfterBreak="0">
     <w:nsid w:val="66324F87"/>
     <w:multiLevelType w:val="multilevel"/>
     <w:tmpl w:val="DA8A9338"/>
@@ -34029,18 +33197,21 @@
       </w:rPr>
     </w:lvl>
   </w:abstractNum>
-  <w:abstractNum w:abstractNumId="36" w15:restartNumberingAfterBreak="0">
+  <w:abstractNum w:abstractNumId="37" w15:restartNumberingAfterBreak="0">
     <w:nsid w:val="66B44C65"/>
     <w:multiLevelType w:val="hybridMultilevel"/>
-    <w:tmpl w:val="1EEA4A60"/>
-    <w:lvl w:ilvl="0" w:tplc="240A000F">
-      <w:start w:val="1"/>
-      <w:numFmt w:val="decimal"/>
-      <w:lvlText w:val="%1."/>
+    <w:tmpl w:val="40F0BEA2"/>
+    <w:lvl w:ilvl="0" w:tplc="240A0001">
+      <w:start w:val="1"/>
+      <w:numFmt w:val="bullet"/>
+      <w:lvlText w:val=""/>
       <w:lvlJc w:val="left"/>
       <w:pPr>
         <w:ind w:left="1789" w:hanging="360"/>
       </w:pPr>
+      <w:rPr>
+        <w:rFonts w:ascii="Symbol" w:hAnsi="Symbol" w:hint="default"/>
+      </w:rPr>
     </w:lvl>
     <w:lvl w:ilvl="1" w:tplc="240A0019" w:tentative="1">
       <w:start w:val="1"/>
@@ -34115,7 +33286,7 @@
       </w:pPr>
     </w:lvl>
   </w:abstractNum>
-  <w:abstractNum w:abstractNumId="37" w15:restartNumberingAfterBreak="0">
+  <w:abstractNum w:abstractNumId="38" w15:restartNumberingAfterBreak="0">
     <w:nsid w:val="6BC2476E"/>
     <w:multiLevelType w:val="hybridMultilevel"/>
     <w:tmpl w:val="29A8982E"/>
@@ -34228,14 +33399,127 @@
       </w:rPr>
     </w:lvl>
   </w:abstractNum>
-  <w:abstractNum w:abstractNumId="38" w15:restartNumberingAfterBreak="0">
+  <w:abstractNum w:abstractNumId="39" w15:restartNumberingAfterBreak="0">
+    <w:nsid w:val="6CCA5CDC"/>
+    <w:multiLevelType w:val="hybridMultilevel"/>
+    <w:tmpl w:val="A16C5210"/>
+    <w:lvl w:ilvl="0" w:tplc="240A0017">
+      <w:start w:val="1"/>
+      <w:numFmt w:val="lowerLetter"/>
+      <w:lvlText w:val="%1)"/>
+      <w:lvlJc w:val="left"/>
+      <w:pPr>
+        <w:ind w:left="720" w:hanging="360"/>
+      </w:pPr>
+      <w:rPr>
+        <w:rFonts w:hint="default"/>
+      </w:rPr>
+    </w:lvl>
+    <w:lvl w:ilvl="1" w:tplc="240A0003" w:tentative="1">
+      <w:start w:val="1"/>
+      <w:numFmt w:val="bullet"/>
+      <w:lvlText w:val="o"/>
+      <w:lvlJc w:val="left"/>
+      <w:pPr>
+        <w:ind w:left="1440" w:hanging="360"/>
+      </w:pPr>
+      <w:rPr>
+        <w:rFonts w:ascii="Courier New" w:hAnsi="Courier New" w:cs="Courier New" w:hint="default"/>
+      </w:rPr>
+    </w:lvl>
+    <w:lvl w:ilvl="2" w:tplc="240A0005" w:tentative="1">
+      <w:start w:val="1"/>
+      <w:numFmt w:val="bullet"/>
+      <w:lvlText w:val=""/>
+      <w:lvlJc w:val="left"/>
+      <w:pPr>
+        <w:ind w:left="2160" w:hanging="360"/>
+      </w:pPr>
+      <w:rPr>
+        <w:rFonts w:ascii="Wingdings" w:hAnsi="Wingdings" w:hint="default"/>
+      </w:rPr>
+    </w:lvl>
+    <w:lvl w:ilvl="3" w:tplc="240A0001" w:tentative="1">
+      <w:start w:val="1"/>
+      <w:numFmt w:val="bullet"/>
+      <w:lvlText w:val=""/>
+      <w:lvlJc w:val="left"/>
+      <w:pPr>
+        <w:ind w:left="2880" w:hanging="360"/>
+      </w:pPr>
+      <w:rPr>
+        <w:rFonts w:ascii="Symbol" w:hAnsi="Symbol" w:hint="default"/>
+      </w:rPr>
+    </w:lvl>
+    <w:lvl w:ilvl="4" w:tplc="240A0003" w:tentative="1">
+      <w:start w:val="1"/>
+      <w:numFmt w:val="bullet"/>
+      <w:lvlText w:val="o"/>
+      <w:lvlJc w:val="left"/>
+      <w:pPr>
+        <w:ind w:left="3600" w:hanging="360"/>
+      </w:pPr>
+      <w:rPr>
+        <w:rFonts w:ascii="Courier New" w:hAnsi="Courier New" w:cs="Courier New" w:hint="default"/>
+      </w:rPr>
+    </w:lvl>
+    <w:lvl w:ilvl="5" w:tplc="240A0005" w:tentative="1">
+      <w:start w:val="1"/>
+      <w:numFmt w:val="bullet"/>
+      <w:lvlText w:val=""/>
+      <w:lvlJc w:val="left"/>
+      <w:pPr>
+        <w:ind w:left="4320" w:hanging="360"/>
+      </w:pPr>
+      <w:rPr>
+        <w:rFonts w:ascii="Wingdings" w:hAnsi="Wingdings" w:hint="default"/>
+      </w:rPr>
+    </w:lvl>
+    <w:lvl w:ilvl="6" w:tplc="240A0001" w:tentative="1">
+      <w:start w:val="1"/>
+      <w:numFmt w:val="bullet"/>
+      <w:lvlText w:val=""/>
+      <w:lvlJc w:val="left"/>
+      <w:pPr>
+        <w:ind w:left="5040" w:hanging="360"/>
+      </w:pPr>
+      <w:rPr>
+        <w:rFonts w:ascii="Symbol" w:hAnsi="Symbol" w:hint="default"/>
+      </w:rPr>
+    </w:lvl>
+    <w:lvl w:ilvl="7" w:tplc="240A0003" w:tentative="1">
+      <w:start w:val="1"/>
+      <w:numFmt w:val="bullet"/>
+      <w:lvlText w:val="o"/>
+      <w:lvlJc w:val="left"/>
+      <w:pPr>
+        <w:ind w:left="5760" w:hanging="360"/>
+      </w:pPr>
+      <w:rPr>
+        <w:rFonts w:ascii="Courier New" w:hAnsi="Courier New" w:cs="Courier New" w:hint="default"/>
+      </w:rPr>
+    </w:lvl>
+    <w:lvl w:ilvl="8" w:tplc="240A0005" w:tentative="1">
+      <w:start w:val="1"/>
+      <w:numFmt w:val="bullet"/>
+      <w:lvlText w:val=""/>
+      <w:lvlJc w:val="left"/>
+      <w:pPr>
+        <w:ind w:left="6480" w:hanging="360"/>
+      </w:pPr>
+      <w:rPr>
+        <w:rFonts w:ascii="Wingdings" w:hAnsi="Wingdings" w:hint="default"/>
+      </w:rPr>
+    </w:lvl>
+  </w:abstractNum>
+  <w:abstractNum w:abstractNumId="40" w15:restartNumberingAfterBreak="0">
     <w:nsid w:val="6D257A10"/>
     <w:multiLevelType w:val="hybridMultilevel"/>
-    <w:tmpl w:val="267EF5D2"/>
-    <w:lvl w:ilvl="0" w:tplc="2546343A">
-      <w:start w:val="1"/>
-      <w:numFmt w:val="decimal"/>
-      <w:lvlText w:val="%1."/>
+    <w:tmpl w:val="C75A5920"/>
+    <w:lvl w:ilvl="0" w:tplc="240A0017">
+      <w:start w:val="1"/>
+      <w:numFmt w:val="lowerLetter"/>
+      <w:lvlText w:val="%1)"/>
       <w:lvlJc w:val="left"/>
       <w:pPr>
         <w:ind w:left="1429" w:hanging="360"/>
@@ -34343,7 +33627,7 @@
       </w:rPr>
     </w:lvl>
   </w:abstractNum>
-  <w:abstractNum w:abstractNumId="39" w15:restartNumberingAfterBreak="0">
+  <w:abstractNum w:abstractNumId="41" w15:restartNumberingAfterBreak="0">
     <w:nsid w:val="6FF72505"/>
     <w:multiLevelType w:val="hybridMultilevel"/>
     <w:tmpl w:val="507AED06"/>
@@ -34456,127 +33740,127 @@
       </w:rPr>
     </w:lvl>
   </w:abstractNum>
-  <w:abstractNum w:abstractNumId="40" w15:restartNumberingAfterBreak="0">
+  <w:abstractNum w:abstractNumId="42" w15:restartNumberingAfterBreak="0">
     <w:nsid w:val="71D009BB"/>
     <w:multiLevelType w:val="hybridMultilevel"/>
-    <w:tmpl w:val="F5E01D52"/>
-    <w:lvl w:ilvl="0" w:tplc="240A000D">
+    <w:tmpl w:val="43B63344"/>
+    <w:lvl w:ilvl="0" w:tplc="240A0003">
       <w:start w:val="1"/>
       <w:numFmt w:val="bullet"/>
-      <w:lvlText w:val=""/>
+      <w:lvlText w:val="o"/>
       <w:lvlJc w:val="left"/>
       <w:pPr>
         <w:ind w:left="3410" w:hanging="360"/>
+      </w:pPr>
+      <w:rPr>
+        <w:rFonts w:ascii="Courier New" w:hAnsi="Courier New" w:cs="Courier New" w:hint="default"/>
+      </w:rPr>
+    </w:lvl>
+    <w:lvl w:ilvl="1" w:tplc="240A0003" w:tentative="1">
+      <w:start w:val="1"/>
+      <w:numFmt w:val="bullet"/>
+      <w:lvlText w:val="o"/>
+      <w:lvlJc w:val="left"/>
+      <w:pPr>
+        <w:ind w:left="4130" w:hanging="360"/>
+      </w:pPr>
+      <w:rPr>
+        <w:rFonts w:ascii="Courier New" w:hAnsi="Courier New" w:cs="Courier New" w:hint="default"/>
+      </w:rPr>
+    </w:lvl>
+    <w:lvl w:ilvl="2" w:tplc="240A0005" w:tentative="1">
+      <w:start w:val="1"/>
+      <w:numFmt w:val="bullet"/>
+      <w:lvlText w:val=""/>
+      <w:lvlJc w:val="left"/>
+      <w:pPr>
+        <w:ind w:left="4850" w:hanging="360"/>
       </w:pPr>
       <w:rPr>
         <w:rFonts w:ascii="Wingdings" w:hAnsi="Wingdings" w:hint="default"/>
       </w:rPr>
     </w:lvl>
-    <w:lvl w:ilvl="1" w:tplc="240A0003" w:tentative="1">
+    <w:lvl w:ilvl="3" w:tplc="240A0001" w:tentative="1">
+      <w:start w:val="1"/>
+      <w:numFmt w:val="bullet"/>
+      <w:lvlText w:val=""/>
+      <w:lvlJc w:val="left"/>
+      <w:pPr>
+        <w:ind w:left="5570" w:hanging="360"/>
+      </w:pPr>
+      <w:rPr>
+        <w:rFonts w:ascii="Symbol" w:hAnsi="Symbol" w:hint="default"/>
+      </w:rPr>
+    </w:lvl>
+    <w:lvl w:ilvl="4" w:tplc="240A0003" w:tentative="1">
       <w:start w:val="1"/>
       <w:numFmt w:val="bullet"/>
       <w:lvlText w:val="o"/>
       <w:lvlJc w:val="left"/>
       <w:pPr>
-        <w:ind w:left="4130" w:hanging="360"/>
+        <w:ind w:left="6290" w:hanging="360"/>
       </w:pPr>
       <w:rPr>
         <w:rFonts w:ascii="Courier New" w:hAnsi="Courier New" w:cs="Courier New" w:hint="default"/>
       </w:rPr>
     </w:lvl>
-    <w:lvl w:ilvl="2" w:tplc="240A0005" w:tentative="1">
+    <w:lvl w:ilvl="5" w:tplc="240A0005" w:tentative="1">
       <w:start w:val="1"/>
       <w:numFmt w:val="bullet"/>
       <w:lvlText w:val=""/>
       <w:lvlJc w:val="left"/>
       <w:pPr>
-        <w:ind w:left="4850" w:hanging="360"/>
+        <w:ind w:left="7010" w:hanging="360"/>
       </w:pPr>
       <w:rPr>
         <w:rFonts w:ascii="Wingdings" w:hAnsi="Wingdings" w:hint="default"/>
       </w:rPr>
     </w:lvl>
-    <w:lvl w:ilvl="3" w:tplc="240A0001" w:tentative="1">
+    <w:lvl w:ilvl="6" w:tplc="240A0001" w:tentative="1">
       <w:start w:val="1"/>
       <w:numFmt w:val="bullet"/>
       <w:lvlText w:val=""/>
       <w:lvlJc w:val="left"/>
       <w:pPr>
-        <w:ind w:left="5570" w:hanging="360"/>
+        <w:ind w:left="7730" w:hanging="360"/>
       </w:pPr>
       <w:rPr>
         <w:rFonts w:ascii="Symbol" w:hAnsi="Symbol" w:hint="default"/>
       </w:rPr>
     </w:lvl>
-    <w:lvl w:ilvl="4" w:tplc="240A0003" w:tentative="1">
+    <w:lvl w:ilvl="7" w:tplc="240A0003" w:tentative="1">
       <w:start w:val="1"/>
       <w:numFmt w:val="bullet"/>
       <w:lvlText w:val="o"/>
       <w:lvlJc w:val="left"/>
       <w:pPr>
-        <w:ind w:left="6290" w:hanging="360"/>
+        <w:ind w:left="8450" w:hanging="360"/>
       </w:pPr>
       <w:rPr>
         <w:rFonts w:ascii="Courier New" w:hAnsi="Courier New" w:cs="Courier New" w:hint="default"/>
       </w:rPr>
     </w:lvl>
-    <w:lvl w:ilvl="5" w:tplc="240A0005" w:tentative="1">
+    <w:lvl w:ilvl="8" w:tplc="240A0005" w:tentative="1">
       <w:start w:val="1"/>
       <w:numFmt w:val="bullet"/>
       <w:lvlText w:val=""/>
       <w:lvlJc w:val="left"/>
       <w:pPr>
-        <w:ind w:left="7010" w:hanging="360"/>
+        <w:ind w:left="9170" w:hanging="360"/>
       </w:pPr>
       <w:rPr>
         <w:rFonts w:ascii="Wingdings" w:hAnsi="Wingdings" w:hint="default"/>
       </w:rPr>
     </w:lvl>
-    <w:lvl w:ilvl="6" w:tplc="240A0001" w:tentative="1">
-      <w:start w:val="1"/>
-      <w:numFmt w:val="bullet"/>
-      <w:lvlText w:val=""/>
-      <w:lvlJc w:val="left"/>
-      <w:pPr>
-        <w:ind w:left="7730" w:hanging="360"/>
-      </w:pPr>
-      <w:rPr>
-        <w:rFonts w:ascii="Symbol" w:hAnsi="Symbol" w:hint="default"/>
-      </w:rPr>
-    </w:lvl>
-    <w:lvl w:ilvl="7" w:tplc="240A0003" w:tentative="1">
-      <w:start w:val="1"/>
-      <w:numFmt w:val="bullet"/>
-      <w:lvlText w:val="o"/>
-      <w:lvlJc w:val="left"/>
-      <w:pPr>
-        <w:ind w:left="8450" w:hanging="360"/>
-      </w:pPr>
-      <w:rPr>
-        <w:rFonts w:ascii="Courier New" w:hAnsi="Courier New" w:cs="Courier New" w:hint="default"/>
-      </w:rPr>
-    </w:lvl>
-    <w:lvl w:ilvl="8" w:tplc="240A0005" w:tentative="1">
-      <w:start w:val="1"/>
-      <w:numFmt w:val="bullet"/>
-      <w:lvlText w:val=""/>
-      <w:lvlJc w:val="left"/>
-      <w:pPr>
-        <w:ind w:left="9170" w:hanging="360"/>
-      </w:pPr>
-      <w:rPr>
-        <w:rFonts w:ascii="Wingdings" w:hAnsi="Wingdings" w:hint="default"/>
-      </w:rPr>
-    </w:lvl>
   </w:abstractNum>
-  <w:abstractNum w:abstractNumId="41" w15:restartNumberingAfterBreak="0">
+  <w:abstractNum w:abstractNumId="43" w15:restartNumberingAfterBreak="0">
     <w:nsid w:val="72A60BEA"/>
     <w:multiLevelType w:val="hybridMultilevel"/>
-    <w:tmpl w:val="8C1C9890"/>
-    <w:lvl w:ilvl="0" w:tplc="240A000F">
-      <w:start w:val="1"/>
-      <w:numFmt w:val="decimal"/>
-      <w:lvlText w:val="%1."/>
+    <w:tmpl w:val="21342EF2"/>
+    <w:lvl w:ilvl="0" w:tplc="240A0017">
+      <w:start w:val="1"/>
+      <w:numFmt w:val="lowerLetter"/>
+      <w:lvlText w:val="%1)"/>
       <w:lvlJc w:val="left"/>
       <w:pPr>
         <w:ind w:left="1429" w:hanging="360"/>
@@ -34655,7 +33939,7 @@
       </w:pPr>
     </w:lvl>
   </w:abstractNum>
-  <w:abstractNum w:abstractNumId="42" w15:restartNumberingAfterBreak="0">
+  <w:abstractNum w:abstractNumId="44" w15:restartNumberingAfterBreak="0">
     <w:nsid w:val="73FF55AB"/>
     <w:multiLevelType w:val="hybridMultilevel"/>
     <w:tmpl w:val="6ED45A90"/>
@@ -34768,7 +34052,7 @@
       </w:rPr>
     </w:lvl>
   </w:abstractNum>
-  <w:abstractNum w:abstractNumId="43" w15:restartNumberingAfterBreak="0">
+  <w:abstractNum w:abstractNumId="45" w15:restartNumberingAfterBreak="0">
     <w:nsid w:val="74315A4C"/>
     <w:multiLevelType w:val="multilevel"/>
     <w:tmpl w:val="CED096CE"/>
@@ -34917,7 +34201,7 @@
       </w:rPr>
     </w:lvl>
   </w:abstractNum>
-  <w:abstractNum w:abstractNumId="44" w15:restartNumberingAfterBreak="0">
+  <w:abstractNum w:abstractNumId="46" w15:restartNumberingAfterBreak="0">
     <w:nsid w:val="78646931"/>
     <w:multiLevelType w:val="hybridMultilevel"/>
     <w:tmpl w:val="9A38EB48"/>
@@ -35030,7 +34314,7 @@
       </w:rPr>
     </w:lvl>
   </w:abstractNum>
-  <w:abstractNum w:abstractNumId="45" w15:restartNumberingAfterBreak="0">
+  <w:abstractNum w:abstractNumId="47" w15:restartNumberingAfterBreak="0">
     <w:nsid w:val="78912F17"/>
     <w:multiLevelType w:val="hybridMultilevel"/>
     <w:tmpl w:val="86B69A4E"/>
@@ -35143,7 +34427,7 @@
       </w:rPr>
     </w:lvl>
   </w:abstractNum>
-  <w:abstractNum w:abstractNumId="46" w15:restartNumberingAfterBreak="0">
+  <w:abstractNum w:abstractNumId="48" w15:restartNumberingAfterBreak="0">
     <w:nsid w:val="7D6E4541"/>
     <w:multiLevelType w:val="hybridMultilevel"/>
     <w:tmpl w:val="09F099F2"/>
@@ -35256,7 +34540,7 @@
       </w:rPr>
     </w:lvl>
   </w:abstractNum>
-  <w:abstractNum w:abstractNumId="47" w15:restartNumberingAfterBreak="0">
+  <w:abstractNum w:abstractNumId="49" w15:restartNumberingAfterBreak="0">
     <w:nsid w:val="7E5E1F85"/>
     <w:multiLevelType w:val="hybridMultilevel"/>
     <w:tmpl w:val="CF720760"/>
@@ -35369,272 +34653,278 @@
       </w:rPr>
     </w:lvl>
   </w:abstractNum>
-  <w:abstractNum w:abstractNumId="48" w15:restartNumberingAfterBreak="0">
+  <w:abstractNum w:abstractNumId="50" w15:restartNumberingAfterBreak="0">
     <w:nsid w:val="7F984981"/>
     <w:multiLevelType w:val="hybridMultilevel"/>
-    <w:tmpl w:val="3AC062BC"/>
-    <w:lvl w:ilvl="0" w:tplc="240A000D">
+    <w:tmpl w:val="64E87AF4"/>
+    <w:lvl w:ilvl="0" w:tplc="240A0003">
       <w:start w:val="1"/>
       <w:numFmt w:val="bullet"/>
-      <w:lvlText w:val=""/>
+      <w:lvlText w:val="o"/>
       <w:lvlJc w:val="left"/>
       <w:pPr>
         <w:ind w:left="1429" w:hanging="360"/>
+      </w:pPr>
+      <w:rPr>
+        <w:rFonts w:ascii="Courier New" w:hAnsi="Courier New" w:cs="Courier New" w:hint="default"/>
+      </w:rPr>
+    </w:lvl>
+    <w:lvl w:ilvl="1" w:tplc="240A0003" w:tentative="1">
+      <w:start w:val="1"/>
+      <w:numFmt w:val="bullet"/>
+      <w:lvlText w:val="o"/>
+      <w:lvlJc w:val="left"/>
+      <w:pPr>
+        <w:ind w:left="2149" w:hanging="360"/>
+      </w:pPr>
+      <w:rPr>
+        <w:rFonts w:ascii="Courier New" w:hAnsi="Courier New" w:cs="Courier New" w:hint="default"/>
+      </w:rPr>
+    </w:lvl>
+    <w:lvl w:ilvl="2" w:tplc="240A0005" w:tentative="1">
+      <w:start w:val="1"/>
+      <w:numFmt w:val="bullet"/>
+      <w:lvlText w:val=""/>
+      <w:lvlJc w:val="left"/>
+      <w:pPr>
+        <w:ind w:left="2869" w:hanging="360"/>
       </w:pPr>
       <w:rPr>
         <w:rFonts w:ascii="Wingdings" w:hAnsi="Wingdings" w:hint="default"/>
       </w:rPr>
     </w:lvl>
-    <w:lvl w:ilvl="1" w:tplc="240A0003" w:tentative="1">
+    <w:lvl w:ilvl="3" w:tplc="240A0001" w:tentative="1">
+      <w:start w:val="1"/>
+      <w:numFmt w:val="bullet"/>
+      <w:lvlText w:val=""/>
+      <w:lvlJc w:val="left"/>
+      <w:pPr>
+        <w:ind w:left="3589" w:hanging="360"/>
+      </w:pPr>
+      <w:rPr>
+        <w:rFonts w:ascii="Symbol" w:hAnsi="Symbol" w:hint="default"/>
+      </w:rPr>
+    </w:lvl>
+    <w:lvl w:ilvl="4" w:tplc="240A0003" w:tentative="1">
       <w:start w:val="1"/>
       <w:numFmt w:val="bullet"/>
       <w:lvlText w:val="o"/>
       <w:lvlJc w:val="left"/>
       <w:pPr>
-        <w:ind w:left="2149" w:hanging="360"/>
+        <w:ind w:left="4309" w:hanging="360"/>
       </w:pPr>
       <w:rPr>
         <w:rFonts w:ascii="Courier New" w:hAnsi="Courier New" w:cs="Courier New" w:hint="default"/>
       </w:rPr>
     </w:lvl>
-    <w:lvl w:ilvl="2" w:tplc="240A0005" w:tentative="1">
+    <w:lvl w:ilvl="5" w:tplc="240A0005" w:tentative="1">
       <w:start w:val="1"/>
       <w:numFmt w:val="bullet"/>
       <w:lvlText w:val=""/>
       <w:lvlJc w:val="left"/>
       <w:pPr>
-        <w:ind w:left="2869" w:hanging="360"/>
+        <w:ind w:left="5029" w:hanging="360"/>
       </w:pPr>
       <w:rPr>
         <w:rFonts w:ascii="Wingdings" w:hAnsi="Wingdings" w:hint="default"/>
       </w:rPr>
     </w:lvl>
-    <w:lvl w:ilvl="3" w:tplc="240A0001" w:tentative="1">
+    <w:lvl w:ilvl="6" w:tplc="240A0001" w:tentative="1">
       <w:start w:val="1"/>
       <w:numFmt w:val="bullet"/>
       <w:lvlText w:val=""/>
       <w:lvlJc w:val="left"/>
       <w:pPr>
-        <w:ind w:left="3589" w:hanging="360"/>
+        <w:ind w:left="5749" w:hanging="360"/>
       </w:pPr>
       <w:rPr>
         <w:rFonts w:ascii="Symbol" w:hAnsi="Symbol" w:hint="default"/>
       </w:rPr>
     </w:lvl>
-    <w:lvl w:ilvl="4" w:tplc="240A0003" w:tentative="1">
+    <w:lvl w:ilvl="7" w:tplc="240A0003" w:tentative="1">
       <w:start w:val="1"/>
       <w:numFmt w:val="bullet"/>
       <w:lvlText w:val="o"/>
       <w:lvlJc w:val="left"/>
       <w:pPr>
-        <w:ind w:left="4309" w:hanging="360"/>
+        <w:ind w:left="6469" w:hanging="360"/>
       </w:pPr>
       <w:rPr>
         <w:rFonts w:ascii="Courier New" w:hAnsi="Courier New" w:cs="Courier New" w:hint="default"/>
       </w:rPr>
     </w:lvl>
-    <w:lvl w:ilvl="5" w:tplc="240A0005" w:tentative="1">
+    <w:lvl w:ilvl="8" w:tplc="240A0005" w:tentative="1">
       <w:start w:val="1"/>
       <w:numFmt w:val="bullet"/>
       <w:lvlText w:val=""/>
       <w:lvlJc w:val="left"/>
       <w:pPr>
-        <w:ind w:left="5029" w:hanging="360"/>
+        <w:ind w:left="7189" w:hanging="360"/>
       </w:pPr>
       <w:rPr>
         <w:rFonts w:ascii="Wingdings" w:hAnsi="Wingdings" w:hint="default"/>
       </w:rPr>
     </w:lvl>
-    <w:lvl w:ilvl="6" w:tplc="240A0001" w:tentative="1">
-      <w:start w:val="1"/>
-      <w:numFmt w:val="bullet"/>
-      <w:lvlText w:val=""/>
-      <w:lvlJc w:val="left"/>
-      <w:pPr>
-        <w:ind w:left="5749" w:hanging="360"/>
-      </w:pPr>
-      <w:rPr>
-        <w:rFonts w:ascii="Symbol" w:hAnsi="Symbol" w:hint="default"/>
-      </w:rPr>
-    </w:lvl>
-    <w:lvl w:ilvl="7" w:tplc="240A0003" w:tentative="1">
-      <w:start w:val="1"/>
-      <w:numFmt w:val="bullet"/>
-      <w:lvlText w:val="o"/>
-      <w:lvlJc w:val="left"/>
-      <w:pPr>
-        <w:ind w:left="6469" w:hanging="360"/>
-      </w:pPr>
-      <w:rPr>
-        <w:rFonts w:ascii="Courier New" w:hAnsi="Courier New" w:cs="Courier New" w:hint="default"/>
-      </w:rPr>
-    </w:lvl>
-    <w:lvl w:ilvl="8" w:tplc="240A0005" w:tentative="1">
-      <w:start w:val="1"/>
-      <w:numFmt w:val="bullet"/>
-      <w:lvlText w:val=""/>
-      <w:lvlJc w:val="left"/>
-      <w:pPr>
-        <w:ind w:left="7189" w:hanging="360"/>
-      </w:pPr>
-      <w:rPr>
-        <w:rFonts w:ascii="Wingdings" w:hAnsi="Wingdings" w:hint="default"/>
-      </w:rPr>
-    </w:lvl>
   </w:abstractNum>
-  <w:num w:numId="1">
+  <w:num w:numId="1" w16cid:durableId="969550330">
     <w:abstractNumId w:val="0"/>
   </w:num>
-  <w:num w:numId="2">
+  <w:num w:numId="2" w16cid:durableId="856653006">
+    <w:abstractNumId w:val="27"/>
+  </w:num>
+  <w:num w:numId="3" w16cid:durableId="1439179952">
+    <w:abstractNumId w:val="15"/>
+  </w:num>
+  <w:num w:numId="4" w16cid:durableId="1373312603">
+    <w:abstractNumId w:val="23"/>
+  </w:num>
+  <w:num w:numId="5" w16cid:durableId="1783265401">
+    <w:abstractNumId w:val="36"/>
+  </w:num>
+  <w:num w:numId="6" w16cid:durableId="1350834776">
+    <w:abstractNumId w:val="28"/>
+  </w:num>
+  <w:num w:numId="7" w16cid:durableId="1381591350">
+    <w:abstractNumId w:val="5"/>
+  </w:num>
+  <w:num w:numId="8" w16cid:durableId="812873375">
+    <w:abstractNumId w:val="45"/>
+  </w:num>
+  <w:num w:numId="9" w16cid:durableId="1912621204">
+    <w:abstractNumId w:val="1"/>
+  </w:num>
+  <w:num w:numId="10" w16cid:durableId="1260211536">
+    <w:abstractNumId w:val="25"/>
+  </w:num>
+  <w:num w:numId="11" w16cid:durableId="1763648444">
+    <w:abstractNumId w:val="2"/>
+  </w:num>
+  <w:num w:numId="12" w16cid:durableId="457527316">
+    <w:abstractNumId w:val="37"/>
+  </w:num>
+  <w:num w:numId="13" w16cid:durableId="1777677182">
+    <w:abstractNumId w:val="13"/>
+  </w:num>
+  <w:num w:numId="14" w16cid:durableId="68309032">
+    <w:abstractNumId w:val="48"/>
+  </w:num>
+  <w:num w:numId="15" w16cid:durableId="914242680">
+    <w:abstractNumId w:val="44"/>
+  </w:num>
+  <w:num w:numId="16" w16cid:durableId="1643147733">
+    <w:abstractNumId w:val="42"/>
+  </w:num>
+  <w:num w:numId="17" w16cid:durableId="1843082851">
+    <w:abstractNumId w:val="11"/>
+  </w:num>
+  <w:num w:numId="18" w16cid:durableId="1762556990">
+    <w:abstractNumId w:val="40"/>
+  </w:num>
+  <w:num w:numId="19" w16cid:durableId="1538661893">
+    <w:abstractNumId w:val="10"/>
+  </w:num>
+  <w:num w:numId="20" w16cid:durableId="1053310094">
+    <w:abstractNumId w:val="6"/>
+  </w:num>
+  <w:num w:numId="21" w16cid:durableId="721515542">
+    <w:abstractNumId w:val="34"/>
+  </w:num>
+  <w:num w:numId="22" w16cid:durableId="693263714">
+    <w:abstractNumId w:val="4"/>
+  </w:num>
+  <w:num w:numId="23" w16cid:durableId="1687976963">
+    <w:abstractNumId w:val="8"/>
+  </w:num>
+  <w:num w:numId="24" w16cid:durableId="780804947">
+    <w:abstractNumId w:val="30"/>
+  </w:num>
+  <w:num w:numId="25" w16cid:durableId="1463233109">
+    <w:abstractNumId w:val="32"/>
+  </w:num>
+  <w:num w:numId="26" w16cid:durableId="1731028159">
+    <w:abstractNumId w:val="24"/>
+  </w:num>
+  <w:num w:numId="27" w16cid:durableId="1385449750">
+    <w:abstractNumId w:val="35"/>
+  </w:num>
+  <w:num w:numId="28" w16cid:durableId="1452745354">
+    <w:abstractNumId w:val="21"/>
+  </w:num>
+  <w:num w:numId="29" w16cid:durableId="1252156965">
+    <w:abstractNumId w:val="14"/>
+  </w:num>
+  <w:num w:numId="30" w16cid:durableId="720792523">
+    <w:abstractNumId w:val="18"/>
+  </w:num>
+  <w:num w:numId="31" w16cid:durableId="1871068883">
+    <w:abstractNumId w:val="46"/>
+  </w:num>
+  <w:num w:numId="32" w16cid:durableId="1879513688">
+    <w:abstractNumId w:val="20"/>
+  </w:num>
+  <w:num w:numId="33" w16cid:durableId="1294943196">
+    <w:abstractNumId w:val="3"/>
+  </w:num>
+  <w:num w:numId="34" w16cid:durableId="1253394925">
+    <w:abstractNumId w:val="33"/>
+  </w:num>
+  <w:num w:numId="35" w16cid:durableId="1574122724">
+    <w:abstractNumId w:val="41"/>
+  </w:num>
+  <w:num w:numId="36" w16cid:durableId="971053793">
+    <w:abstractNumId w:val="7"/>
+  </w:num>
+  <w:num w:numId="37" w16cid:durableId="1360357587">
+    <w:abstractNumId w:val="29"/>
+  </w:num>
+  <w:num w:numId="38" w16cid:durableId="929317315">
+    <w:abstractNumId w:val="43"/>
+  </w:num>
+  <w:num w:numId="39" w16cid:durableId="1736319786">
+    <w:abstractNumId w:val="31"/>
+  </w:num>
+  <w:num w:numId="40" w16cid:durableId="1215699723">
+    <w:abstractNumId w:val="38"/>
+  </w:num>
+  <w:num w:numId="41" w16cid:durableId="1233586507">
+    <w:abstractNumId w:val="47"/>
+  </w:num>
+  <w:num w:numId="42" w16cid:durableId="694234761">
+    <w:abstractNumId w:val="9"/>
+  </w:num>
+  <w:num w:numId="43" w16cid:durableId="987904381">
+    <w:abstractNumId w:val="17"/>
+  </w:num>
+  <w:num w:numId="44" w16cid:durableId="1005399148">
     <w:abstractNumId w:val="26"/>
   </w:num>
-  <w:num w:numId="3">
-    <w:abstractNumId w:val="14"/>
+  <w:num w:numId="45" w16cid:durableId="1094128970">
+    <w:abstractNumId w:val="16"/>
   </w:num>
-  <w:num w:numId="4">
+  <w:num w:numId="46" w16cid:durableId="1655715304">
     <w:abstractNumId w:val="22"/>
   </w:num>
-  <w:num w:numId="5">
-    <w:abstractNumId w:val="35"/>
+  <w:num w:numId="47" w16cid:durableId="1275284937">
+    <w:abstractNumId w:val="49"/>
   </w:num>
-  <w:num w:numId="6">
-    <w:abstractNumId w:val="27"/>
-  </w:num>
-  <w:num w:numId="7">
-    <w:abstractNumId w:val="5"/>
-  </w:num>
-  <w:num w:numId="8">
-    <w:abstractNumId w:val="43"/>
-  </w:num>
-  <w:num w:numId="9">
-    <w:abstractNumId w:val="1"/>
-  </w:num>
-  <w:num w:numId="10">
-    <w:abstractNumId w:val="24"/>
-  </w:num>
-  <w:num w:numId="11">
-    <w:abstractNumId w:val="2"/>
-  </w:num>
-  <w:num w:numId="12">
-    <w:abstractNumId w:val="36"/>
-  </w:num>
-  <w:num w:numId="13">
-    <w:abstractNumId w:val="12"/>
-  </w:num>
-  <w:num w:numId="14">
-    <w:abstractNumId w:val="46"/>
-  </w:num>
-  <w:num w:numId="15">
-    <w:abstractNumId w:val="42"/>
-  </w:num>
-  <w:num w:numId="16">
-    <w:abstractNumId w:val="40"/>
-  </w:num>
-  <w:num w:numId="17">
-    <w:abstractNumId w:val="11"/>
-  </w:num>
-  <w:num w:numId="18">
-    <w:abstractNumId w:val="38"/>
-  </w:num>
-  <w:num w:numId="19">
-    <w:abstractNumId w:val="10"/>
-  </w:num>
-  <w:num w:numId="20">
-    <w:abstractNumId w:val="6"/>
-  </w:num>
-  <w:num w:numId="21">
-    <w:abstractNumId w:val="33"/>
-  </w:num>
-  <w:num w:numId="22">
-    <w:abstractNumId w:val="4"/>
-  </w:num>
-  <w:num w:numId="23">
-    <w:abstractNumId w:val="8"/>
-  </w:num>
-  <w:num w:numId="24">
-    <w:abstractNumId w:val="29"/>
-  </w:num>
-  <w:num w:numId="25">
-    <w:abstractNumId w:val="31"/>
-  </w:num>
-  <w:num w:numId="26">
-    <w:abstractNumId w:val="23"/>
-  </w:num>
-  <w:num w:numId="27">
-    <w:abstractNumId w:val="34"/>
-  </w:num>
-  <w:num w:numId="28">
-    <w:abstractNumId w:val="20"/>
-  </w:num>
-  <w:num w:numId="29">
-    <w:abstractNumId w:val="13"/>
-  </w:num>
-  <w:num w:numId="30">
-    <w:abstractNumId w:val="17"/>
-  </w:num>
-  <w:num w:numId="31">
-    <w:abstractNumId w:val="44"/>
-  </w:num>
-  <w:num w:numId="32">
+  <w:num w:numId="48" w16cid:durableId="783305679">
     <w:abstractNumId w:val="19"/>
   </w:num>
-  <w:num w:numId="33">
-    <w:abstractNumId w:val="3"/>
+  <w:num w:numId="49" w16cid:durableId="1258977008">
+    <w:abstractNumId w:val="50"/>
   </w:num>
-  <w:num w:numId="34">
-    <w:abstractNumId w:val="32"/>
-  </w:num>
-  <w:num w:numId="35">
+  <w:num w:numId="50" w16cid:durableId="1372341536">
     <w:abstractNumId w:val="39"/>
   </w:num>
-  <w:num w:numId="36">
-    <w:abstractNumId w:val="7"/>
-  </w:num>
-  <w:num w:numId="37">
-    <w:abstractNumId w:val="28"/>
-  </w:num>
-  <w:num w:numId="38">
-    <w:abstractNumId w:val="41"/>
-  </w:num>
-  <w:num w:numId="39">
-    <w:abstractNumId w:val="30"/>
-  </w:num>
-  <w:num w:numId="40">
-    <w:abstractNumId w:val="37"/>
-  </w:num>
-  <w:num w:numId="41">
-    <w:abstractNumId w:val="45"/>
-  </w:num>
-  <w:num w:numId="42">
-    <w:abstractNumId w:val="9"/>
-  </w:num>
-  <w:num w:numId="43">
-    <w:abstractNumId w:val="16"/>
-  </w:num>
-  <w:num w:numId="44">
-    <w:abstractNumId w:val="25"/>
-  </w:num>
-  <w:num w:numId="45">
-    <w:abstractNumId w:val="15"/>
-  </w:num>
-  <w:num w:numId="46">
-    <w:abstractNumId w:val="21"/>
-  </w:num>
-  <w:num w:numId="47">
-    <w:abstractNumId w:val="47"/>
-  </w:num>
-  <w:num w:numId="48">
-    <w:abstractNumId w:val="18"/>
-  </w:num>
-  <w:num w:numId="49">
-    <w:abstractNumId w:val="48"/>
+  <w:num w:numId="51" w16cid:durableId="82146584">
+    <w:abstractNumId w:val="12"/>
   </w:num>
   <w:numIdMacAtCleanup w:val="49"/>
 </w:numbering>
 </file>
 
 <file path=word/styles.xml><?xml version="1.0" encoding="utf-8"?>
-<w:styles xmlns:mc="http://schemas.openxmlformats.org/markup-compatibility/2006" xmlns:r="http://schemas.openxmlformats.org/officeDocument/2006/relationships" xmlns:w="http://schemas.openxmlformats.org/wordprocessingml/2006/main" xmlns:w14="http://schemas.microsoft.com/office/word/2010/wordml" xmlns:w15="http://schemas.microsoft.com/office/word/2012/wordml" xmlns:w16cex="http://schemas.microsoft.com/office/word/2018/wordml/cex" xmlns:w16cid="http://schemas.microsoft.com/office/word/2016/wordml/cid" xmlns:w16="http://schemas.microsoft.com/office/word/2018/wordml" xmlns:w16se="http://schemas.microsoft.com/office/word/2015/wordml/symex" mc:Ignorable="w14 w15 w16se w16cid w16 w16cex">
+<w:styles xmlns:mc="http://schemas.openxmlformats.org/markup-compatibility/2006" xmlns:r="http://schemas.openxmlformats.org/officeDocument/2006/relationships" xmlns:w="http://schemas.openxmlformats.org/wordprocessingml/2006/main" xmlns:w14="http://schemas.microsoft.com/office/word/2010/wordml" xmlns:w15="http://schemas.microsoft.com/office/word/2012/wordml" xmlns:w16cex="http://schemas.microsoft.com/office/word/2018/wordml/cex" xmlns:w16cid="http://schemas.microsoft.com/office/word/2016/wordml/cid" xmlns:w16="http://schemas.microsoft.com/office/word/2018/wordml" xmlns:w16du="http://schemas.microsoft.com/office/word/2023/wordml/word16du" xmlns:w16sdtdh="http://schemas.microsoft.com/office/word/2020/wordml/sdtdatahash" xmlns:w16sdtfl="http://schemas.microsoft.com/office/word/2024/wordml/sdtformatlock" xmlns:w16se="http://schemas.microsoft.com/office/word/2015/wordml/symex" mc:Ignorable="w14 w15 w16se w16cid w16 w16cex w16sdtdh w16sdtfl w16du">
   <w:docDefaults>
     <w:rPrDefault>
       <w:rPr>
@@ -36379,13 +35669,13 @@
     <w:link w:val="FiguraCar"/>
     <w:autoRedefine/>
     <w:qFormat/>
-    <w:rsid w:val="000E7199"/>
+    <w:rsid w:val="005E61D7"/>
     <w:pPr>
       <w:tabs>
         <w:tab w:val="left" w:pos="1134"/>
       </w:tabs>
+      <w:spacing w:beforeLines="160" w:before="384" w:afterLines="120" w:after="288"/>
       <w:ind w:firstLine="0"/>
-      <w:jc w:val="center"/>
     </w:pPr>
     <w:rPr>
       <w:rFonts w:cstheme="minorHAnsi"/>
@@ -36403,7 +35693,7 @@
     <w:name w:val="Figura Car"/>
     <w:basedOn w:val="Fuentedeprrafopredeter"/>
     <w:link w:val="Figura"/>
-    <w:rsid w:val="000E7199"/>
+    <w:rsid w:val="005E61D7"/>
     <w:rPr>
       <w:rFonts w:cstheme="minorHAnsi"/>
       <w:b/>
@@ -37174,7 +36464,7 @@
       <w:sz w:val="28"/>
     </w:rPr>
   </w:style>
-  <w:style w:type="character" w:styleId="Textoennegrita">
+  <w:style w:type="character" w:styleId="Fuerte">
     <w:name w:val="Strong"/>
     <w:basedOn w:val="Fuentedeprrafopredeter"/>
     <w:uiPriority w:val="22"/>
@@ -38020,6 +37310,10 @@
 </file>
 
 <file path=customXml/item3.xml><?xml version="1.0" encoding="utf-8"?>
+<b:Sources xmlns:b="http://schemas.openxmlformats.org/officeDocument/2006/bibliography" xmlns="http://schemas.openxmlformats.org/officeDocument/2006/bibliography" SelectedStyle="\APASixthEditionOfficeOnline.xsl" StyleName="APA" Version="6"/>
+</file>
+
+<file path=customXml/item4.xml><?xml version="1.0" encoding="utf-8"?>
 <ct:contentTypeSchema xmlns:ct="http://schemas.microsoft.com/office/2006/metadata/contentType" xmlns:ma="http://schemas.microsoft.com/office/2006/metadata/properties/metaAttributes" ct:_="" ma:_="" ma:contentTypeName="Documento" ma:contentTypeID="0x010100FD531872C7CE554584EF00C37E403D8B" ma:contentTypeVersion="12" ma:contentTypeDescription="Crear nuevo documento." ma:contentTypeScope="" ma:versionID="a0d89fd5b48a615df9537d24884bb7c6">
   <xsd:schema xmlns:xsd="http://www.w3.org/2001/XMLSchema" xmlns:xs="http://www.w3.org/2001/XMLSchema" xmlns:p="http://schemas.microsoft.com/office/2006/metadata/properties" xmlns:ns2="2b6b437a-5846-4934-ac66-7de06297595b" xmlns:ns3="2c0ff4f8-6664-4eb8-8bb0-965f2536cb1b" targetNamespace="http://schemas.microsoft.com/office/2006/metadata/properties" ma:root="true" ma:fieldsID="50ca0175e5ef1c7ebc90c8a78e9b38bb" ns2:_="" ns3:_="">
     <xsd:import namespace="2b6b437a-5846-4934-ac66-7de06297595b"/>
@@ -38220,10 +37514,6 @@
 </ct:contentTypeSchema>
 </file>
 
-<file path=customXml/item4.xml><?xml version="1.0" encoding="utf-8"?>
-<b:Sources xmlns:b="http://schemas.openxmlformats.org/officeDocument/2006/bibliography" xmlns="http://schemas.openxmlformats.org/officeDocument/2006/bibliography" SelectedStyle="\APASixthEditionOfficeOnline.xsl" StyleName="APA" Version="6"/>
-</file>
-
 <file path=customXml/itemProps1.xml><?xml version="1.0" encoding="utf-8"?>
 <ds:datastoreItem xmlns:ds="http://schemas.openxmlformats.org/officeDocument/2006/customXml" ds:itemID="{26221FEA-D6DA-4476-84EB-F2C3C8FDC165}">
   <ds:schemaRefs>
@@ -38244,6 +37534,14 @@
 </file>
 
 <file path=customXml/itemProps3.xml><?xml version="1.0" encoding="utf-8"?>
+<ds:datastoreItem xmlns:ds="http://schemas.openxmlformats.org/officeDocument/2006/customXml" ds:itemID="{437FDE1E-1161-440C-81C2-7DC4B03B27E8}">
+  <ds:schemaRefs>
+    <ds:schemaRef ds:uri="http://schemas.openxmlformats.org/officeDocument/2006/bibliography"/>
+  </ds:schemaRefs>
+</ds:datastoreItem>
+</file>
+
+<file path=customXml/itemProps4.xml><?xml version="1.0" encoding="utf-8"?>
 <ds:datastoreItem xmlns:ds="http://schemas.openxmlformats.org/officeDocument/2006/customXml" ds:itemID="{A95F3750-CC84-45E7-990D-8EC61E672C7F}">
   <ds:schemaRefs>
     <ds:schemaRef ds:uri="http://schemas.microsoft.com/office/2006/metadata/contentType"/>
@@ -38260,12 +37558,4 @@
     <ds:schemaRef ds:uri="http://schemas.microsoft.com/internal/obd"/>
   </ds:schemaRefs>
 </ds:datastoreItem>
-</file>
-
-<file path=customXml/itemProps4.xml><?xml version="1.0" encoding="utf-8"?>
-<ds:datastoreItem xmlns:ds="http://schemas.openxmlformats.org/officeDocument/2006/customXml" ds:itemID="{6CB3BB31-BAAB-421F-B4BE-2A7E7DD1D34C}">
-  <ds:schemaRefs>
-    <ds:schemaRef ds:uri="http://schemas.openxmlformats.org/officeDocument/2006/bibliography"/>
-  </ds:schemaRefs>
-</ds:datastoreItem>
 </file>